--- a/docs/reference/documentos_funcionales/App_Cotizacion_Solar_v2.docx
+++ b/docs/reference/documentos_funcionales/App_Cotizacion_Solar_v2.docx
@@ -528,19 +528,11 @@
       </w:r>
       <w:proofErr w:type="spellStart"/>
       <w:r>
-        <w:t>Numero_</w:t>
-      </w:r>
-      <w:proofErr w:type="gramStart"/>
-      <w:r>
-        <w:t>paneles</w:t>
-      </w:r>
-      <w:proofErr w:type="spellEnd"/>
-      <w:r>
-        <w:t>(</w:t>
-      </w:r>
-      <w:proofErr w:type="gramEnd"/>
-      <w:r>
-        <w:t xml:space="preserve">Pantalla5:paneles_screen) </w:t>
+        <w:t>Numero_paneles</w:t>
+      </w:r>
+      <w:proofErr w:type="spellEnd"/>
+      <w:r>
+        <w:t xml:space="preserve">(Pantalla5:paneles_screen) </w:t>
       </w:r>
     </w:p>
     <w:p>
@@ -587,19 +579,11 @@
       </w:r>
       <w:proofErr w:type="spellStart"/>
       <w:r>
-        <w:t>estructura_</w:t>
-      </w:r>
-      <w:proofErr w:type="gramStart"/>
-      <w:r>
-        <w:t>screen</w:t>
-      </w:r>
-      <w:proofErr w:type="spellEnd"/>
-      <w:r>
-        <w:t>(</w:t>
-      </w:r>
-      <w:proofErr w:type="gramEnd"/>
-      <w:r>
-        <w:t>Pantalla7:estructura_screen)</w:t>
+        <w:t>estructura_screen</w:t>
+      </w:r>
+      <w:proofErr w:type="spellEnd"/>
+      <w:r>
+        <w:t>(Pantalla7:estructura_screen)</w:t>
       </w:r>
     </w:p>
     <w:p>
@@ -1991,15 +1975,7 @@
         <w:t>Si la distancia del inversor al centro de carga es menor a 17 metros</w:t>
       </w:r>
       <w:r>
-        <w:t xml:space="preserve"> se </w:t>
-      </w:r>
-      <w:proofErr w:type="gramStart"/>
-      <w:r>
-        <w:t>usara</w:t>
-      </w:r>
-      <w:proofErr w:type="gramEnd"/>
-      <w:r>
-        <w:t xml:space="preserve"> el mismo calibre que ya se venía usando</w:t>
+        <w:t xml:space="preserve"> se usara el mismo calibre que ya se venía usando</w:t>
       </w:r>
     </w:p>
     <w:p>
@@ -2605,6 +2581,18 @@
         </w:numPr>
       </w:pPr>
       <w:r>
+        <w:t xml:space="preserve">Para el cálculo del numero de filas de patas por estructura será con el siguiente criterio: si el numero de filas de paneles es de 1 – 3, será: No. De filas de patas = (numero de filas de paneles) +1, para filas de paneles mayores a 3 se usara el criterio de No de filas de patas = (Numero de filas de paneles) + 2 </w:t>
+      </w:r>
+    </w:p>
+    <w:p>
+      <w:pPr>
+        <w:pStyle w:val="Prrafodelista"/>
+        <w:numPr>
+          <w:ilvl w:val="0"/>
+          <w:numId w:val="23"/>
+        </w:numPr>
+      </w:pPr>
+      <w:r>
         <w:t>C</w:t>
       </w:r>
       <w:r>
@@ -2736,7 +2724,7 @@
           </mc:Choice>
           <mc:Fallback>
             <w:pict>
-              <v:rect w14:anchorId="3848BD09" id="Rectángulo 2" o:spid="_x0000_s1026" style="position:absolute;margin-left:184.2pt;margin-top:7.1pt;width:61.8pt;height:91.8pt;z-index:251654144;visibility:visible;mso-wrap-style:square;mso-wrap-distance-left:9pt;mso-wrap-distance-top:0;mso-wrap-distance-right:9pt;mso-wrap-distance-bottom:0;mso-position-horizontal:absolute;mso-position-horizontal-relative:text;mso-position-vertical:absolute;mso-position-vertical-relative:text;v-text-anchor:middle" o:gfxdata="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" fillcolor="white [3201]" strokecolor="black [3200]" strokeweight="2pt"/>
+              <v:rect w14:anchorId="4E0DF8A6" id="Rectángulo 2" o:spid="_x0000_s1026" style="position:absolute;margin-left:184.2pt;margin-top:7.1pt;width:61.8pt;height:91.8pt;z-index:251654144;visibility:visible;mso-wrap-style:square;mso-wrap-distance-left:9pt;mso-wrap-distance-top:0;mso-wrap-distance-right:9pt;mso-wrap-distance-bottom:0;mso-position-horizontal:absolute;mso-position-horizontal-relative:text;mso-position-vertical:absolute;mso-position-vertical-relative:text;v-text-anchor:middle" o:gfxdata="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" fillcolor="white [3201]" strokecolor="black [3200]" strokeweight="2pt"/>
             </w:pict>
           </mc:Fallback>
         </mc:AlternateContent>
@@ -3063,6 +3051,7 @@
         </w:numPr>
       </w:pPr>
       <w:r>
+        <w:lastRenderedPageBreak/>
         <w:t>Para calcular el número de patas que requiera cada fila será el numero de paneles por fila menos 1 y este valor se multiplicara por cada fila, todas las estructuras llevaran tres filas de patas, delanteras, intermedias y traseras</w:t>
       </w:r>
     </w:p>
@@ -3087,12 +3076,14 @@
         </w:numPr>
       </w:pPr>
       <w:r>
-        <w:lastRenderedPageBreak/>
         <w:t xml:space="preserve">Usando el </w:t>
       </w:r>
       <w:proofErr w:type="spellStart"/>
       <w:r>
-        <w:t>valor_verticla</w:t>
+        <w:t>valor_vertic</w:t>
+      </w:r>
+      <w:r>
+        <w:t>al</w:t>
       </w:r>
       <w:proofErr w:type="spellEnd"/>
       <w:r>
@@ -3255,11 +3246,9 @@
       <w:r>
         <w:t xml:space="preserve"> usando la medida de pata trasera, siendo este el cateto opuesto y la distancia entre patas como cateto adyacente; el largo del rompevientos será igual a la hipotenusa de estos dos catetos </w:t>
       </w:r>
-      <w:proofErr w:type="spellStart"/>
-      <w:r>
-        <w:t>mas</w:t>
-      </w:r>
-      <w:proofErr w:type="spellEnd"/>
+      <w:r>
+        <w:t>más</w:t>
+      </w:r>
       <w:r>
         <w:t xml:space="preserve"> 10 cm y siempre se ocupan 2 entonces se multiplicara por 2 siempre, hasta aquí se sumaran todas estas medidas y mostrara el resultado total de “Material de Angulo” necesario y después se dividirá entre 6 y mostrara el resultado para comprar el en tramos de 6 metros que se ocupa.</w:t>
       </w:r>
@@ -3400,7 +3389,11 @@
         </w:numPr>
       </w:pPr>
       <w:r>
-        <w:t>Se multiplica la cantidad necesaria por el tamaño del riel y se comparará con las siguientes medidas vendidas, asumiendo que la recomendación deberá ser siempre mayor, hay solo 2 opciones tramos comerciales de 4.8 metros y 6 metros, se pueden combinar para ajustar la cantidad necesaria siempre tratando de que haya la menor cantidad de desperdicio de material</w:t>
+        <w:t xml:space="preserve">Se multiplica la cantidad necesaria por el tamaño del riel y se comparará con las siguientes medidas vendidas, asumiendo que la recomendación deberá ser siempre </w:t>
+      </w:r>
+      <w:r>
+        <w:lastRenderedPageBreak/>
+        <w:t>mayor, hay solo 2 opciones tramos comerciales de 4.8 metros y 6 metros, se pueden combinar para ajustar la cantidad necesaria siempre tratando de que haya la menor cantidad de desperdicio de material</w:t>
       </w:r>
     </w:p>
     <w:p/>
@@ -3414,7 +3407,6 @@
       </w:pPr>
       <w:proofErr w:type="spellStart"/>
       <w:r>
-        <w:lastRenderedPageBreak/>
         <w:t>Calculo</w:t>
       </w:r>
       <w:proofErr w:type="spellEnd"/>
@@ -4050,6 +4042,7 @@
         <w:rPr>
           <w:lang w:val="es-MX"/>
         </w:rPr>
+        <w:lastRenderedPageBreak/>
         <w:t xml:space="preserve">Al final se deberá hacer la suma total de los precios, </w:t>
       </w:r>
       <w:r>
@@ -4308,7 +4301,7 @@
       </w:pPr>
       <w:r>
         <w:pict w14:anchorId="46F16755">
-          <v:rect id="_x0000_i1169" style="width:0;height:1.5pt" o:hralign="center" o:hrstd="t" o:hr="t" fillcolor="#a0a0a0" stroked="f"/>
+          <v:rect id="_x0000_i1025" style="width:0;height:1.5pt" o:hralign="center" o:hrstd="t" o:hr="t" fillcolor="#a0a0a0" stroked="f"/>
         </w:pict>
       </w:r>
     </w:p>
@@ -4368,7 +4361,7 @@
       </w:pPr>
       <w:r>
         <w:pict w14:anchorId="3615F488">
-          <v:rect id="_x0000_i1170" style="width:0;height:1.5pt" o:hralign="center" o:hrstd="t" o:hr="t" fillcolor="#a0a0a0" stroked="f"/>
+          <v:rect id="_x0000_i1026" style="width:0;height:1.5pt" o:hralign="center" o:hrstd="t" o:hr="t" fillcolor="#a0a0a0" stroked="f"/>
         </w:pict>
       </w:r>
     </w:p>
@@ -4577,7 +4570,7 @@
       </w:pPr>
       <w:r>
         <w:pict w14:anchorId="0352D848">
-          <v:rect id="_x0000_i1171" style="width:0;height:1.5pt" o:hralign="center" o:hrstd="t" o:hr="t" fillcolor="#a0a0a0" stroked="f"/>
+          <v:rect id="_x0000_i1027" style="width:0;height:1.5pt" o:hralign="center" o:hrstd="t" o:hr="t" fillcolor="#a0a0a0" stroked="f"/>
         </w:pict>
       </w:r>
     </w:p>
@@ -5105,7 +5098,7 @@
       </w:pPr>
       <w:r>
         <w:pict w14:anchorId="1C3FF197">
-          <v:rect id="_x0000_i1172" style="width:0;height:1.5pt" o:hralign="center" o:hrstd="t" o:hr="t" fillcolor="#a0a0a0" stroked="f"/>
+          <v:rect id="_x0000_i1028" style="width:0;height:1.5pt" o:hralign="center" o:hrstd="t" o:hr="t" fillcolor="#a0a0a0" stroked="f"/>
         </w:pict>
       </w:r>
     </w:p>
@@ -6962,7 +6955,7 @@
       </w:pPr>
       <w:r>
         <w:pict w14:anchorId="5C23E082">
-          <v:rect id="_x0000_i1173" style="width:0;height:1.5pt" o:hralign="center" o:hrstd="t" o:hr="t" fillcolor="#a0a0a0" stroked="f"/>
+          <v:rect id="_x0000_i1029" style="width:0;height:1.5pt" o:hralign="center" o:hrstd="t" o:hr="t" fillcolor="#a0a0a0" stroked="f"/>
         </w:pict>
       </w:r>
     </w:p>
@@ -8273,7 +8266,7 @@
       </w:pPr>
       <w:r>
         <w:pict w14:anchorId="6768C3F9">
-          <v:rect id="_x0000_i1174" style="width:0;height:1.5pt" o:hralign="center" o:hrstd="t" o:hr="t" fillcolor="#a0a0a0" stroked="f"/>
+          <v:rect id="_x0000_i1030" style="width:0;height:1.5pt" o:hralign="center" o:hrstd="t" o:hr="t" fillcolor="#a0a0a0" stroked="f"/>
         </w:pict>
       </w:r>
     </w:p>
@@ -8799,7 +8792,7 @@
       </w:pPr>
       <w:r>
         <w:pict w14:anchorId="3933251D">
-          <v:rect id="_x0000_i1175" style="width:0;height:1.5pt" o:hralign="center" o:hrstd="t" o:hr="t" fillcolor="#a0a0a0" stroked="f"/>
+          <v:rect id="_x0000_i1031" style="width:0;height:1.5pt" o:hralign="center" o:hrstd="t" o:hr="t" fillcolor="#a0a0a0" stroked="f"/>
         </w:pict>
       </w:r>
     </w:p>
@@ -9338,7 +9331,7 @@
       </w:pPr>
       <w:r>
         <w:pict w14:anchorId="7A239476">
-          <v:rect id="_x0000_i1176" style="width:0;height:1.5pt" o:hralign="center" o:hrstd="t" o:hr="t" fillcolor="#a0a0a0" stroked="f"/>
+          <v:rect id="_x0000_i1032" style="width:0;height:1.5pt" o:hralign="center" o:hrstd="t" o:hr="t" fillcolor="#a0a0a0" stroked="f"/>
         </w:pict>
       </w:r>
     </w:p>
@@ -9642,7 +9635,7 @@
       </w:pPr>
       <w:r>
         <w:pict w14:anchorId="42036548">
-          <v:rect id="_x0000_i1177" style="width:0;height:1.5pt" o:hralign="center" o:hrstd="t" o:hr="t" fillcolor="#a0a0a0" stroked="f"/>
+          <v:rect id="_x0000_i1033" style="width:0;height:1.5pt" o:hralign="center" o:hrstd="t" o:hr="t" fillcolor="#a0a0a0" stroked="f"/>
         </w:pict>
       </w:r>
     </w:p>
@@ -10200,7 +10193,7 @@
       </w:pPr>
       <w:r>
         <w:pict w14:anchorId="17516316">
-          <v:rect id="_x0000_i1178" style="width:0;height:1.5pt" o:hralign="center" o:hrstd="t" o:hr="t" fillcolor="#a0a0a0" stroked="f"/>
+          <v:rect id="_x0000_i1034" style="width:0;height:1.5pt" o:hralign="center" o:hrstd="t" o:hr="t" fillcolor="#a0a0a0" stroked="f"/>
         </w:pict>
       </w:r>
     </w:p>
@@ -10915,7 +10908,7 @@
       </w:pPr>
       <w:r>
         <w:pict w14:anchorId="2852F3FF">
-          <v:rect id="_x0000_i1179" style="width:0;height:1.5pt" o:hralign="center" o:hrstd="t" o:hr="t" fillcolor="#a0a0a0" stroked="f"/>
+          <v:rect id="_x0000_i1035" style="width:0;height:1.5pt" o:hralign="center" o:hrstd="t" o:hr="t" fillcolor="#a0a0a0" stroked="f"/>
         </w:pict>
       </w:r>
     </w:p>
@@ -11549,7 +11542,7 @@
       </w:pPr>
       <w:r>
         <w:pict w14:anchorId="11674F89">
-          <v:rect id="_x0000_i1180" style="width:0;height:1.5pt" o:hralign="center" o:hrstd="t" o:hr="t" fillcolor="#a0a0a0" stroked="f"/>
+          <v:rect id="_x0000_i1036" style="width:0;height:1.5pt" o:hralign="center" o:hrstd="t" o:hr="t" fillcolor="#a0a0a0" stroked="f"/>
         </w:pict>
       </w:r>
     </w:p>
@@ -12300,7 +12293,7 @@
       </w:pPr>
       <w:r>
         <w:pict w14:anchorId="436302B3">
-          <v:rect id="_x0000_i1181" style="width:0;height:1.5pt" o:hralign="center" o:hrstd="t" o:hr="t" fillcolor="#a0a0a0" stroked="f"/>
+          <v:rect id="_x0000_i1037" style="width:0;height:1.5pt" o:hralign="center" o:hrstd="t" o:hr="t" fillcolor="#a0a0a0" stroked="f"/>
         </w:pict>
       </w:r>
     </w:p>
@@ -12627,7 +12620,7 @@
       </w:pPr>
       <w:r>
         <w:pict w14:anchorId="486B7541">
-          <v:rect id="_x0000_i1182" style="width:0;height:1.5pt" o:hralign="center" o:hrstd="t" o:hr="t" fillcolor="#a0a0a0" stroked="f"/>
+          <v:rect id="_x0000_i1038" style="width:0;height:1.5pt" o:hralign="center" o:hrstd="t" o:hr="t" fillcolor="#a0a0a0" stroked="f"/>
         </w:pict>
       </w:r>
     </w:p>
@@ -13845,7 +13838,7 @@
       </w:pPr>
       <w:r>
         <w:pict w14:anchorId="5D7E0B7D">
-          <v:rect id="_x0000_i1183" style="width:0;height:1.5pt" o:hralign="center" o:hrstd="t" o:hr="t" fillcolor="#a0a0a0" stroked="f"/>
+          <v:rect id="_x0000_i1039" style="width:0;height:1.5pt" o:hralign="center" o:hrstd="t" o:hr="t" fillcolor="#a0a0a0" stroked="f"/>
         </w:pict>
       </w:r>
     </w:p>
@@ -14769,7 +14762,7 @@
       </w:pPr>
       <w:r>
         <w:pict w14:anchorId="478BA230">
-          <v:rect id="_x0000_i1184" style="width:0;height:1.5pt" o:hralign="center" o:hrstd="t" o:hr="t" fillcolor="#a0a0a0" stroked="f"/>
+          <v:rect id="_x0000_i1040" style="width:0;height:1.5pt" o:hralign="center" o:hrstd="t" o:hr="t" fillcolor="#a0a0a0" stroked="f"/>
         </w:pict>
       </w:r>
     </w:p>
@@ -15838,7 +15831,7 @@
       </w:pPr>
       <w:r>
         <w:pict w14:anchorId="52D9D4DE">
-          <v:rect id="_x0000_i1185" style="width:0;height:1.5pt" o:hralign="center" o:hrstd="t" o:hr="t" fillcolor="#a0a0a0" stroked="f"/>
+          <v:rect id="_x0000_i1041" style="width:0;height:1.5pt" o:hralign="center" o:hrstd="t" o:hr="t" fillcolor="#a0a0a0" stroked="f"/>
         </w:pict>
       </w:r>
     </w:p>
@@ -16945,7 +16938,7 @@
       </w:pPr>
       <w:r>
         <w:pict w14:anchorId="09C822CA">
-          <v:rect id="_x0000_i1186" style="width:0;height:1.5pt" o:hralign="center" o:hrstd="t" o:hr="t" fillcolor="#a0a0a0" stroked="f"/>
+          <v:rect id="_x0000_i1042" style="width:0;height:1.5pt" o:hralign="center" o:hrstd="t" o:hr="t" fillcolor="#a0a0a0" stroked="f"/>
         </w:pict>
       </w:r>
     </w:p>
@@ -17454,7 +17447,7 @@
       </w:pPr>
       <w:r>
         <w:pict w14:anchorId="5DEB6690">
-          <v:rect id="_x0000_i1187" style="width:0;height:1.5pt" o:hralign="center" o:hrstd="t" o:hr="t" fillcolor="#a0a0a0" stroked="f"/>
+          <v:rect id="_x0000_i1043" style="width:0;height:1.5pt" o:hralign="center" o:hrstd="t" o:hr="t" fillcolor="#a0a0a0" stroked="f"/>
         </w:pict>
       </w:r>
     </w:p>
@@ -18567,7 +18560,7 @@
       </w:pPr>
       <w:r>
         <w:pict w14:anchorId="2ACA9195">
-          <v:rect id="_x0000_i1188" style="width:0;height:1.5pt" o:hralign="center" o:hrstd="t" o:hr="t" fillcolor="#a0a0a0" stroked="f"/>
+          <v:rect id="_x0000_i1044" style="width:0;height:1.5pt" o:hralign="center" o:hrstd="t" o:hr="t" fillcolor="#a0a0a0" stroked="f"/>
         </w:pict>
       </w:r>
     </w:p>
@@ -18847,7 +18840,7 @@
       </w:pPr>
       <w:r>
         <w:pict w14:anchorId="383FD0DA">
-          <v:rect id="_x0000_i1189" style="width:0;height:1.5pt" o:hralign="center" o:hrstd="t" o:hr="t" fillcolor="#a0a0a0" stroked="f"/>
+          <v:rect id="_x0000_i1045" style="width:0;height:1.5pt" o:hralign="center" o:hrstd="t" o:hr="t" fillcolor="#a0a0a0" stroked="f"/>
         </w:pict>
       </w:r>
     </w:p>
@@ -19410,7 +19403,7 @@
       </w:pPr>
       <w:r>
         <w:pict w14:anchorId="033C1F3B">
-          <v:rect id="_x0000_i1190" style="width:0;height:1.5pt" o:hralign="center" o:hrstd="t" o:hr="t" fillcolor="#a0a0a0" stroked="f"/>
+          <v:rect id="_x0000_i1046" style="width:0;height:1.5pt" o:hralign="center" o:hrstd="t" o:hr="t" fillcolor="#a0a0a0" stroked="f"/>
         </w:pict>
       </w:r>
     </w:p>
@@ -20024,7 +20017,7 @@
       </w:pPr>
       <w:r>
         <w:pict w14:anchorId="3486BA5B">
-          <v:rect id="_x0000_i1191" style="width:0;height:1.5pt" o:hralign="center" o:hrstd="t" o:hr="t" fillcolor="#a0a0a0" stroked="f"/>
+          <v:rect id="_x0000_i1047" style="width:0;height:1.5pt" o:hralign="center" o:hrstd="t" o:hr="t" fillcolor="#a0a0a0" stroked="f"/>
         </w:pict>
       </w:r>
     </w:p>
@@ -20374,7 +20367,7 @@
       </w:pPr>
       <w:r>
         <w:pict w14:anchorId="2FA7F713">
-          <v:rect id="_x0000_i1192" style="width:0;height:1.5pt" o:hralign="center" o:hrstd="t" o:hr="t" fillcolor="#a0a0a0" stroked="f"/>
+          <v:rect id="_x0000_i1048" style="width:0;height:1.5pt" o:hralign="center" o:hrstd="t" o:hr="t" fillcolor="#a0a0a0" stroked="f"/>
         </w:pict>
       </w:r>
     </w:p>
@@ -33063,6 +33056,7 @@
   <w:style w:type="character" w:default="1" w:styleId="Fuentedeprrafopredeter">
     <w:name w:val="Default Paragraph Font"/>
     <w:uiPriority w:val="1"/>
+    <w:semiHidden/>
     <w:unhideWhenUsed/>
   </w:style>
   <w:style w:type="table" w:default="1" w:styleId="Tablanormal">

--- a/docs/reference/documentos_funcionales/App_Cotizacion_Solar_v2.docx
+++ b/docs/reference/documentos_funcionales/App_Cotizacion_Solar_v2.docx
@@ -71,7 +71,7 @@
         <w:pStyle w:val="Sinespaciado"/>
         <w:numPr>
           <w:ilvl w:val="0"/>
-          <w:numId w:val="10"/>
+          <w:numId w:val="7"/>
         </w:numPr>
         <w:rPr>
           <w:lang w:val="es-MX"/>
@@ -89,7 +89,7 @@
         <w:pStyle w:val="Sinespaciado"/>
         <w:numPr>
           <w:ilvl w:val="0"/>
-          <w:numId w:val="10"/>
+          <w:numId w:val="7"/>
         </w:numPr>
         <w:rPr>
           <w:lang w:val="es-MX"/>
@@ -107,7 +107,7 @@
         <w:pStyle w:val="Sinespaciado"/>
         <w:numPr>
           <w:ilvl w:val="0"/>
-          <w:numId w:val="10"/>
+          <w:numId w:val="7"/>
         </w:numPr>
         <w:rPr>
           <w:lang w:val="es-MX"/>
@@ -146,7 +146,7 @@
         <w:pStyle w:val="Sinespaciado"/>
         <w:numPr>
           <w:ilvl w:val="0"/>
-          <w:numId w:val="11"/>
+          <w:numId w:val="8"/>
         </w:numPr>
         <w:rPr>
           <w:lang w:val="es-MX"/>
@@ -164,7 +164,7 @@
         <w:pStyle w:val="Sinespaciado"/>
         <w:numPr>
           <w:ilvl w:val="0"/>
-          <w:numId w:val="11"/>
+          <w:numId w:val="8"/>
         </w:numPr>
         <w:rPr>
           <w:lang w:val="es-MX"/>
@@ -182,7 +182,7 @@
         <w:pStyle w:val="Sinespaciado"/>
         <w:numPr>
           <w:ilvl w:val="0"/>
-          <w:numId w:val="11"/>
+          <w:numId w:val="8"/>
         </w:numPr>
         <w:rPr>
           <w:lang w:val="es-MX"/>
@@ -206,7 +206,7 @@
         <w:pStyle w:val="Sinespaciado"/>
         <w:numPr>
           <w:ilvl w:val="0"/>
-          <w:numId w:val="11"/>
+          <w:numId w:val="8"/>
         </w:numPr>
         <w:rPr>
           <w:lang w:val="es-MX"/>
@@ -258,7 +258,7 @@
         <w:pStyle w:val="Sinespaciado"/>
         <w:numPr>
           <w:ilvl w:val="0"/>
-          <w:numId w:val="12"/>
+          <w:numId w:val="9"/>
         </w:numPr>
         <w:rPr>
           <w:lang w:val="es-MX"/>
@@ -276,7 +276,7 @@
         <w:pStyle w:val="Sinespaciado"/>
         <w:numPr>
           <w:ilvl w:val="0"/>
-          <w:numId w:val="12"/>
+          <w:numId w:val="9"/>
         </w:numPr>
         <w:rPr>
           <w:lang w:val="es-MX"/>
@@ -294,7 +294,7 @@
         <w:pStyle w:val="Sinespaciado"/>
         <w:numPr>
           <w:ilvl w:val="0"/>
-          <w:numId w:val="12"/>
+          <w:numId w:val="9"/>
         </w:numPr>
         <w:rPr>
           <w:lang w:val="es-MX"/>
@@ -312,7 +312,7 @@
         <w:pStyle w:val="Sinespaciado"/>
         <w:numPr>
           <w:ilvl w:val="0"/>
-          <w:numId w:val="12"/>
+          <w:numId w:val="9"/>
         </w:numPr>
         <w:rPr>
           <w:lang w:val="es-MX"/>
@@ -331,7 +331,7 @@
         <w:pStyle w:val="Sinespaciado"/>
         <w:numPr>
           <w:ilvl w:val="0"/>
-          <w:numId w:val="12"/>
+          <w:numId w:val="9"/>
         </w:numPr>
         <w:rPr>
           <w:lang w:val="es-MX"/>
@@ -367,7 +367,7 @@
         <w:pStyle w:val="Prrafodelista"/>
         <w:numPr>
           <w:ilvl w:val="0"/>
-          <w:numId w:val="13"/>
+          <w:numId w:val="10"/>
         </w:numPr>
       </w:pPr>
       <w:r>
@@ -398,7 +398,7 @@
         <w:pStyle w:val="Prrafodelista"/>
         <w:numPr>
           <w:ilvl w:val="0"/>
-          <w:numId w:val="13"/>
+          <w:numId w:val="10"/>
         </w:numPr>
       </w:pPr>
       <w:r>
@@ -410,7 +410,7 @@
         <w:pStyle w:val="Prrafodelista"/>
         <w:numPr>
           <w:ilvl w:val="0"/>
-          <w:numId w:val="13"/>
+          <w:numId w:val="10"/>
         </w:numPr>
       </w:pPr>
       <w:r>
@@ -422,7 +422,7 @@
         <w:pStyle w:val="Prrafodelista"/>
         <w:numPr>
           <w:ilvl w:val="0"/>
-          <w:numId w:val="13"/>
+          <w:numId w:val="10"/>
         </w:numPr>
       </w:pPr>
       <w:r>
@@ -434,7 +434,7 @@
         <w:pStyle w:val="Prrafodelista"/>
         <w:numPr>
           <w:ilvl w:val="0"/>
-          <w:numId w:val="13"/>
+          <w:numId w:val="10"/>
         </w:numPr>
       </w:pPr>
       <w:r>
@@ -446,7 +446,7 @@
         <w:pStyle w:val="Prrafodelista"/>
         <w:numPr>
           <w:ilvl w:val="0"/>
-          <w:numId w:val="13"/>
+          <w:numId w:val="10"/>
         </w:numPr>
       </w:pPr>
       <w:r>
@@ -458,7 +458,7 @@
         <w:pStyle w:val="Prrafodelista"/>
         <w:numPr>
           <w:ilvl w:val="0"/>
-          <w:numId w:val="13"/>
+          <w:numId w:val="10"/>
         </w:numPr>
       </w:pPr>
       <w:r>
@@ -505,7 +505,7 @@
         <w:pStyle w:val="Prrafodelista"/>
         <w:numPr>
           <w:ilvl w:val="0"/>
-          <w:numId w:val="14"/>
+          <w:numId w:val="11"/>
         </w:numPr>
       </w:pPr>
       <w:r>
@@ -520,7 +520,7 @@
         <w:pStyle w:val="Prrafodelista"/>
         <w:numPr>
           <w:ilvl w:val="0"/>
-          <w:numId w:val="14"/>
+          <w:numId w:val="11"/>
         </w:numPr>
       </w:pPr>
       <w:r>
@@ -528,11 +528,19 @@
       </w:r>
       <w:proofErr w:type="spellStart"/>
       <w:r>
-        <w:t>Numero_paneles</w:t>
-      </w:r>
-      <w:proofErr w:type="spellEnd"/>
-      <w:r>
-        <w:t xml:space="preserve">(Pantalla5:paneles_screen) </w:t>
+        <w:t>Numero_</w:t>
+      </w:r>
+      <w:proofErr w:type="gramStart"/>
+      <w:r>
+        <w:t>paneles</w:t>
+      </w:r>
+      <w:proofErr w:type="spellEnd"/>
+      <w:r>
+        <w:t>(</w:t>
+      </w:r>
+      <w:proofErr w:type="gramEnd"/>
+      <w:r>
+        <w:t xml:space="preserve">Pantalla5:paneles_screen) </w:t>
       </w:r>
     </w:p>
     <w:p>
@@ -540,7 +548,7 @@
         <w:pStyle w:val="Prrafodelista"/>
         <w:numPr>
           <w:ilvl w:val="0"/>
-          <w:numId w:val="14"/>
+          <w:numId w:val="11"/>
         </w:numPr>
       </w:pPr>
       <w:r>
@@ -568,7 +576,7 @@
         <w:pStyle w:val="Prrafodelista"/>
         <w:numPr>
           <w:ilvl w:val="0"/>
-          <w:numId w:val="14"/>
+          <w:numId w:val="11"/>
         </w:numPr>
       </w:pPr>
       <w:r>
@@ -579,11 +587,19 @@
       </w:r>
       <w:proofErr w:type="spellStart"/>
       <w:r>
-        <w:t>estructura_screen</w:t>
-      </w:r>
-      <w:proofErr w:type="spellEnd"/>
-      <w:r>
-        <w:t>(Pantalla7:estructura_screen)</w:t>
+        <w:t>estructura_</w:t>
+      </w:r>
+      <w:proofErr w:type="gramStart"/>
+      <w:r>
+        <w:t>screen</w:t>
+      </w:r>
+      <w:proofErr w:type="spellEnd"/>
+      <w:r>
+        <w:t>(</w:t>
+      </w:r>
+      <w:proofErr w:type="gramEnd"/>
+      <w:r>
+        <w:t>Pantalla7:estructura_screen)</w:t>
       </w:r>
     </w:p>
     <w:p>
@@ -591,7 +607,7 @@
         <w:pStyle w:val="Prrafodelista"/>
         <w:numPr>
           <w:ilvl w:val="0"/>
-          <w:numId w:val="14"/>
+          <w:numId w:val="11"/>
         </w:numPr>
       </w:pPr>
       <w:r>
@@ -691,7 +707,7 @@
         <w:pStyle w:val="Prrafodelista"/>
         <w:numPr>
           <w:ilvl w:val="0"/>
-          <w:numId w:val="14"/>
+          <w:numId w:val="11"/>
         </w:numPr>
       </w:pPr>
       <w:r>
@@ -703,7 +719,7 @@
         <w:pStyle w:val="Prrafodelista"/>
         <w:numPr>
           <w:ilvl w:val="0"/>
-          <w:numId w:val="14"/>
+          <w:numId w:val="11"/>
         </w:numPr>
       </w:pPr>
       <w:r>
@@ -718,7 +734,7 @@
         <w:pStyle w:val="Prrafodelista"/>
         <w:numPr>
           <w:ilvl w:val="0"/>
-          <w:numId w:val="14"/>
+          <w:numId w:val="11"/>
         </w:numPr>
       </w:pPr>
       <w:r>
@@ -731,7 +747,7 @@
         <w:pStyle w:val="Prrafodelista"/>
         <w:numPr>
           <w:ilvl w:val="0"/>
-          <w:numId w:val="14"/>
+          <w:numId w:val="11"/>
         </w:numPr>
       </w:pPr>
       <w:r>
@@ -743,7 +759,7 @@
         <w:pStyle w:val="Prrafodelista"/>
         <w:numPr>
           <w:ilvl w:val="0"/>
-          <w:numId w:val="14"/>
+          <w:numId w:val="11"/>
         </w:numPr>
       </w:pPr>
       <w:r>
@@ -764,7 +780,7 @@
         <w:pStyle w:val="Prrafodelista"/>
         <w:numPr>
           <w:ilvl w:val="0"/>
-          <w:numId w:val="14"/>
+          <w:numId w:val="11"/>
         </w:numPr>
       </w:pPr>
       <w:r>
@@ -779,7 +795,7 @@
         <w:pStyle w:val="Prrafodelista"/>
         <w:numPr>
           <w:ilvl w:val="0"/>
-          <w:numId w:val="14"/>
+          <w:numId w:val="11"/>
         </w:numPr>
       </w:pPr>
       <w:r>
@@ -791,7 +807,7 @@
         <w:pStyle w:val="Prrafodelista"/>
         <w:numPr>
           <w:ilvl w:val="0"/>
-          <w:numId w:val="14"/>
+          <w:numId w:val="11"/>
         </w:numPr>
       </w:pPr>
       <w:r>
@@ -999,7 +1015,7 @@
         <w:pStyle w:val="Prrafodelista"/>
         <w:numPr>
           <w:ilvl w:val="0"/>
-          <w:numId w:val="14"/>
+          <w:numId w:val="11"/>
         </w:numPr>
       </w:pPr>
       <w:r>
@@ -1209,7 +1225,7 @@
         <w:pStyle w:val="Prrafodelista"/>
         <w:numPr>
           <w:ilvl w:val="0"/>
-          <w:numId w:val="14"/>
+          <w:numId w:val="11"/>
         </w:numPr>
       </w:pPr>
       <w:r>
@@ -1227,7 +1243,7 @@
         <w:pStyle w:val="Prrafodelista"/>
         <w:numPr>
           <w:ilvl w:val="1"/>
-          <w:numId w:val="14"/>
+          <w:numId w:val="11"/>
         </w:numPr>
       </w:pPr>
       <w:proofErr w:type="spellStart"/>
@@ -1244,7 +1260,7 @@
         <w:pStyle w:val="Prrafodelista"/>
         <w:numPr>
           <w:ilvl w:val="1"/>
-          <w:numId w:val="14"/>
+          <w:numId w:val="11"/>
         </w:numPr>
       </w:pPr>
       <w:proofErr w:type="spellStart"/>
@@ -1261,7 +1277,7 @@
         <w:pStyle w:val="Prrafodelista"/>
         <w:numPr>
           <w:ilvl w:val="1"/>
-          <w:numId w:val="14"/>
+          <w:numId w:val="11"/>
         </w:numPr>
       </w:pPr>
       <w:r>
@@ -1279,7 +1295,7 @@
         <w:pStyle w:val="Prrafodelista"/>
         <w:numPr>
           <w:ilvl w:val="0"/>
-          <w:numId w:val="14"/>
+          <w:numId w:val="11"/>
         </w:numPr>
       </w:pPr>
       <w:r>
@@ -1299,7 +1315,7 @@
         <w:pStyle w:val="Prrafodelista"/>
         <w:numPr>
           <w:ilvl w:val="0"/>
-          <w:numId w:val="14"/>
+          <w:numId w:val="11"/>
         </w:numPr>
       </w:pPr>
       <w:r>
@@ -1352,7 +1368,7 @@
         <w:pStyle w:val="Prrafodelista"/>
         <w:numPr>
           <w:ilvl w:val="0"/>
-          <w:numId w:val="14"/>
+          <w:numId w:val="11"/>
         </w:numPr>
       </w:pPr>
       <w:r>
@@ -1370,7 +1386,7 @@
         <w:pStyle w:val="Prrafodelista"/>
         <w:numPr>
           <w:ilvl w:val="1"/>
-          <w:numId w:val="14"/>
+          <w:numId w:val="11"/>
         </w:numPr>
       </w:pPr>
       <w:r>
@@ -1382,7 +1398,7 @@
         <w:pStyle w:val="Prrafodelista"/>
         <w:numPr>
           <w:ilvl w:val="1"/>
-          <w:numId w:val="14"/>
+          <w:numId w:val="11"/>
         </w:numPr>
       </w:pPr>
       <w:r>
@@ -1399,7 +1415,7 @@
         <w:pStyle w:val="Prrafodelista"/>
         <w:numPr>
           <w:ilvl w:val="1"/>
-          <w:numId w:val="14"/>
+          <w:numId w:val="11"/>
         </w:numPr>
       </w:pPr>
       <w:r>
@@ -1417,7 +1433,7 @@
         <w:pStyle w:val="Prrafodelista"/>
         <w:numPr>
           <w:ilvl w:val="1"/>
-          <w:numId w:val="14"/>
+          <w:numId w:val="11"/>
         </w:numPr>
       </w:pPr>
       <w:r>
@@ -1429,7 +1445,7 @@
         <w:pStyle w:val="Prrafodelista"/>
         <w:numPr>
           <w:ilvl w:val="1"/>
-          <w:numId w:val="14"/>
+          <w:numId w:val="11"/>
         </w:numPr>
       </w:pPr>
       <w:r>
@@ -1452,7 +1468,7 @@
         <w:pStyle w:val="Prrafodelista"/>
         <w:numPr>
           <w:ilvl w:val="0"/>
-          <w:numId w:val="14"/>
+          <w:numId w:val="11"/>
         </w:numPr>
       </w:pPr>
       <w:r>
@@ -1514,7 +1530,7 @@
         <w:pStyle w:val="Prrafodelista"/>
         <w:numPr>
           <w:ilvl w:val="0"/>
-          <w:numId w:val="14"/>
+          <w:numId w:val="11"/>
         </w:numPr>
       </w:pPr>
       <w:r>
@@ -1575,7 +1591,7 @@
         <w:pStyle w:val="Prrafodelista"/>
         <w:numPr>
           <w:ilvl w:val="0"/>
-          <w:numId w:val="14"/>
+          <w:numId w:val="11"/>
         </w:numPr>
       </w:pPr>
       <w:r>
@@ -1602,7 +1618,7 @@
         <w:pStyle w:val="Prrafodelista"/>
         <w:numPr>
           <w:ilvl w:val="0"/>
-          <w:numId w:val="14"/>
+          <w:numId w:val="11"/>
         </w:numPr>
       </w:pPr>
       <w:r>
@@ -1623,7 +1639,7 @@
         <w:pStyle w:val="Prrafodelista"/>
         <w:numPr>
           <w:ilvl w:val="0"/>
-          <w:numId w:val="14"/>
+          <w:numId w:val="11"/>
         </w:numPr>
       </w:pPr>
       <w:r>
@@ -1638,7 +1654,7 @@
         <w:pStyle w:val="Prrafodelista"/>
         <w:numPr>
           <w:ilvl w:val="0"/>
-          <w:numId w:val="14"/>
+          <w:numId w:val="11"/>
         </w:numPr>
       </w:pPr>
       <w:r>
@@ -1693,7 +1709,7 @@
         <w:pStyle w:val="Prrafodelista"/>
         <w:numPr>
           <w:ilvl w:val="0"/>
-          <w:numId w:val="14"/>
+          <w:numId w:val="11"/>
         </w:numPr>
       </w:pPr>
       <w:r>
@@ -1746,7 +1762,7 @@
         <w:pStyle w:val="Prrafodelista"/>
         <w:numPr>
           <w:ilvl w:val="0"/>
-          <w:numId w:val="14"/>
+          <w:numId w:val="11"/>
         </w:numPr>
       </w:pPr>
       <w:r>
@@ -1758,7 +1774,7 @@
         <w:pStyle w:val="Prrafodelista"/>
         <w:numPr>
           <w:ilvl w:val="0"/>
-          <w:numId w:val="14"/>
+          <w:numId w:val="11"/>
         </w:numPr>
       </w:pPr>
       <w:r>
@@ -1789,7 +1805,7 @@
         <w:pStyle w:val="Prrafodelista"/>
         <w:numPr>
           <w:ilvl w:val="0"/>
-          <w:numId w:val="14"/>
+          <w:numId w:val="11"/>
         </w:numPr>
       </w:pPr>
       <w:r>
@@ -1804,7 +1820,7 @@
         <w:pStyle w:val="Prrafodelista"/>
         <w:numPr>
           <w:ilvl w:val="0"/>
-          <w:numId w:val="14"/>
+          <w:numId w:val="11"/>
         </w:numPr>
       </w:pPr>
       <w:r>
@@ -1822,7 +1838,7 @@
         <w:pStyle w:val="Prrafodelista"/>
         <w:numPr>
           <w:ilvl w:val="0"/>
-          <w:numId w:val="14"/>
+          <w:numId w:val="11"/>
         </w:numPr>
       </w:pPr>
       <w:r>
@@ -1834,7 +1850,7 @@
         <w:pStyle w:val="Prrafodelista"/>
         <w:numPr>
           <w:ilvl w:val="0"/>
-          <w:numId w:val="14"/>
+          <w:numId w:val="11"/>
         </w:numPr>
       </w:pPr>
       <w:r>
@@ -1907,7 +1923,7 @@
         <w:pStyle w:val="Prrafodelista"/>
         <w:numPr>
           <w:ilvl w:val="0"/>
-          <w:numId w:val="14"/>
+          <w:numId w:val="11"/>
         </w:numPr>
       </w:pPr>
       <w:r>
@@ -1920,7 +1936,7 @@
         <w:pStyle w:val="Prrafodelista"/>
         <w:numPr>
           <w:ilvl w:val="0"/>
-          <w:numId w:val="14"/>
+          <w:numId w:val="11"/>
         </w:numPr>
       </w:pPr>
       <w:r>
@@ -1932,7 +1948,7 @@
         <w:pStyle w:val="Prrafodelista"/>
         <w:numPr>
           <w:ilvl w:val="0"/>
-          <w:numId w:val="14"/>
+          <w:numId w:val="11"/>
         </w:numPr>
       </w:pPr>
       <w:r>
@@ -1944,7 +1960,7 @@
         <w:pStyle w:val="Prrafodelista"/>
         <w:numPr>
           <w:ilvl w:val="0"/>
-          <w:numId w:val="14"/>
+          <w:numId w:val="11"/>
         </w:numPr>
       </w:pPr>
       <w:r>
@@ -1956,7 +1972,7 @@
         <w:pStyle w:val="Prrafodelista"/>
         <w:numPr>
           <w:ilvl w:val="0"/>
-          <w:numId w:val="14"/>
+          <w:numId w:val="11"/>
         </w:numPr>
       </w:pPr>
       <w:r>
@@ -1968,14 +1984,22 @@
         <w:pStyle w:val="Prrafodelista"/>
         <w:numPr>
           <w:ilvl w:val="0"/>
-          <w:numId w:val="14"/>
+          <w:numId w:val="11"/>
         </w:numPr>
       </w:pPr>
       <w:r>
         <w:t>Si la distancia del inversor al centro de carga es menor a 17 metros</w:t>
       </w:r>
       <w:r>
-        <w:t xml:space="preserve"> se usara el mismo calibre que ya se venía usando</w:t>
+        <w:t xml:space="preserve"> se </w:t>
+      </w:r>
+      <w:proofErr w:type="gramStart"/>
+      <w:r>
+        <w:t>usara</w:t>
+      </w:r>
+      <w:proofErr w:type="gramEnd"/>
+      <w:r>
+        <w:t xml:space="preserve"> el mismo calibre que ya se venía usando</w:t>
       </w:r>
     </w:p>
     <w:p>
@@ -1983,7 +2007,7 @@
         <w:pStyle w:val="Prrafodelista"/>
         <w:numPr>
           <w:ilvl w:val="0"/>
-          <w:numId w:val="14"/>
+          <w:numId w:val="11"/>
         </w:numPr>
       </w:pPr>
       <w:r>
@@ -2004,7 +2028,7 @@
         <w:pStyle w:val="Prrafodelista"/>
         <w:numPr>
           <w:ilvl w:val="1"/>
-          <w:numId w:val="14"/>
+          <w:numId w:val="11"/>
         </w:numPr>
       </w:pPr>
       <w:r>
@@ -2190,7 +2214,7 @@
         <w:pStyle w:val="Prrafodelista"/>
         <w:numPr>
           <w:ilvl w:val="1"/>
-          <w:numId w:val="22"/>
+          <w:numId w:val="14"/>
         </w:numPr>
       </w:pPr>
       <w:r>
@@ -2413,7 +2437,7 @@
         <w:pStyle w:val="Prrafodelista"/>
         <w:numPr>
           <w:ilvl w:val="0"/>
-          <w:numId w:val="23"/>
+          <w:numId w:val="15"/>
         </w:numPr>
       </w:pPr>
       <w:r>
@@ -2433,7 +2457,7 @@
         <w:pStyle w:val="Prrafodelista"/>
         <w:numPr>
           <w:ilvl w:val="0"/>
-          <w:numId w:val="23"/>
+          <w:numId w:val="15"/>
         </w:numPr>
       </w:pPr>
       <w:r>
@@ -2445,7 +2469,7 @@
         <w:pStyle w:val="Prrafodelista"/>
         <w:numPr>
           <w:ilvl w:val="1"/>
-          <w:numId w:val="23"/>
+          <w:numId w:val="15"/>
         </w:numPr>
       </w:pPr>
       <w:r>
@@ -2457,7 +2481,7 @@
         <w:pStyle w:val="Prrafodelista"/>
         <w:numPr>
           <w:ilvl w:val="1"/>
-          <w:numId w:val="23"/>
+          <w:numId w:val="15"/>
         </w:numPr>
       </w:pPr>
       <w:r>
@@ -2469,7 +2493,7 @@
         <w:pStyle w:val="Prrafodelista"/>
         <w:numPr>
           <w:ilvl w:val="0"/>
-          <w:numId w:val="23"/>
+          <w:numId w:val="15"/>
         </w:numPr>
       </w:pPr>
       <w:r>
@@ -2481,7 +2505,7 @@
         <w:pStyle w:val="Prrafodelista"/>
         <w:numPr>
           <w:ilvl w:val="0"/>
-          <w:numId w:val="23"/>
+          <w:numId w:val="15"/>
         </w:numPr>
       </w:pPr>
       <w:r>
@@ -2547,7 +2571,7 @@
         <w:pStyle w:val="Prrafodelista"/>
         <w:numPr>
           <w:ilvl w:val="0"/>
-          <w:numId w:val="23"/>
+          <w:numId w:val="15"/>
         </w:numPr>
       </w:pPr>
       <w:r>
@@ -2559,7 +2583,7 @@
         <w:pStyle w:val="Prrafodelista"/>
         <w:numPr>
           <w:ilvl w:val="0"/>
-          <w:numId w:val="23"/>
+          <w:numId w:val="15"/>
         </w:numPr>
       </w:pPr>
       <w:r>
@@ -2577,11 +2601,19 @@
         <w:pStyle w:val="Prrafodelista"/>
         <w:numPr>
           <w:ilvl w:val="0"/>
-          <w:numId w:val="23"/>
-        </w:numPr>
-      </w:pPr>
-      <w:r>
-        <w:t xml:space="preserve">Para el cálculo del numero de filas de patas por estructura será con el siguiente criterio: si el numero de filas de paneles es de 1 – 3, será: No. De filas de patas = (numero de filas de paneles) +1, para filas de paneles mayores a 3 se usara el criterio de No de filas de patas = (Numero de filas de paneles) + 2 </w:t>
+          <w:numId w:val="15"/>
+        </w:numPr>
+      </w:pPr>
+      <w:r>
+        <w:t xml:space="preserve">Para el cálculo del numero de filas de patas por estructura será con el siguiente criterio: si el numero de filas de paneles es de 1 – 3, será: No. De filas de patas = (numero de filas de paneles) +1, para filas de paneles mayores a 3 se </w:t>
+      </w:r>
+      <w:proofErr w:type="gramStart"/>
+      <w:r>
+        <w:t>usara</w:t>
+      </w:r>
+      <w:proofErr w:type="gramEnd"/>
+      <w:r>
+        <w:t xml:space="preserve"> el criterio de No de filas de patas = (Numero de filas de paneles) + 2 </w:t>
       </w:r>
     </w:p>
     <w:p>
@@ -2589,7 +2621,7 @@
         <w:pStyle w:val="Prrafodelista"/>
         <w:numPr>
           <w:ilvl w:val="0"/>
-          <w:numId w:val="23"/>
+          <w:numId w:val="15"/>
         </w:numPr>
       </w:pPr>
       <w:r>
@@ -2607,7 +2639,7 @@
         <w:pStyle w:val="Prrafodelista"/>
         <w:numPr>
           <w:ilvl w:val="1"/>
-          <w:numId w:val="23"/>
+          <w:numId w:val="15"/>
         </w:numPr>
       </w:pPr>
       <w:r>
@@ -2619,7 +2651,7 @@
         <w:pStyle w:val="Prrafodelista"/>
         <w:numPr>
           <w:ilvl w:val="1"/>
-          <w:numId w:val="23"/>
+          <w:numId w:val="15"/>
         </w:numPr>
       </w:pPr>
       <w:r>
@@ -2631,7 +2663,7 @@
         <w:pStyle w:val="Prrafodelista"/>
         <w:numPr>
           <w:ilvl w:val="1"/>
-          <w:numId w:val="23"/>
+          <w:numId w:val="15"/>
         </w:numPr>
       </w:pPr>
       <w:r>
@@ -2643,7 +2675,7 @@
         <w:pStyle w:val="Prrafodelista"/>
         <w:numPr>
           <w:ilvl w:val="1"/>
-          <w:numId w:val="23"/>
+          <w:numId w:val="15"/>
         </w:numPr>
       </w:pPr>
       <w:r>
@@ -2655,7 +2687,7 @@
         <w:pStyle w:val="Prrafodelista"/>
         <w:numPr>
           <w:ilvl w:val="0"/>
-          <w:numId w:val="23"/>
+          <w:numId w:val="15"/>
         </w:numPr>
       </w:pPr>
       <w:r>
@@ -2724,7 +2756,7 @@
           </mc:Choice>
           <mc:Fallback>
             <w:pict>
-              <v:rect w14:anchorId="4E0DF8A6" id="Rectángulo 2" o:spid="_x0000_s1026" style="position:absolute;margin-left:184.2pt;margin-top:7.1pt;width:61.8pt;height:91.8pt;z-index:251654144;visibility:visible;mso-wrap-style:square;mso-wrap-distance-left:9pt;mso-wrap-distance-top:0;mso-wrap-distance-right:9pt;mso-wrap-distance-bottom:0;mso-position-horizontal:absolute;mso-position-horizontal-relative:text;mso-position-vertical:absolute;mso-position-vertical-relative:text;v-text-anchor:middle" o:gfxdata="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" fillcolor="white [3201]" strokecolor="black [3200]" strokeweight="2pt"/>
+              <v:rect w14:anchorId="45B810E3" id="Rectángulo 2" o:spid="_x0000_s1026" style="position:absolute;margin-left:184.2pt;margin-top:7.1pt;width:61.8pt;height:91.8pt;z-index:251654144;visibility:visible;mso-wrap-style:square;mso-wrap-distance-left:9pt;mso-wrap-distance-top:0;mso-wrap-distance-right:9pt;mso-wrap-distance-bottom:0;mso-position-horizontal:absolute;mso-position-horizontal-relative:text;mso-position-vertical:absolute;mso-position-vertical-relative:text;v-text-anchor:middle" o:gfxdata="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" fillcolor="white [3201]" strokecolor="black [3200]" strokeweight="2pt"/>
             </w:pict>
           </mc:Fallback>
         </mc:AlternateContent>
@@ -2968,7 +3000,7 @@
         <w:pStyle w:val="Prrafodelista"/>
         <w:numPr>
           <w:ilvl w:val="0"/>
-          <w:numId w:val="25"/>
+          <w:numId w:val="16"/>
         </w:numPr>
       </w:pPr>
       <w:r>
@@ -2985,7 +3017,7 @@
         <w:pStyle w:val="Prrafodelista"/>
         <w:numPr>
           <w:ilvl w:val="0"/>
-          <w:numId w:val="25"/>
+          <w:numId w:val="16"/>
         </w:numPr>
       </w:pPr>
       <w:r>
@@ -3002,7 +3034,7 @@
         <w:pStyle w:val="Prrafodelista"/>
         <w:numPr>
           <w:ilvl w:val="0"/>
-          <w:numId w:val="25"/>
+          <w:numId w:val="16"/>
         </w:numPr>
       </w:pPr>
       <w:r>
@@ -3019,7 +3051,7 @@
         <w:pStyle w:val="Prrafodelista"/>
         <w:numPr>
           <w:ilvl w:val="0"/>
-          <w:numId w:val="25"/>
+          <w:numId w:val="16"/>
         </w:numPr>
       </w:pPr>
       <w:r>
@@ -3047,7 +3079,7 @@
         <w:pStyle w:val="Prrafodelista"/>
         <w:numPr>
           <w:ilvl w:val="0"/>
-          <w:numId w:val="25"/>
+          <w:numId w:val="16"/>
         </w:numPr>
       </w:pPr>
       <w:r>
@@ -3060,7 +3092,7 @@
         <w:pStyle w:val="Prrafodelista"/>
         <w:numPr>
           <w:ilvl w:val="0"/>
-          <w:numId w:val="25"/>
+          <w:numId w:val="16"/>
         </w:numPr>
       </w:pPr>
       <w:r>
@@ -3072,7 +3104,7 @@
         <w:pStyle w:val="Prrafodelista"/>
         <w:numPr>
           <w:ilvl w:val="0"/>
-          <w:numId w:val="25"/>
+          <w:numId w:val="16"/>
         </w:numPr>
       </w:pPr>
       <w:r>
@@ -3101,7 +3133,7 @@
         <w:pStyle w:val="Prrafodelista"/>
         <w:numPr>
           <w:ilvl w:val="0"/>
-          <w:numId w:val="25"/>
+          <w:numId w:val="16"/>
         </w:numPr>
       </w:pPr>
       <w:r>
@@ -3119,7 +3151,7 @@
         <w:pStyle w:val="Prrafodelista"/>
         <w:numPr>
           <w:ilvl w:val="0"/>
-          <w:numId w:val="25"/>
+          <w:numId w:val="16"/>
         </w:numPr>
       </w:pPr>
       <w:r>
@@ -3192,7 +3224,7 @@
         <w:pStyle w:val="Prrafodelista"/>
         <w:numPr>
           <w:ilvl w:val="0"/>
-          <w:numId w:val="25"/>
+          <w:numId w:val="16"/>
         </w:numPr>
       </w:pPr>
       <w:r>
@@ -3222,7 +3254,7 @@
         <w:pStyle w:val="Prrafodelista"/>
         <w:numPr>
           <w:ilvl w:val="0"/>
-          <w:numId w:val="25"/>
+          <w:numId w:val="16"/>
         </w:numPr>
       </w:pPr>
       <w:r>
@@ -3234,7 +3266,7 @@
         <w:pStyle w:val="Prrafodelista"/>
         <w:numPr>
           <w:ilvl w:val="0"/>
-          <w:numId w:val="25"/>
+          <w:numId w:val="16"/>
         </w:numPr>
       </w:pPr>
       <w:r>
@@ -3258,7 +3290,7 @@
         <w:pStyle w:val="Prrafodelista"/>
         <w:numPr>
           <w:ilvl w:val="0"/>
-          <w:numId w:val="25"/>
+          <w:numId w:val="16"/>
         </w:numPr>
       </w:pPr>
       <w:r>
@@ -3270,7 +3302,7 @@
         <w:pStyle w:val="Prrafodelista"/>
         <w:numPr>
           <w:ilvl w:val="1"/>
-          <w:numId w:val="25"/>
+          <w:numId w:val="16"/>
         </w:numPr>
       </w:pPr>
       <w:proofErr w:type="spellStart"/>
@@ -3284,7 +3316,7 @@
         <w:pStyle w:val="Prrafodelista"/>
         <w:numPr>
           <w:ilvl w:val="1"/>
-          <w:numId w:val="25"/>
+          <w:numId w:val="16"/>
         </w:numPr>
       </w:pPr>
       <w:proofErr w:type="spellStart"/>
@@ -3309,7 +3341,7 @@
         <w:pStyle w:val="Prrafodelista"/>
         <w:numPr>
           <w:ilvl w:val="1"/>
-          <w:numId w:val="25"/>
+          <w:numId w:val="16"/>
         </w:numPr>
       </w:pPr>
       <w:proofErr w:type="spellStart"/>
@@ -3326,7 +3358,7 @@
         <w:pStyle w:val="Prrafodelista"/>
         <w:numPr>
           <w:ilvl w:val="1"/>
-          <w:numId w:val="25"/>
+          <w:numId w:val="16"/>
         </w:numPr>
       </w:pPr>
       <w:proofErr w:type="spellStart"/>
@@ -3343,7 +3375,7 @@
         <w:pStyle w:val="Prrafodelista"/>
         <w:numPr>
           <w:ilvl w:val="0"/>
-          <w:numId w:val="25"/>
+          <w:numId w:val="16"/>
         </w:numPr>
       </w:pPr>
       <w:r>
@@ -3361,7 +3393,7 @@
         <w:pStyle w:val="Prrafodelista"/>
         <w:numPr>
           <w:ilvl w:val="0"/>
-          <w:numId w:val="25"/>
+          <w:numId w:val="16"/>
         </w:numPr>
       </w:pPr>
       <w:r>
@@ -3373,7 +3405,7 @@
         <w:pStyle w:val="Prrafodelista"/>
         <w:numPr>
           <w:ilvl w:val="0"/>
-          <w:numId w:val="25"/>
+          <w:numId w:val="16"/>
         </w:numPr>
       </w:pPr>
       <w:r>
@@ -3385,7 +3417,7 @@
         <w:pStyle w:val="Prrafodelista"/>
         <w:numPr>
           <w:ilvl w:val="0"/>
-          <w:numId w:val="25"/>
+          <w:numId w:val="16"/>
         </w:numPr>
       </w:pPr>
       <w:r>
@@ -3402,7 +3434,7 @@
         <w:pStyle w:val="Prrafodelista"/>
         <w:numPr>
           <w:ilvl w:val="0"/>
-          <w:numId w:val="25"/>
+          <w:numId w:val="16"/>
         </w:numPr>
       </w:pPr>
       <w:proofErr w:type="spellStart"/>
@@ -3435,7 +3467,7 @@
         <w:pStyle w:val="Prrafodelista"/>
         <w:numPr>
           <w:ilvl w:val="1"/>
-          <w:numId w:val="25"/>
+          <w:numId w:val="16"/>
         </w:numPr>
       </w:pPr>
       <w:proofErr w:type="spellStart"/>
@@ -3452,7 +3484,7 @@
         <w:pStyle w:val="Prrafodelista"/>
         <w:numPr>
           <w:ilvl w:val="1"/>
-          <w:numId w:val="25"/>
+          <w:numId w:val="16"/>
         </w:numPr>
       </w:pPr>
       <w:proofErr w:type="spellStart"/>
@@ -3461,15 +3493,13 @@
       </w:r>
       <w:proofErr w:type="spellEnd"/>
       <w:r>
-        <w:t xml:space="preserve"> son por </w:t>
-      </w:r>
-      <w:proofErr w:type="spellStart"/>
-      <w:r>
-        <w:t>por</w:t>
-      </w:r>
-      <w:proofErr w:type="spellEnd"/>
-      <w:r>
-        <w:t xml:space="preserve"> cada esquina del </w:t>
+        <w:t xml:space="preserve"> son </w:t>
+      </w:r>
+      <w:r>
+        <w:t>uno</w:t>
+      </w:r>
+      <w:r>
+        <w:t xml:space="preserve"> por cada esquina del </w:t>
       </w:r>
       <w:proofErr w:type="spellStart"/>
       <w:r>
@@ -3482,7 +3512,7 @@
         <w:pStyle w:val="Prrafodelista"/>
         <w:numPr>
           <w:ilvl w:val="0"/>
-          <w:numId w:val="25"/>
+          <w:numId w:val="16"/>
         </w:numPr>
       </w:pPr>
       <w:r>
@@ -3494,7 +3524,7 @@
         <w:pStyle w:val="Prrafodelista"/>
         <w:numPr>
           <w:ilvl w:val="1"/>
-          <w:numId w:val="25"/>
+          <w:numId w:val="16"/>
         </w:numPr>
       </w:pPr>
       <w:r>
@@ -3506,7 +3536,7 @@
         <w:pStyle w:val="Prrafodelista"/>
         <w:numPr>
           <w:ilvl w:val="0"/>
-          <w:numId w:val="25"/>
+          <w:numId w:val="16"/>
         </w:numPr>
       </w:pPr>
       <w:r>
@@ -3599,7 +3629,7 @@
         <w:pStyle w:val="Sinespaciado"/>
         <w:numPr>
           <w:ilvl w:val="0"/>
-          <w:numId w:val="15"/>
+          <w:numId w:val="12"/>
         </w:numPr>
         <w:rPr>
           <w:lang w:val="es-MX"/>
@@ -3617,7 +3647,7 @@
         <w:pStyle w:val="Sinespaciado"/>
         <w:numPr>
           <w:ilvl w:val="0"/>
-          <w:numId w:val="16"/>
+          <w:numId w:val="13"/>
         </w:numPr>
         <w:rPr>
           <w:lang w:val="es-MX"/>
@@ -3635,7 +3665,7 @@
         <w:pStyle w:val="Sinespaciado"/>
         <w:numPr>
           <w:ilvl w:val="0"/>
-          <w:numId w:val="16"/>
+          <w:numId w:val="13"/>
         </w:numPr>
         <w:rPr>
           <w:lang w:val="es-MX"/>
@@ -3653,7 +3683,7 @@
         <w:pStyle w:val="Sinespaciado"/>
         <w:numPr>
           <w:ilvl w:val="0"/>
-          <w:numId w:val="16"/>
+          <w:numId w:val="13"/>
         </w:numPr>
         <w:rPr>
           <w:lang w:val="es-MX"/>
@@ -3671,7 +3701,7 @@
         <w:pStyle w:val="Sinespaciado"/>
         <w:numPr>
           <w:ilvl w:val="0"/>
-          <w:numId w:val="16"/>
+          <w:numId w:val="13"/>
         </w:numPr>
         <w:rPr>
           <w:lang w:val="es-MX"/>
@@ -3697,7 +3727,7 @@
         <w:pStyle w:val="Sinespaciado"/>
         <w:numPr>
           <w:ilvl w:val="0"/>
-          <w:numId w:val="15"/>
+          <w:numId w:val="12"/>
         </w:numPr>
         <w:rPr>
           <w:lang w:val="es-MX"/>
@@ -3721,7 +3751,7 @@
         <w:pStyle w:val="Sinespaciado"/>
         <w:numPr>
           <w:ilvl w:val="0"/>
-          <w:numId w:val="16"/>
+          <w:numId w:val="13"/>
         </w:numPr>
         <w:rPr>
           <w:lang w:val="es-MX"/>
@@ -3739,7 +3769,7 @@
         <w:pStyle w:val="Sinespaciado"/>
         <w:numPr>
           <w:ilvl w:val="0"/>
-          <w:numId w:val="16"/>
+          <w:numId w:val="13"/>
         </w:numPr>
         <w:rPr>
           <w:lang w:val="es-MX"/>
@@ -3757,7 +3787,7 @@
         <w:pStyle w:val="Sinespaciado"/>
         <w:numPr>
           <w:ilvl w:val="0"/>
-          <w:numId w:val="16"/>
+          <w:numId w:val="13"/>
         </w:numPr>
         <w:rPr>
           <w:lang w:val="es-MX"/>
@@ -3775,7 +3805,7 @@
         <w:pStyle w:val="Sinespaciado"/>
         <w:numPr>
           <w:ilvl w:val="0"/>
-          <w:numId w:val="16"/>
+          <w:numId w:val="13"/>
         </w:numPr>
         <w:rPr>
           <w:lang w:val="es-MX"/>
@@ -3802,7 +3832,7 @@
         <w:pStyle w:val="Sinespaciado"/>
         <w:numPr>
           <w:ilvl w:val="0"/>
-          <w:numId w:val="15"/>
+          <w:numId w:val="12"/>
         </w:numPr>
         <w:rPr>
           <w:lang w:val="es-MX"/>
@@ -3819,14 +3849,28 @@
         <w:rPr>
           <w:lang w:val="es-MX"/>
         </w:rPr>
-        <w:t>estructura_screen</w:t>
-      </w:r>
-      <w:proofErr w:type="spellEnd"/>
-      <w:r>
-        <w:rPr>
-          <w:lang w:val="es-MX"/>
-        </w:rPr>
-        <w:t>(Pantalla7:estructura_screen)</w:t>
+        <w:t>estructura_</w:t>
+      </w:r>
+      <w:proofErr w:type="gramStart"/>
+      <w:r>
+        <w:rPr>
+          <w:lang w:val="es-MX"/>
+        </w:rPr>
+        <w:t>screen</w:t>
+      </w:r>
+      <w:proofErr w:type="spellEnd"/>
+      <w:r>
+        <w:rPr>
+          <w:lang w:val="es-MX"/>
+        </w:rPr>
+        <w:t>(</w:t>
+      </w:r>
+      <w:proofErr w:type="gramEnd"/>
+      <w:r>
+        <w:rPr>
+          <w:lang w:val="es-MX"/>
+        </w:rPr>
+        <w:t>Pantalla7:estructura_screen)</w:t>
       </w:r>
       <w:r>
         <w:rPr>
@@ -3863,7 +3907,7 @@
         <w:pStyle w:val="Sinespaciado"/>
         <w:numPr>
           <w:ilvl w:val="0"/>
-          <w:numId w:val="15"/>
+          <w:numId w:val="12"/>
         </w:numPr>
         <w:rPr>
           <w:lang w:val="es-MX"/>
@@ -3881,7 +3925,7 @@
         <w:pStyle w:val="Sinespaciado"/>
         <w:numPr>
           <w:ilvl w:val="0"/>
-          <w:numId w:val="16"/>
+          <w:numId w:val="13"/>
         </w:numPr>
         <w:rPr>
           <w:lang w:val="es-MX"/>
@@ -3899,7 +3943,7 @@
         <w:pStyle w:val="Sinespaciado"/>
         <w:numPr>
           <w:ilvl w:val="0"/>
-          <w:numId w:val="16"/>
+          <w:numId w:val="13"/>
         </w:numPr>
         <w:rPr>
           <w:lang w:val="es-MX"/>
@@ -3917,7 +3961,7 @@
         <w:pStyle w:val="Sinespaciado"/>
         <w:numPr>
           <w:ilvl w:val="0"/>
-          <w:numId w:val="16"/>
+          <w:numId w:val="13"/>
         </w:numPr>
         <w:rPr>
           <w:lang w:val="es-MX"/>
@@ -3935,7 +3979,7 @@
         <w:pStyle w:val="Sinespaciado"/>
         <w:numPr>
           <w:ilvl w:val="0"/>
-          <w:numId w:val="16"/>
+          <w:numId w:val="13"/>
         </w:numPr>
         <w:rPr>
           <w:lang w:val="es-MX"/>
@@ -3962,7 +4006,7 @@
         <w:pStyle w:val="Sinespaciado"/>
         <w:numPr>
           <w:ilvl w:val="0"/>
-          <w:numId w:val="15"/>
+          <w:numId w:val="12"/>
         </w:numPr>
         <w:rPr>
           <w:lang w:val="es-MX"/>
@@ -3994,7 +4038,7 @@
         <w:pStyle w:val="Sinespaciado"/>
         <w:numPr>
           <w:ilvl w:val="0"/>
-          <w:numId w:val="15"/>
+          <w:numId w:val="12"/>
         </w:numPr>
         <w:rPr>
           <w:lang w:val="es-MX"/>
@@ -4181,7 +4225,21 @@
         <w:rPr>
           <w:lang w:val="es-MX"/>
         </w:rPr>
-        <w:t xml:space="preserve"> Android e iOS</w:t>
+        <w:t xml:space="preserve"> Android </w:t>
+      </w:r>
+      <w:proofErr w:type="gramStart"/>
+      <w:r>
+        <w:rPr>
+          <w:lang w:val="es-MX"/>
+        </w:rPr>
+        <w:t>e</w:t>
+      </w:r>
+      <w:proofErr w:type="gramEnd"/>
+      <w:r>
+        <w:rPr>
+          <w:lang w:val="es-MX"/>
+        </w:rPr>
+        <w:t xml:space="preserve"> iOS</w:t>
       </w:r>
       <w:r>
         <w:rPr>
@@ -4336,7 +4394,21 @@
         <w:rPr>
           <w:lang w:val="es-MX"/>
         </w:rPr>
-        <w:t>Desarrollar una aplicación móvil multiplataforma para Android e iOS que permita a MacBec Soluciones en Energía gestionar clientes, proyectos fotovoltaicos, análisis de recibos CFE, cálculos técnicos, cotizaciones, propuestas, contratos, pre-facturación, firmas y expedientes de forma ordenada, rápida y trazable.</w:t>
+        <w:t xml:space="preserve">Desarrollar una aplicación móvil multiplataforma para Android </w:t>
+      </w:r>
+      <w:proofErr w:type="gramStart"/>
+      <w:r>
+        <w:rPr>
+          <w:lang w:val="es-MX"/>
+        </w:rPr>
+        <w:t>e</w:t>
+      </w:r>
+      <w:proofErr w:type="gramEnd"/>
+      <w:r>
+        <w:rPr>
+          <w:lang w:val="es-MX"/>
+        </w:rPr>
+        <w:t xml:space="preserve"> iOS que permita a MacBec Soluciones en Energía gestionar clientes, proyectos fotovoltaicos, análisis de recibos CFE, cálculos técnicos, cotizaciones, propuestas, contratos, pre-facturación, firmas y expedientes de forma ordenada, rápida y trazable.</w:t>
       </w:r>
     </w:p>
     <w:p>
@@ -4404,7 +4476,7 @@
         <w:pStyle w:val="Sinespaciado"/>
         <w:numPr>
           <w:ilvl w:val="0"/>
-          <w:numId w:val="26"/>
+          <w:numId w:val="17"/>
         </w:numPr>
       </w:pPr>
       <w:proofErr w:type="spellStart"/>
@@ -4437,7 +4509,7 @@
         <w:pStyle w:val="Sinespaciado"/>
         <w:numPr>
           <w:ilvl w:val="0"/>
-          <w:numId w:val="26"/>
+          <w:numId w:val="17"/>
         </w:numPr>
       </w:pPr>
       <w:proofErr w:type="spellStart"/>
@@ -4462,7 +4534,7 @@
         <w:pStyle w:val="Sinespaciado"/>
         <w:numPr>
           <w:ilvl w:val="0"/>
-          <w:numId w:val="26"/>
+          <w:numId w:val="17"/>
         </w:numPr>
       </w:pPr>
       <w:proofErr w:type="spellStart"/>
@@ -4495,7 +4567,7 @@
         <w:pStyle w:val="Sinespaciado"/>
         <w:numPr>
           <w:ilvl w:val="0"/>
-          <w:numId w:val="26"/>
+          <w:numId w:val="17"/>
         </w:numPr>
       </w:pPr>
       <w:proofErr w:type="spellStart"/>
@@ -4520,7 +4592,7 @@
         <w:pStyle w:val="Sinespaciado"/>
         <w:numPr>
           <w:ilvl w:val="0"/>
-          <w:numId w:val="26"/>
+          <w:numId w:val="17"/>
         </w:numPr>
       </w:pPr>
       <w:proofErr w:type="spellStart"/>
@@ -4613,7 +4685,7 @@
         <w:pStyle w:val="Sinespaciado"/>
         <w:numPr>
           <w:ilvl w:val="0"/>
-          <w:numId w:val="27"/>
+          <w:numId w:val="18"/>
         </w:numPr>
       </w:pPr>
       <w:proofErr w:type="spellStart"/>
@@ -4638,7 +4710,7 @@
         <w:pStyle w:val="Sinespaciado"/>
         <w:numPr>
           <w:ilvl w:val="0"/>
-          <w:numId w:val="27"/>
+          <w:numId w:val="18"/>
         </w:numPr>
       </w:pPr>
       <w:proofErr w:type="spellStart"/>
@@ -4663,7 +4735,7 @@
         <w:pStyle w:val="Sinespaciado"/>
         <w:numPr>
           <w:ilvl w:val="0"/>
-          <w:numId w:val="27"/>
+          <w:numId w:val="18"/>
         </w:numPr>
         <w:rPr>
           <w:lang w:val="es-MX"/>
@@ -4681,7 +4753,7 @@
         <w:pStyle w:val="Sinespaciado"/>
         <w:numPr>
           <w:ilvl w:val="0"/>
-          <w:numId w:val="27"/>
+          <w:numId w:val="18"/>
         </w:numPr>
         <w:rPr>
           <w:lang w:val="es-MX"/>
@@ -4699,7 +4771,7 @@
         <w:pStyle w:val="Sinespaciado"/>
         <w:numPr>
           <w:ilvl w:val="0"/>
-          <w:numId w:val="27"/>
+          <w:numId w:val="18"/>
         </w:numPr>
         <w:rPr>
           <w:lang w:val="es-MX"/>
@@ -4717,7 +4789,7 @@
         <w:pStyle w:val="Sinespaciado"/>
         <w:numPr>
           <w:ilvl w:val="0"/>
-          <w:numId w:val="27"/>
+          <w:numId w:val="18"/>
         </w:numPr>
       </w:pPr>
       <w:proofErr w:type="spellStart"/>
@@ -4750,7 +4822,7 @@
         <w:pStyle w:val="Sinespaciado"/>
         <w:numPr>
           <w:ilvl w:val="0"/>
-          <w:numId w:val="27"/>
+          <w:numId w:val="18"/>
         </w:numPr>
         <w:rPr>
           <w:lang w:val="es-MX"/>
@@ -4768,7 +4840,7 @@
         <w:pStyle w:val="Sinespaciado"/>
         <w:numPr>
           <w:ilvl w:val="0"/>
-          <w:numId w:val="27"/>
+          <w:numId w:val="18"/>
         </w:numPr>
       </w:pPr>
       <w:proofErr w:type="spellStart"/>
@@ -4793,7 +4865,7 @@
         <w:pStyle w:val="Sinespaciado"/>
         <w:numPr>
           <w:ilvl w:val="0"/>
-          <w:numId w:val="27"/>
+          <w:numId w:val="18"/>
         </w:numPr>
       </w:pPr>
       <w:proofErr w:type="spellStart"/>
@@ -4819,7 +4891,7 @@
         <w:pStyle w:val="Sinespaciado"/>
         <w:numPr>
           <w:ilvl w:val="0"/>
-          <w:numId w:val="27"/>
+          <w:numId w:val="18"/>
         </w:numPr>
         <w:rPr>
           <w:lang w:val="es-MX"/>
@@ -4837,7 +4909,7 @@
         <w:pStyle w:val="Sinespaciado"/>
         <w:numPr>
           <w:ilvl w:val="0"/>
-          <w:numId w:val="27"/>
+          <w:numId w:val="18"/>
         </w:numPr>
         <w:rPr>
           <w:lang w:val="es-MX"/>
@@ -4855,7 +4927,7 @@
         <w:pStyle w:val="Sinespaciado"/>
         <w:numPr>
           <w:ilvl w:val="0"/>
-          <w:numId w:val="27"/>
+          <w:numId w:val="18"/>
         </w:numPr>
       </w:pPr>
       <w:proofErr w:type="spellStart"/>
@@ -4888,7 +4960,7 @@
         <w:pStyle w:val="Sinespaciado"/>
         <w:numPr>
           <w:ilvl w:val="0"/>
-          <w:numId w:val="27"/>
+          <w:numId w:val="18"/>
         </w:numPr>
       </w:pPr>
       <w:r>
@@ -4908,7 +4980,7 @@
         <w:pStyle w:val="Sinespaciado"/>
         <w:numPr>
           <w:ilvl w:val="0"/>
-          <w:numId w:val="27"/>
+          <w:numId w:val="18"/>
         </w:numPr>
         <w:rPr>
           <w:lang w:val="es-MX"/>
@@ -4926,7 +4998,7 @@
         <w:pStyle w:val="Sinespaciado"/>
         <w:numPr>
           <w:ilvl w:val="0"/>
-          <w:numId w:val="27"/>
+          <w:numId w:val="18"/>
         </w:numPr>
         <w:rPr>
           <w:lang w:val="es-MX"/>
@@ -4944,7 +5016,7 @@
         <w:pStyle w:val="Sinespaciado"/>
         <w:numPr>
           <w:ilvl w:val="0"/>
-          <w:numId w:val="27"/>
+          <w:numId w:val="18"/>
         </w:numPr>
       </w:pPr>
       <w:r>
@@ -4964,7 +5036,7 @@
         <w:pStyle w:val="Sinespaciado"/>
         <w:numPr>
           <w:ilvl w:val="0"/>
-          <w:numId w:val="27"/>
+          <w:numId w:val="18"/>
         </w:numPr>
         <w:rPr>
           <w:lang w:val="es-MX"/>
@@ -4982,7 +5054,7 @@
         <w:pStyle w:val="Sinespaciado"/>
         <w:numPr>
           <w:ilvl w:val="0"/>
-          <w:numId w:val="27"/>
+          <w:numId w:val="18"/>
         </w:numPr>
         <w:rPr>
           <w:lang w:val="es-MX"/>
@@ -5000,7 +5072,7 @@
         <w:pStyle w:val="Sinespaciado"/>
         <w:numPr>
           <w:ilvl w:val="0"/>
-          <w:numId w:val="27"/>
+          <w:numId w:val="18"/>
         </w:numPr>
         <w:rPr>
           <w:lang w:val="es-MX"/>
@@ -5018,7 +5090,7 @@
         <w:pStyle w:val="Sinespaciado"/>
         <w:numPr>
           <w:ilvl w:val="0"/>
-          <w:numId w:val="27"/>
+          <w:numId w:val="18"/>
         </w:numPr>
         <w:rPr>
           <w:lang w:val="es-MX"/>
@@ -5036,7 +5108,7 @@
         <w:pStyle w:val="Sinespaciado"/>
         <w:numPr>
           <w:ilvl w:val="0"/>
-          <w:numId w:val="27"/>
+          <w:numId w:val="18"/>
         </w:numPr>
         <w:rPr>
           <w:lang w:val="es-MX"/>
@@ -5054,7 +5126,7 @@
         <w:pStyle w:val="Sinespaciado"/>
         <w:numPr>
           <w:ilvl w:val="0"/>
-          <w:numId w:val="27"/>
+          <w:numId w:val="18"/>
         </w:numPr>
       </w:pPr>
       <w:proofErr w:type="spellStart"/>
@@ -5071,7 +5143,7 @@
         <w:pStyle w:val="Sinespaciado"/>
         <w:numPr>
           <w:ilvl w:val="0"/>
-          <w:numId w:val="27"/>
+          <w:numId w:val="18"/>
         </w:numPr>
       </w:pPr>
       <w:proofErr w:type="spellStart"/>
@@ -5189,7 +5261,7 @@
         <w:pStyle w:val="Sinespaciado"/>
         <w:numPr>
           <w:ilvl w:val="0"/>
-          <w:numId w:val="28"/>
+          <w:numId w:val="19"/>
         </w:numPr>
       </w:pPr>
       <w:r>
@@ -5209,7 +5281,7 @@
         <w:pStyle w:val="Sinespaciado"/>
         <w:numPr>
           <w:ilvl w:val="0"/>
-          <w:numId w:val="28"/>
+          <w:numId w:val="19"/>
         </w:numPr>
       </w:pPr>
       <w:proofErr w:type="spellStart"/>
@@ -5234,7 +5306,7 @@
         <w:pStyle w:val="Sinespaciado"/>
         <w:numPr>
           <w:ilvl w:val="0"/>
-          <w:numId w:val="28"/>
+          <w:numId w:val="19"/>
         </w:numPr>
       </w:pPr>
       <w:proofErr w:type="spellStart"/>
@@ -5259,7 +5331,7 @@
         <w:pStyle w:val="Sinespaciado"/>
         <w:numPr>
           <w:ilvl w:val="0"/>
-          <w:numId w:val="28"/>
+          <w:numId w:val="19"/>
         </w:numPr>
       </w:pPr>
       <w:proofErr w:type="spellStart"/>
@@ -5292,7 +5364,7 @@
         <w:pStyle w:val="Sinespaciado"/>
         <w:numPr>
           <w:ilvl w:val="0"/>
-          <w:numId w:val="28"/>
+          <w:numId w:val="19"/>
         </w:numPr>
       </w:pPr>
       <w:r>
@@ -5312,7 +5384,7 @@
         <w:pStyle w:val="Sinespaciado"/>
         <w:numPr>
           <w:ilvl w:val="0"/>
-          <w:numId w:val="28"/>
+          <w:numId w:val="19"/>
         </w:numPr>
       </w:pPr>
       <w:r>
@@ -5332,7 +5404,7 @@
         <w:pStyle w:val="Sinespaciado"/>
         <w:numPr>
           <w:ilvl w:val="0"/>
-          <w:numId w:val="28"/>
+          <w:numId w:val="19"/>
         </w:numPr>
       </w:pPr>
       <w:proofErr w:type="spellStart"/>
@@ -5357,7 +5429,7 @@
         <w:pStyle w:val="Sinespaciado"/>
         <w:numPr>
           <w:ilvl w:val="0"/>
-          <w:numId w:val="28"/>
+          <w:numId w:val="19"/>
         </w:numPr>
         <w:rPr>
           <w:lang w:val="es-MX"/>
@@ -5375,7 +5447,7 @@
         <w:pStyle w:val="Sinespaciado"/>
         <w:numPr>
           <w:ilvl w:val="0"/>
-          <w:numId w:val="28"/>
+          <w:numId w:val="19"/>
         </w:numPr>
         <w:rPr>
           <w:lang w:val="es-MX"/>
@@ -5393,7 +5465,7 @@
         <w:pStyle w:val="Sinespaciado"/>
         <w:numPr>
           <w:ilvl w:val="0"/>
-          <w:numId w:val="28"/>
+          <w:numId w:val="19"/>
         </w:numPr>
       </w:pPr>
       <w:proofErr w:type="spellStart"/>
@@ -5418,7 +5490,7 @@
         <w:pStyle w:val="Sinespaciado"/>
         <w:numPr>
           <w:ilvl w:val="0"/>
-          <w:numId w:val="28"/>
+          <w:numId w:val="19"/>
         </w:numPr>
         <w:rPr>
           <w:lang w:val="es-MX"/>
@@ -5436,7 +5508,7 @@
         <w:pStyle w:val="Sinespaciado"/>
         <w:numPr>
           <w:ilvl w:val="0"/>
-          <w:numId w:val="28"/>
+          <w:numId w:val="19"/>
         </w:numPr>
         <w:rPr>
           <w:lang w:val="es-MX"/>
@@ -5454,7 +5526,7 @@
         <w:pStyle w:val="Sinespaciado"/>
         <w:numPr>
           <w:ilvl w:val="0"/>
-          <w:numId w:val="28"/>
+          <w:numId w:val="19"/>
         </w:numPr>
         <w:rPr>
           <w:lang w:val="es-MX"/>
@@ -5472,7 +5544,7 @@
         <w:pStyle w:val="Sinespaciado"/>
         <w:numPr>
           <w:ilvl w:val="0"/>
-          <w:numId w:val="28"/>
+          <w:numId w:val="19"/>
         </w:numPr>
       </w:pPr>
       <w:proofErr w:type="spellStart"/>
@@ -5505,7 +5577,7 @@
         <w:pStyle w:val="Sinespaciado"/>
         <w:numPr>
           <w:ilvl w:val="0"/>
-          <w:numId w:val="28"/>
+          <w:numId w:val="19"/>
         </w:numPr>
       </w:pPr>
       <w:proofErr w:type="spellStart"/>
@@ -5522,7 +5594,7 @@
         <w:pStyle w:val="Sinespaciado"/>
         <w:numPr>
           <w:ilvl w:val="0"/>
-          <w:numId w:val="28"/>
+          <w:numId w:val="19"/>
         </w:numPr>
       </w:pPr>
       <w:r>
@@ -5534,7 +5606,7 @@
         <w:pStyle w:val="Sinespaciado"/>
         <w:numPr>
           <w:ilvl w:val="0"/>
-          <w:numId w:val="28"/>
+          <w:numId w:val="19"/>
         </w:numPr>
       </w:pPr>
       <w:proofErr w:type="spellStart"/>
@@ -5551,7 +5623,7 @@
         <w:pStyle w:val="Sinespaciado"/>
         <w:numPr>
           <w:ilvl w:val="0"/>
-          <w:numId w:val="28"/>
+          <w:numId w:val="19"/>
         </w:numPr>
         <w:rPr>
           <w:lang w:val="es-MX"/>
@@ -5569,7 +5641,7 @@
         <w:pStyle w:val="Sinespaciado"/>
         <w:numPr>
           <w:ilvl w:val="0"/>
-          <w:numId w:val="28"/>
+          <w:numId w:val="19"/>
         </w:numPr>
         <w:rPr>
           <w:lang w:val="es-MX"/>
@@ -5587,7 +5659,7 @@
         <w:pStyle w:val="Sinespaciado"/>
         <w:numPr>
           <w:ilvl w:val="0"/>
-          <w:numId w:val="28"/>
+          <w:numId w:val="19"/>
         </w:numPr>
       </w:pPr>
       <w:r>
@@ -5607,7 +5679,7 @@
         <w:pStyle w:val="Sinespaciado"/>
         <w:numPr>
           <w:ilvl w:val="0"/>
-          <w:numId w:val="28"/>
+          <w:numId w:val="19"/>
         </w:numPr>
       </w:pPr>
       <w:proofErr w:type="spellStart"/>
@@ -5640,7 +5712,7 @@
         <w:pStyle w:val="Sinespaciado"/>
         <w:numPr>
           <w:ilvl w:val="0"/>
-          <w:numId w:val="28"/>
+          <w:numId w:val="19"/>
         </w:numPr>
       </w:pPr>
       <w:proofErr w:type="spellStart"/>
@@ -5657,7 +5729,7 @@
         <w:pStyle w:val="Sinespaciado"/>
         <w:numPr>
           <w:ilvl w:val="0"/>
-          <w:numId w:val="28"/>
+          <w:numId w:val="19"/>
         </w:numPr>
       </w:pPr>
       <w:proofErr w:type="spellStart"/>
@@ -5761,7 +5833,7 @@
         <w:pStyle w:val="Sinespaciado"/>
         <w:numPr>
           <w:ilvl w:val="0"/>
-          <w:numId w:val="29"/>
+          <w:numId w:val="20"/>
         </w:numPr>
       </w:pPr>
       <w:proofErr w:type="spellStart"/>
@@ -5787,7 +5859,7 @@
         <w:pStyle w:val="Sinespaciado"/>
         <w:numPr>
           <w:ilvl w:val="0"/>
-          <w:numId w:val="29"/>
+          <w:numId w:val="20"/>
         </w:numPr>
         <w:rPr>
           <w:lang w:val="es-MX"/>
@@ -5805,7 +5877,7 @@
         <w:pStyle w:val="Sinespaciado"/>
         <w:numPr>
           <w:ilvl w:val="0"/>
-          <w:numId w:val="29"/>
+          <w:numId w:val="20"/>
         </w:numPr>
         <w:rPr>
           <w:lang w:val="es-MX"/>
@@ -5823,7 +5895,7 @@
         <w:pStyle w:val="Sinespaciado"/>
         <w:numPr>
           <w:ilvl w:val="0"/>
-          <w:numId w:val="29"/>
+          <w:numId w:val="20"/>
         </w:numPr>
       </w:pPr>
       <w:r>
@@ -5835,7 +5907,7 @@
         <w:pStyle w:val="Sinespaciado"/>
         <w:numPr>
           <w:ilvl w:val="0"/>
-          <w:numId w:val="29"/>
+          <w:numId w:val="20"/>
         </w:numPr>
       </w:pPr>
       <w:proofErr w:type="spellStart"/>
@@ -5860,7 +5932,7 @@
         <w:pStyle w:val="Sinespaciado"/>
         <w:numPr>
           <w:ilvl w:val="0"/>
-          <w:numId w:val="29"/>
+          <w:numId w:val="20"/>
         </w:numPr>
         <w:rPr>
           <w:lang w:val="es-MX"/>
@@ -5878,7 +5950,7 @@
         <w:pStyle w:val="Sinespaciado"/>
         <w:numPr>
           <w:ilvl w:val="0"/>
-          <w:numId w:val="29"/>
+          <w:numId w:val="20"/>
         </w:numPr>
       </w:pPr>
       <w:proofErr w:type="spellStart"/>
@@ -5895,7 +5967,7 @@
         <w:pStyle w:val="Sinespaciado"/>
         <w:numPr>
           <w:ilvl w:val="0"/>
-          <w:numId w:val="29"/>
+          <w:numId w:val="20"/>
         </w:numPr>
       </w:pPr>
       <w:proofErr w:type="spellStart"/>
@@ -5920,7 +5992,7 @@
         <w:pStyle w:val="Sinespaciado"/>
         <w:numPr>
           <w:ilvl w:val="0"/>
-          <w:numId w:val="29"/>
+          <w:numId w:val="20"/>
         </w:numPr>
       </w:pPr>
       <w:proofErr w:type="spellStart"/>
@@ -5945,7 +6017,7 @@
         <w:pStyle w:val="Sinespaciado"/>
         <w:numPr>
           <w:ilvl w:val="0"/>
-          <w:numId w:val="29"/>
+          <w:numId w:val="20"/>
         </w:numPr>
       </w:pPr>
       <w:proofErr w:type="spellStart"/>
@@ -5962,7 +6034,7 @@
         <w:pStyle w:val="Sinespaciado"/>
         <w:numPr>
           <w:ilvl w:val="0"/>
-          <w:numId w:val="29"/>
+          <w:numId w:val="20"/>
         </w:numPr>
       </w:pPr>
       <w:proofErr w:type="spellStart"/>
@@ -5987,7 +6059,7 @@
         <w:pStyle w:val="Sinespaciado"/>
         <w:numPr>
           <w:ilvl w:val="0"/>
-          <w:numId w:val="29"/>
+          <w:numId w:val="20"/>
         </w:numPr>
       </w:pPr>
       <w:r>
@@ -6078,7 +6150,7 @@
         <w:pStyle w:val="Sinespaciado"/>
         <w:numPr>
           <w:ilvl w:val="0"/>
-          <w:numId w:val="30"/>
+          <w:numId w:val="21"/>
         </w:numPr>
       </w:pPr>
       <w:r>
@@ -6106,7 +6178,7 @@
         <w:pStyle w:val="Sinespaciado"/>
         <w:numPr>
           <w:ilvl w:val="0"/>
-          <w:numId w:val="30"/>
+          <w:numId w:val="21"/>
         </w:numPr>
       </w:pPr>
       <w:r>
@@ -6134,7 +6206,7 @@
         <w:pStyle w:val="Sinespaciado"/>
         <w:numPr>
           <w:ilvl w:val="0"/>
-          <w:numId w:val="30"/>
+          <w:numId w:val="21"/>
         </w:numPr>
       </w:pPr>
       <w:r>
@@ -6162,7 +6234,7 @@
         <w:pStyle w:val="Sinespaciado"/>
         <w:numPr>
           <w:ilvl w:val="0"/>
-          <w:numId w:val="30"/>
+          <w:numId w:val="21"/>
         </w:numPr>
       </w:pPr>
       <w:r>
@@ -6190,7 +6262,7 @@
         <w:pStyle w:val="Sinespaciado"/>
         <w:numPr>
           <w:ilvl w:val="0"/>
-          <w:numId w:val="30"/>
+          <w:numId w:val="21"/>
         </w:numPr>
       </w:pPr>
       <w:r>
@@ -6202,7 +6274,7 @@
         <w:pStyle w:val="Sinespaciado"/>
         <w:numPr>
           <w:ilvl w:val="0"/>
-          <w:numId w:val="30"/>
+          <w:numId w:val="21"/>
         </w:numPr>
       </w:pPr>
       <w:proofErr w:type="spellStart"/>
@@ -6227,7 +6299,7 @@
         <w:pStyle w:val="Sinespaciado"/>
         <w:numPr>
           <w:ilvl w:val="0"/>
-          <w:numId w:val="30"/>
+          <w:numId w:val="21"/>
         </w:numPr>
       </w:pPr>
       <w:proofErr w:type="spellStart"/>
@@ -6244,7 +6316,7 @@
         <w:pStyle w:val="Sinespaciado"/>
         <w:numPr>
           <w:ilvl w:val="0"/>
-          <w:numId w:val="30"/>
+          <w:numId w:val="21"/>
         </w:numPr>
         <w:rPr>
           <w:lang w:val="es-MX"/>
@@ -6262,7 +6334,7 @@
         <w:pStyle w:val="Sinespaciado"/>
         <w:numPr>
           <w:ilvl w:val="0"/>
-          <w:numId w:val="30"/>
+          <w:numId w:val="21"/>
         </w:numPr>
       </w:pPr>
       <w:proofErr w:type="spellStart"/>
@@ -6287,7 +6359,7 @@
         <w:pStyle w:val="Sinespaciado"/>
         <w:numPr>
           <w:ilvl w:val="0"/>
-          <w:numId w:val="30"/>
+          <w:numId w:val="21"/>
         </w:numPr>
       </w:pPr>
       <w:r>
@@ -6307,7 +6379,7 @@
         <w:pStyle w:val="Sinespaciado"/>
         <w:numPr>
           <w:ilvl w:val="0"/>
-          <w:numId w:val="30"/>
+          <w:numId w:val="21"/>
         </w:numPr>
       </w:pPr>
       <w:proofErr w:type="spellStart"/>
@@ -6388,7 +6460,7 @@
         <w:pStyle w:val="Sinespaciado"/>
         <w:numPr>
           <w:ilvl w:val="0"/>
-          <w:numId w:val="31"/>
+          <w:numId w:val="22"/>
         </w:numPr>
       </w:pPr>
       <w:proofErr w:type="spellStart"/>
@@ -6405,7 +6477,7 @@
         <w:pStyle w:val="Sinespaciado"/>
         <w:numPr>
           <w:ilvl w:val="0"/>
-          <w:numId w:val="31"/>
+          <w:numId w:val="22"/>
         </w:numPr>
       </w:pPr>
       <w:r>
@@ -6417,7 +6489,7 @@
         <w:pStyle w:val="Sinespaciado"/>
         <w:numPr>
           <w:ilvl w:val="0"/>
-          <w:numId w:val="31"/>
+          <w:numId w:val="22"/>
         </w:numPr>
       </w:pPr>
       <w:proofErr w:type="spellStart"/>
@@ -6434,7 +6506,7 @@
         <w:pStyle w:val="Sinespaciado"/>
         <w:numPr>
           <w:ilvl w:val="0"/>
-          <w:numId w:val="31"/>
+          <w:numId w:val="22"/>
         </w:numPr>
       </w:pPr>
       <w:r>
@@ -6446,7 +6518,7 @@
         <w:pStyle w:val="Sinespaciado"/>
         <w:numPr>
           <w:ilvl w:val="0"/>
-          <w:numId w:val="31"/>
+          <w:numId w:val="22"/>
         </w:numPr>
       </w:pPr>
       <w:proofErr w:type="spellStart"/>
@@ -6463,7 +6535,7 @@
         <w:pStyle w:val="Sinespaciado"/>
         <w:numPr>
           <w:ilvl w:val="0"/>
-          <w:numId w:val="31"/>
+          <w:numId w:val="22"/>
         </w:numPr>
       </w:pPr>
       <w:r>
@@ -6483,7 +6555,7 @@
         <w:pStyle w:val="Sinespaciado"/>
         <w:numPr>
           <w:ilvl w:val="0"/>
-          <w:numId w:val="31"/>
+          <w:numId w:val="22"/>
         </w:numPr>
       </w:pPr>
       <w:proofErr w:type="spellStart"/>
@@ -6508,7 +6580,7 @@
         <w:pStyle w:val="Sinespaciado"/>
         <w:numPr>
           <w:ilvl w:val="0"/>
-          <w:numId w:val="31"/>
+          <w:numId w:val="22"/>
         </w:numPr>
       </w:pPr>
       <w:r>
@@ -6528,7 +6600,7 @@
         <w:pStyle w:val="Sinespaciado"/>
         <w:numPr>
           <w:ilvl w:val="0"/>
-          <w:numId w:val="31"/>
+          <w:numId w:val="22"/>
         </w:numPr>
       </w:pPr>
       <w:proofErr w:type="spellStart"/>
@@ -6553,7 +6625,7 @@
         <w:pStyle w:val="Sinespaciado"/>
         <w:numPr>
           <w:ilvl w:val="0"/>
-          <w:numId w:val="31"/>
+          <w:numId w:val="22"/>
         </w:numPr>
       </w:pPr>
       <w:proofErr w:type="spellStart"/>
@@ -6578,7 +6650,7 @@
         <w:pStyle w:val="Sinespaciado"/>
         <w:numPr>
           <w:ilvl w:val="0"/>
-          <w:numId w:val="31"/>
+          <w:numId w:val="22"/>
         </w:numPr>
         <w:rPr>
           <w:lang w:val="es-MX"/>
@@ -6596,7 +6668,7 @@
         <w:pStyle w:val="Sinespaciado"/>
         <w:numPr>
           <w:ilvl w:val="0"/>
-          <w:numId w:val="31"/>
+          <w:numId w:val="22"/>
         </w:numPr>
         <w:rPr>
           <w:lang w:val="es-MX"/>
@@ -6662,7 +6734,7 @@
         <w:pStyle w:val="Sinespaciado"/>
         <w:numPr>
           <w:ilvl w:val="0"/>
-          <w:numId w:val="32"/>
+          <w:numId w:val="23"/>
         </w:numPr>
       </w:pPr>
       <w:proofErr w:type="spellStart"/>
@@ -6687,7 +6759,7 @@
         <w:pStyle w:val="Sinespaciado"/>
         <w:numPr>
           <w:ilvl w:val="0"/>
-          <w:numId w:val="32"/>
+          <w:numId w:val="23"/>
         </w:numPr>
       </w:pPr>
       <w:proofErr w:type="spellStart"/>
@@ -6704,7 +6776,7 @@
         <w:pStyle w:val="Sinespaciado"/>
         <w:numPr>
           <w:ilvl w:val="0"/>
-          <w:numId w:val="32"/>
+          <w:numId w:val="23"/>
         </w:numPr>
       </w:pPr>
       <w:proofErr w:type="spellStart"/>
@@ -6737,7 +6809,7 @@
         <w:pStyle w:val="Sinespaciado"/>
         <w:numPr>
           <w:ilvl w:val="0"/>
-          <w:numId w:val="32"/>
+          <w:numId w:val="23"/>
         </w:numPr>
       </w:pPr>
       <w:proofErr w:type="spellStart"/>
@@ -6762,7 +6834,7 @@
         <w:pStyle w:val="Sinespaciado"/>
         <w:numPr>
           <w:ilvl w:val="0"/>
-          <w:numId w:val="32"/>
+          <w:numId w:val="23"/>
         </w:numPr>
       </w:pPr>
       <w:proofErr w:type="spellStart"/>
@@ -6779,7 +6851,7 @@
         <w:pStyle w:val="Sinespaciado"/>
         <w:numPr>
           <w:ilvl w:val="0"/>
-          <w:numId w:val="32"/>
+          <w:numId w:val="23"/>
         </w:numPr>
       </w:pPr>
       <w:proofErr w:type="spellStart"/>
@@ -6804,7 +6876,7 @@
         <w:pStyle w:val="Sinespaciado"/>
         <w:numPr>
           <w:ilvl w:val="0"/>
-          <w:numId w:val="32"/>
+          <w:numId w:val="23"/>
         </w:numPr>
       </w:pPr>
       <w:proofErr w:type="spellStart"/>
@@ -6822,7 +6894,7 @@
         <w:pStyle w:val="Sinespaciado"/>
         <w:numPr>
           <w:ilvl w:val="0"/>
-          <w:numId w:val="32"/>
+          <w:numId w:val="23"/>
         </w:numPr>
       </w:pPr>
       <w:proofErr w:type="spellStart"/>
@@ -6839,7 +6911,7 @@
         <w:pStyle w:val="Sinespaciado"/>
         <w:numPr>
           <w:ilvl w:val="0"/>
-          <w:numId w:val="32"/>
+          <w:numId w:val="23"/>
         </w:numPr>
       </w:pPr>
       <w:proofErr w:type="spellStart"/>
@@ -6856,7 +6928,7 @@
         <w:pStyle w:val="Sinespaciado"/>
         <w:numPr>
           <w:ilvl w:val="0"/>
-          <w:numId w:val="32"/>
+          <w:numId w:val="23"/>
         </w:numPr>
       </w:pPr>
       <w:r>
@@ -6868,7 +6940,7 @@
         <w:pStyle w:val="Sinespaciado"/>
         <w:numPr>
           <w:ilvl w:val="0"/>
-          <w:numId w:val="32"/>
+          <w:numId w:val="23"/>
         </w:numPr>
       </w:pPr>
       <w:r>
@@ -6880,7 +6952,7 @@
         <w:pStyle w:val="Sinespaciado"/>
         <w:numPr>
           <w:ilvl w:val="0"/>
-          <w:numId w:val="32"/>
+          <w:numId w:val="23"/>
         </w:numPr>
       </w:pPr>
       <w:r>
@@ -6900,7 +6972,7 @@
         <w:pStyle w:val="Sinespaciado"/>
         <w:numPr>
           <w:ilvl w:val="0"/>
-          <w:numId w:val="32"/>
+          <w:numId w:val="23"/>
         </w:numPr>
       </w:pPr>
       <w:proofErr w:type="spellStart"/>
@@ -6925,7 +6997,7 @@
         <w:pStyle w:val="Sinespaciado"/>
         <w:numPr>
           <w:ilvl w:val="0"/>
-          <w:numId w:val="32"/>
+          <w:numId w:val="23"/>
         </w:numPr>
       </w:pPr>
       <w:r>
@@ -7046,7 +7118,7 @@
         <w:pStyle w:val="Sinespaciado"/>
         <w:numPr>
           <w:ilvl w:val="0"/>
-          <w:numId w:val="33"/>
+          <w:numId w:val="24"/>
         </w:numPr>
       </w:pPr>
       <w:proofErr w:type="spellStart"/>
@@ -7071,7 +7143,7 @@
         <w:pStyle w:val="Sinespaciado"/>
         <w:numPr>
           <w:ilvl w:val="0"/>
-          <w:numId w:val="33"/>
+          <w:numId w:val="24"/>
         </w:numPr>
       </w:pPr>
       <w:proofErr w:type="spellStart"/>
@@ -7096,7 +7168,7 @@
         <w:pStyle w:val="Sinespaciado"/>
         <w:numPr>
           <w:ilvl w:val="0"/>
-          <w:numId w:val="33"/>
+          <w:numId w:val="24"/>
         </w:numPr>
       </w:pPr>
       <w:proofErr w:type="spellStart"/>
@@ -7129,7 +7201,7 @@
         <w:pStyle w:val="Sinespaciado"/>
         <w:numPr>
           <w:ilvl w:val="0"/>
-          <w:numId w:val="33"/>
+          <w:numId w:val="24"/>
         </w:numPr>
       </w:pPr>
       <w:proofErr w:type="spellStart"/>
@@ -7154,7 +7226,7 @@
         <w:pStyle w:val="Sinespaciado"/>
         <w:numPr>
           <w:ilvl w:val="0"/>
-          <w:numId w:val="33"/>
+          <w:numId w:val="24"/>
         </w:numPr>
       </w:pPr>
       <w:r>
@@ -7182,7 +7254,7 @@
         <w:pStyle w:val="Sinespaciado"/>
         <w:numPr>
           <w:ilvl w:val="0"/>
-          <w:numId w:val="33"/>
+          <w:numId w:val="24"/>
         </w:numPr>
       </w:pPr>
       <w:proofErr w:type="spellStart"/>
@@ -7207,7 +7279,7 @@
         <w:pStyle w:val="Sinespaciado"/>
         <w:numPr>
           <w:ilvl w:val="0"/>
-          <w:numId w:val="33"/>
+          <w:numId w:val="24"/>
         </w:numPr>
       </w:pPr>
       <w:proofErr w:type="spellStart"/>
@@ -7232,7 +7304,7 @@
         <w:pStyle w:val="Sinespaciado"/>
         <w:numPr>
           <w:ilvl w:val="0"/>
-          <w:numId w:val="33"/>
+          <w:numId w:val="24"/>
         </w:numPr>
       </w:pPr>
       <w:r>
@@ -7252,7 +7324,7 @@
         <w:pStyle w:val="Sinespaciado"/>
         <w:numPr>
           <w:ilvl w:val="0"/>
-          <w:numId w:val="33"/>
+          <w:numId w:val="24"/>
         </w:numPr>
       </w:pPr>
       <w:proofErr w:type="spellStart"/>
@@ -7285,7 +7357,7 @@
         <w:pStyle w:val="Sinespaciado"/>
         <w:numPr>
           <w:ilvl w:val="0"/>
-          <w:numId w:val="33"/>
+          <w:numId w:val="24"/>
         </w:numPr>
       </w:pPr>
       <w:proofErr w:type="spellStart"/>
@@ -7310,7 +7382,7 @@
         <w:pStyle w:val="Sinespaciado"/>
         <w:numPr>
           <w:ilvl w:val="0"/>
-          <w:numId w:val="33"/>
+          <w:numId w:val="24"/>
         </w:numPr>
       </w:pPr>
       <w:proofErr w:type="spellStart"/>
@@ -7335,7 +7407,7 @@
         <w:pStyle w:val="Sinespaciado"/>
         <w:numPr>
           <w:ilvl w:val="0"/>
-          <w:numId w:val="33"/>
+          <w:numId w:val="24"/>
         </w:numPr>
       </w:pPr>
       <w:proofErr w:type="spellStart"/>
@@ -7360,7 +7432,7 @@
         <w:pStyle w:val="Sinespaciado"/>
         <w:numPr>
           <w:ilvl w:val="0"/>
-          <w:numId w:val="33"/>
+          <w:numId w:val="24"/>
         </w:numPr>
       </w:pPr>
       <w:proofErr w:type="spellStart"/>
@@ -7442,7 +7514,7 @@
         <w:pStyle w:val="Sinespaciado"/>
         <w:numPr>
           <w:ilvl w:val="0"/>
-          <w:numId w:val="34"/>
+          <w:numId w:val="25"/>
         </w:numPr>
       </w:pPr>
       <w:proofErr w:type="spellStart"/>
@@ -7467,7 +7539,7 @@
         <w:pStyle w:val="Sinespaciado"/>
         <w:numPr>
           <w:ilvl w:val="0"/>
-          <w:numId w:val="34"/>
+          <w:numId w:val="25"/>
         </w:numPr>
       </w:pPr>
       <w:r>
@@ -7487,7 +7559,7 @@
         <w:pStyle w:val="Sinespaciado"/>
         <w:numPr>
           <w:ilvl w:val="0"/>
-          <w:numId w:val="34"/>
+          <w:numId w:val="25"/>
         </w:numPr>
       </w:pPr>
       <w:proofErr w:type="spellStart"/>
@@ -7512,7 +7584,7 @@
         <w:pStyle w:val="Sinespaciado"/>
         <w:numPr>
           <w:ilvl w:val="0"/>
-          <w:numId w:val="34"/>
+          <w:numId w:val="25"/>
         </w:numPr>
       </w:pPr>
       <w:proofErr w:type="spellStart"/>
@@ -7545,7 +7617,7 @@
         <w:pStyle w:val="Sinespaciado"/>
         <w:numPr>
           <w:ilvl w:val="0"/>
-          <w:numId w:val="34"/>
+          <w:numId w:val="25"/>
         </w:numPr>
       </w:pPr>
       <w:r>
@@ -7573,7 +7645,7 @@
         <w:pStyle w:val="Sinespaciado"/>
         <w:numPr>
           <w:ilvl w:val="0"/>
-          <w:numId w:val="34"/>
+          <w:numId w:val="25"/>
         </w:numPr>
       </w:pPr>
       <w:proofErr w:type="spellStart"/>
@@ -7678,7 +7750,7 @@
         <w:pStyle w:val="Sinespaciado"/>
         <w:numPr>
           <w:ilvl w:val="0"/>
-          <w:numId w:val="35"/>
+          <w:numId w:val="26"/>
         </w:numPr>
       </w:pPr>
       <w:proofErr w:type="spellStart"/>
@@ -7703,7 +7775,7 @@
         <w:pStyle w:val="Sinespaciado"/>
         <w:numPr>
           <w:ilvl w:val="0"/>
-          <w:numId w:val="35"/>
+          <w:numId w:val="26"/>
         </w:numPr>
       </w:pPr>
       <w:proofErr w:type="spellStart"/>
@@ -7728,7 +7800,7 @@
         <w:pStyle w:val="Sinespaciado"/>
         <w:numPr>
           <w:ilvl w:val="0"/>
-          <w:numId w:val="35"/>
+          <w:numId w:val="26"/>
         </w:numPr>
       </w:pPr>
       <w:proofErr w:type="spellStart"/>
@@ -7753,7 +7825,7 @@
         <w:pStyle w:val="Sinespaciado"/>
         <w:numPr>
           <w:ilvl w:val="0"/>
-          <w:numId w:val="35"/>
+          <w:numId w:val="26"/>
         </w:numPr>
       </w:pPr>
       <w:proofErr w:type="spellStart"/>
@@ -7778,7 +7850,7 @@
         <w:pStyle w:val="Sinespaciado"/>
         <w:numPr>
           <w:ilvl w:val="0"/>
-          <w:numId w:val="35"/>
+          <w:numId w:val="26"/>
         </w:numPr>
       </w:pPr>
       <w:proofErr w:type="spellStart"/>
@@ -7811,7 +7883,7 @@
         <w:pStyle w:val="Sinespaciado"/>
         <w:numPr>
           <w:ilvl w:val="0"/>
-          <w:numId w:val="35"/>
+          <w:numId w:val="26"/>
         </w:numPr>
       </w:pPr>
       <w:r>
@@ -7897,7 +7969,7 @@
         <w:pStyle w:val="Sinespaciado"/>
         <w:numPr>
           <w:ilvl w:val="0"/>
-          <w:numId w:val="36"/>
+          <w:numId w:val="27"/>
         </w:numPr>
       </w:pPr>
       <w:r>
@@ -7925,7 +7997,7 @@
         <w:pStyle w:val="Sinespaciado"/>
         <w:numPr>
           <w:ilvl w:val="0"/>
-          <w:numId w:val="36"/>
+          <w:numId w:val="27"/>
         </w:numPr>
       </w:pPr>
       <w:proofErr w:type="spellStart"/>
@@ -7950,7 +8022,7 @@
         <w:pStyle w:val="Sinespaciado"/>
         <w:numPr>
           <w:ilvl w:val="0"/>
-          <w:numId w:val="36"/>
+          <w:numId w:val="27"/>
         </w:numPr>
       </w:pPr>
       <w:r>
@@ -7970,7 +8042,7 @@
         <w:pStyle w:val="Sinespaciado"/>
         <w:numPr>
           <w:ilvl w:val="0"/>
-          <w:numId w:val="36"/>
+          <w:numId w:val="27"/>
         </w:numPr>
       </w:pPr>
       <w:r>
@@ -7998,7 +8070,7 @@
         <w:pStyle w:val="Sinespaciado"/>
         <w:numPr>
           <w:ilvl w:val="0"/>
-          <w:numId w:val="36"/>
+          <w:numId w:val="27"/>
         </w:numPr>
       </w:pPr>
       <w:proofErr w:type="spellStart"/>
@@ -8031,7 +8103,7 @@
         <w:pStyle w:val="Sinespaciado"/>
         <w:numPr>
           <w:ilvl w:val="0"/>
-          <w:numId w:val="36"/>
+          <w:numId w:val="27"/>
         </w:numPr>
       </w:pPr>
       <w:proofErr w:type="spellStart"/>
@@ -8119,7 +8191,7 @@
         <w:pStyle w:val="Sinespaciado"/>
         <w:numPr>
           <w:ilvl w:val="0"/>
-          <w:numId w:val="37"/>
+          <w:numId w:val="28"/>
         </w:numPr>
       </w:pPr>
       <w:r>
@@ -8139,7 +8211,7 @@
         <w:pStyle w:val="Sinespaciado"/>
         <w:numPr>
           <w:ilvl w:val="0"/>
-          <w:numId w:val="37"/>
+          <w:numId w:val="28"/>
         </w:numPr>
       </w:pPr>
       <w:proofErr w:type="spellStart"/>
@@ -8164,7 +8236,7 @@
         <w:pStyle w:val="Sinespaciado"/>
         <w:numPr>
           <w:ilvl w:val="0"/>
-          <w:numId w:val="37"/>
+          <w:numId w:val="28"/>
         </w:numPr>
       </w:pPr>
       <w:proofErr w:type="spellStart"/>
@@ -8189,7 +8261,7 @@
         <w:pStyle w:val="Sinespaciado"/>
         <w:numPr>
           <w:ilvl w:val="0"/>
-          <w:numId w:val="37"/>
+          <w:numId w:val="28"/>
         </w:numPr>
       </w:pPr>
       <w:proofErr w:type="spellStart"/>
@@ -8214,7 +8286,7 @@
         <w:pStyle w:val="Sinespaciado"/>
         <w:numPr>
           <w:ilvl w:val="0"/>
-          <w:numId w:val="37"/>
+          <w:numId w:val="28"/>
         </w:numPr>
       </w:pPr>
       <w:proofErr w:type="spellStart"/>
@@ -8239,7 +8311,7 @@
         <w:pStyle w:val="Sinespaciado"/>
         <w:numPr>
           <w:ilvl w:val="0"/>
-          <w:numId w:val="37"/>
+          <w:numId w:val="28"/>
         </w:numPr>
       </w:pPr>
       <w:proofErr w:type="spellStart"/>
@@ -8309,7 +8381,7 @@
         <w:pStyle w:val="Sinespaciado"/>
         <w:numPr>
           <w:ilvl w:val="0"/>
-          <w:numId w:val="38"/>
+          <w:numId w:val="29"/>
         </w:numPr>
       </w:pPr>
       <w:proofErr w:type="spellStart"/>
@@ -8342,7 +8414,7 @@
         <w:pStyle w:val="Sinespaciado"/>
         <w:numPr>
           <w:ilvl w:val="0"/>
-          <w:numId w:val="38"/>
+          <w:numId w:val="29"/>
         </w:numPr>
         <w:rPr>
           <w:lang w:val="es-MX"/>
@@ -8360,7 +8432,7 @@
         <w:pStyle w:val="Sinespaciado"/>
         <w:numPr>
           <w:ilvl w:val="0"/>
-          <w:numId w:val="38"/>
+          <w:numId w:val="29"/>
         </w:numPr>
         <w:rPr>
           <w:lang w:val="es-MX"/>
@@ -8378,7 +8450,7 @@
         <w:pStyle w:val="Sinespaciado"/>
         <w:numPr>
           <w:ilvl w:val="0"/>
-          <w:numId w:val="38"/>
+          <w:numId w:val="29"/>
         </w:numPr>
         <w:rPr>
           <w:lang w:val="es-MX"/>
@@ -8396,7 +8468,7 @@
         <w:pStyle w:val="Sinespaciado"/>
         <w:numPr>
           <w:ilvl w:val="0"/>
-          <w:numId w:val="38"/>
+          <w:numId w:val="29"/>
         </w:numPr>
         <w:rPr>
           <w:lang w:val="es-MX"/>
@@ -8414,7 +8486,7 @@
         <w:pStyle w:val="Sinespaciado"/>
         <w:numPr>
           <w:ilvl w:val="0"/>
-          <w:numId w:val="38"/>
+          <w:numId w:val="29"/>
         </w:numPr>
         <w:rPr>
           <w:lang w:val="es-MX"/>
@@ -8432,7 +8504,7 @@
         <w:pStyle w:val="Sinespaciado"/>
         <w:numPr>
           <w:ilvl w:val="0"/>
-          <w:numId w:val="38"/>
+          <w:numId w:val="29"/>
         </w:numPr>
         <w:rPr>
           <w:lang w:val="es-MX"/>
@@ -8450,7 +8522,7 @@
         <w:pStyle w:val="Sinespaciado"/>
         <w:numPr>
           <w:ilvl w:val="0"/>
-          <w:numId w:val="38"/>
+          <w:numId w:val="29"/>
         </w:numPr>
       </w:pPr>
       <w:r>
@@ -8486,7 +8558,7 @@
         <w:pStyle w:val="Sinespaciado"/>
         <w:numPr>
           <w:ilvl w:val="0"/>
-          <w:numId w:val="38"/>
+          <w:numId w:val="29"/>
         </w:numPr>
       </w:pPr>
       <w:r>
@@ -8506,7 +8578,7 @@
         <w:pStyle w:val="Sinespaciado"/>
         <w:numPr>
           <w:ilvl w:val="0"/>
-          <w:numId w:val="38"/>
+          <w:numId w:val="29"/>
         </w:numPr>
       </w:pPr>
       <w:r>
@@ -8542,7 +8614,7 @@
         <w:pStyle w:val="Sinespaciado"/>
         <w:numPr>
           <w:ilvl w:val="0"/>
-          <w:numId w:val="38"/>
+          <w:numId w:val="29"/>
         </w:numPr>
       </w:pPr>
       <w:r>
@@ -8570,7 +8642,7 @@
         <w:pStyle w:val="Sinespaciado"/>
         <w:numPr>
           <w:ilvl w:val="0"/>
-          <w:numId w:val="38"/>
+          <w:numId w:val="29"/>
         </w:numPr>
         <w:rPr>
           <w:lang w:val="es-MX"/>
@@ -8588,7 +8660,7 @@
         <w:pStyle w:val="Sinespaciado"/>
         <w:numPr>
           <w:ilvl w:val="0"/>
-          <w:numId w:val="38"/>
+          <w:numId w:val="29"/>
         </w:numPr>
       </w:pPr>
       <w:r>
@@ -8608,7 +8680,7 @@
         <w:pStyle w:val="Sinespaciado"/>
         <w:numPr>
           <w:ilvl w:val="0"/>
-          <w:numId w:val="38"/>
+          <w:numId w:val="29"/>
         </w:numPr>
         <w:rPr>
           <w:lang w:val="es-MX"/>
@@ -8626,7 +8698,7 @@
         <w:pStyle w:val="Sinespaciado"/>
         <w:numPr>
           <w:ilvl w:val="0"/>
-          <w:numId w:val="38"/>
+          <w:numId w:val="29"/>
         </w:numPr>
         <w:rPr>
           <w:lang w:val="es-MX"/>
@@ -8644,7 +8716,7 @@
         <w:pStyle w:val="Sinespaciado"/>
         <w:numPr>
           <w:ilvl w:val="0"/>
-          <w:numId w:val="38"/>
+          <w:numId w:val="29"/>
         </w:numPr>
         <w:rPr>
           <w:lang w:val="es-MX"/>
@@ -8662,7 +8734,7 @@
         <w:pStyle w:val="Sinespaciado"/>
         <w:numPr>
           <w:ilvl w:val="0"/>
-          <w:numId w:val="38"/>
+          <w:numId w:val="29"/>
         </w:numPr>
         <w:rPr>
           <w:lang w:val="es-MX"/>
@@ -8680,7 +8752,7 @@
         <w:pStyle w:val="Sinespaciado"/>
         <w:numPr>
           <w:ilvl w:val="0"/>
-          <w:numId w:val="38"/>
+          <w:numId w:val="29"/>
         </w:numPr>
       </w:pPr>
       <w:r>
@@ -8708,7 +8780,7 @@
         <w:pStyle w:val="Sinespaciado"/>
         <w:numPr>
           <w:ilvl w:val="0"/>
-          <w:numId w:val="38"/>
+          <w:numId w:val="29"/>
         </w:numPr>
       </w:pPr>
       <w:r>
@@ -8736,7 +8808,7 @@
         <w:pStyle w:val="Sinespaciado"/>
         <w:numPr>
           <w:ilvl w:val="0"/>
-          <w:numId w:val="38"/>
+          <w:numId w:val="29"/>
         </w:numPr>
         <w:rPr>
           <w:lang w:val="es-MX"/>
@@ -8754,7 +8826,7 @@
         <w:pStyle w:val="Sinespaciado"/>
         <w:numPr>
           <w:ilvl w:val="0"/>
-          <w:numId w:val="38"/>
+          <w:numId w:val="29"/>
         </w:numPr>
         <w:rPr>
           <w:lang w:val="es-MX"/>
@@ -8772,7 +8844,7 @@
         <w:pStyle w:val="Sinespaciado"/>
         <w:numPr>
           <w:ilvl w:val="0"/>
-          <w:numId w:val="38"/>
+          <w:numId w:val="29"/>
         </w:numPr>
         <w:rPr>
           <w:lang w:val="es-MX"/>
@@ -8857,7 +8929,7 @@
         <w:pStyle w:val="Sinespaciado"/>
         <w:numPr>
           <w:ilvl w:val="0"/>
-          <w:numId w:val="39"/>
+          <w:numId w:val="30"/>
         </w:numPr>
       </w:pPr>
       <w:proofErr w:type="spellStart"/>
@@ -8874,7 +8946,7 @@
         <w:pStyle w:val="Sinespaciado"/>
         <w:numPr>
           <w:ilvl w:val="0"/>
-          <w:numId w:val="39"/>
+          <w:numId w:val="30"/>
         </w:numPr>
       </w:pPr>
       <w:proofErr w:type="spellStart"/>
@@ -8899,7 +8971,7 @@
         <w:pStyle w:val="Sinespaciado"/>
         <w:numPr>
           <w:ilvl w:val="0"/>
-          <w:numId w:val="39"/>
+          <w:numId w:val="30"/>
         </w:numPr>
       </w:pPr>
       <w:proofErr w:type="spellStart"/>
@@ -8924,7 +8996,7 @@
         <w:pStyle w:val="Sinespaciado"/>
         <w:numPr>
           <w:ilvl w:val="0"/>
-          <w:numId w:val="39"/>
+          <w:numId w:val="30"/>
         </w:numPr>
       </w:pPr>
       <w:r>
@@ -8944,7 +9016,7 @@
         <w:pStyle w:val="Sinespaciado"/>
         <w:numPr>
           <w:ilvl w:val="0"/>
-          <w:numId w:val="39"/>
+          <w:numId w:val="30"/>
         </w:numPr>
       </w:pPr>
       <w:proofErr w:type="spellStart"/>
@@ -8977,7 +9049,7 @@
         <w:pStyle w:val="Sinespaciado"/>
         <w:numPr>
           <w:ilvl w:val="0"/>
-          <w:numId w:val="39"/>
+          <w:numId w:val="30"/>
         </w:numPr>
       </w:pPr>
       <w:proofErr w:type="spellStart"/>
@@ -9003,7 +9075,7 @@
         <w:pStyle w:val="Sinespaciado"/>
         <w:numPr>
           <w:ilvl w:val="0"/>
-          <w:numId w:val="39"/>
+          <w:numId w:val="30"/>
         </w:numPr>
       </w:pPr>
       <w:proofErr w:type="spellStart"/>
@@ -9028,7 +9100,7 @@
         <w:pStyle w:val="Sinespaciado"/>
         <w:numPr>
           <w:ilvl w:val="0"/>
-          <w:numId w:val="39"/>
+          <w:numId w:val="30"/>
         </w:numPr>
       </w:pPr>
       <w:proofErr w:type="spellStart"/>
@@ -9053,7 +9125,7 @@
         <w:pStyle w:val="Sinespaciado"/>
         <w:numPr>
           <w:ilvl w:val="0"/>
-          <w:numId w:val="39"/>
+          <w:numId w:val="30"/>
         </w:numPr>
       </w:pPr>
       <w:proofErr w:type="spellStart"/>
@@ -9078,7 +9150,7 @@
         <w:pStyle w:val="Sinespaciado"/>
         <w:numPr>
           <w:ilvl w:val="0"/>
-          <w:numId w:val="39"/>
+          <w:numId w:val="30"/>
         </w:numPr>
       </w:pPr>
       <w:proofErr w:type="spellStart"/>
@@ -9103,7 +9175,7 @@
         <w:pStyle w:val="Sinespaciado"/>
         <w:numPr>
           <w:ilvl w:val="0"/>
-          <w:numId w:val="39"/>
+          <w:numId w:val="30"/>
         </w:numPr>
       </w:pPr>
       <w:proofErr w:type="spellStart"/>
@@ -9128,7 +9200,7 @@
         <w:pStyle w:val="Sinespaciado"/>
         <w:numPr>
           <w:ilvl w:val="0"/>
-          <w:numId w:val="39"/>
+          <w:numId w:val="30"/>
         </w:numPr>
       </w:pPr>
       <w:proofErr w:type="spellStart"/>
@@ -9153,7 +9225,7 @@
         <w:pStyle w:val="Sinespaciado"/>
         <w:numPr>
           <w:ilvl w:val="0"/>
-          <w:numId w:val="39"/>
+          <w:numId w:val="30"/>
         </w:numPr>
       </w:pPr>
       <w:r>
@@ -9173,7 +9245,7 @@
         <w:pStyle w:val="Sinespaciado"/>
         <w:numPr>
           <w:ilvl w:val="0"/>
-          <w:numId w:val="39"/>
+          <w:numId w:val="30"/>
         </w:numPr>
       </w:pPr>
       <w:proofErr w:type="spellStart"/>
@@ -9198,7 +9270,7 @@
         <w:pStyle w:val="Sinespaciado"/>
         <w:numPr>
           <w:ilvl w:val="0"/>
-          <w:numId w:val="39"/>
+          <w:numId w:val="30"/>
         </w:numPr>
       </w:pPr>
       <w:proofErr w:type="spellStart"/>
@@ -9215,7 +9287,7 @@
         <w:pStyle w:val="Sinespaciado"/>
         <w:numPr>
           <w:ilvl w:val="0"/>
-          <w:numId w:val="39"/>
+          <w:numId w:val="30"/>
         </w:numPr>
       </w:pPr>
       <w:r>
@@ -9235,7 +9307,7 @@
         <w:pStyle w:val="Sinespaciado"/>
         <w:numPr>
           <w:ilvl w:val="0"/>
-          <w:numId w:val="39"/>
+          <w:numId w:val="30"/>
         </w:numPr>
       </w:pPr>
       <w:r>
@@ -9255,7 +9327,7 @@
         <w:pStyle w:val="Sinespaciado"/>
         <w:numPr>
           <w:ilvl w:val="0"/>
-          <w:numId w:val="39"/>
+          <w:numId w:val="30"/>
         </w:numPr>
       </w:pPr>
       <w:proofErr w:type="spellStart"/>
@@ -9280,7 +9352,7 @@
         <w:pStyle w:val="Sinespaciado"/>
         <w:numPr>
           <w:ilvl w:val="0"/>
-          <w:numId w:val="39"/>
+          <w:numId w:val="30"/>
         </w:numPr>
       </w:pPr>
       <w:proofErr w:type="spellStart"/>
@@ -9297,7 +9369,7 @@
         <w:pStyle w:val="Sinespaciado"/>
         <w:numPr>
           <w:ilvl w:val="0"/>
-          <w:numId w:val="39"/>
+          <w:numId w:val="30"/>
         </w:numPr>
       </w:pPr>
       <w:proofErr w:type="spellStart"/>
@@ -9393,7 +9465,7 @@
         <w:pStyle w:val="Sinespaciado"/>
         <w:numPr>
           <w:ilvl w:val="0"/>
-          <w:numId w:val="40"/>
+          <w:numId w:val="31"/>
         </w:numPr>
         <w:rPr>
           <w:lang w:val="es-MX"/>
@@ -9411,7 +9483,7 @@
         <w:pStyle w:val="Sinespaciado"/>
         <w:numPr>
           <w:ilvl w:val="0"/>
-          <w:numId w:val="40"/>
+          <w:numId w:val="31"/>
         </w:numPr>
       </w:pPr>
       <w:proofErr w:type="spellStart"/>
@@ -9444,7 +9516,7 @@
         <w:pStyle w:val="Sinespaciado"/>
         <w:numPr>
           <w:ilvl w:val="0"/>
-          <w:numId w:val="40"/>
+          <w:numId w:val="31"/>
         </w:numPr>
       </w:pPr>
       <w:proofErr w:type="spellStart"/>
@@ -9469,7 +9541,7 @@
         <w:pStyle w:val="Sinespaciado"/>
         <w:numPr>
           <w:ilvl w:val="0"/>
-          <w:numId w:val="40"/>
+          <w:numId w:val="31"/>
         </w:numPr>
         <w:rPr>
           <w:lang w:val="es-MX"/>
@@ -9487,7 +9559,7 @@
         <w:pStyle w:val="Sinespaciado"/>
         <w:numPr>
           <w:ilvl w:val="0"/>
-          <w:numId w:val="40"/>
+          <w:numId w:val="31"/>
         </w:numPr>
       </w:pPr>
       <w:proofErr w:type="spellStart"/>
@@ -9520,7 +9592,7 @@
         <w:pStyle w:val="Sinespaciado"/>
         <w:numPr>
           <w:ilvl w:val="0"/>
-          <w:numId w:val="40"/>
+          <w:numId w:val="31"/>
         </w:numPr>
       </w:pPr>
       <w:proofErr w:type="spellStart"/>
@@ -9545,7 +9617,7 @@
         <w:pStyle w:val="Sinespaciado"/>
         <w:numPr>
           <w:ilvl w:val="0"/>
-          <w:numId w:val="40"/>
+          <w:numId w:val="31"/>
         </w:numPr>
       </w:pPr>
       <w:r>
@@ -9579,7 +9651,7 @@
         <w:pStyle w:val="Sinespaciado"/>
         <w:numPr>
           <w:ilvl w:val="0"/>
-          <w:numId w:val="41"/>
+          <w:numId w:val="32"/>
         </w:numPr>
         <w:rPr>
           <w:lang w:val="es-MX"/>
@@ -9597,7 +9669,7 @@
         <w:pStyle w:val="Sinespaciado"/>
         <w:numPr>
           <w:ilvl w:val="0"/>
-          <w:numId w:val="41"/>
+          <w:numId w:val="32"/>
         </w:numPr>
         <w:rPr>
           <w:lang w:val="es-MX"/>
@@ -9615,7 +9687,7 @@
         <w:pStyle w:val="Sinespaciado"/>
         <w:numPr>
           <w:ilvl w:val="0"/>
-          <w:numId w:val="41"/>
+          <w:numId w:val="32"/>
         </w:numPr>
         <w:rPr>
           <w:lang w:val="es-MX"/>
@@ -9700,7 +9772,7 @@
         <w:pStyle w:val="Sinespaciado"/>
         <w:numPr>
           <w:ilvl w:val="0"/>
-          <w:numId w:val="42"/>
+          <w:numId w:val="33"/>
         </w:numPr>
       </w:pPr>
       <w:proofErr w:type="spellStart"/>
@@ -9725,7 +9797,7 @@
         <w:pStyle w:val="Sinespaciado"/>
         <w:numPr>
           <w:ilvl w:val="0"/>
-          <w:numId w:val="42"/>
+          <w:numId w:val="33"/>
         </w:numPr>
       </w:pPr>
       <w:proofErr w:type="spellStart"/>
@@ -9750,7 +9822,7 @@
         <w:pStyle w:val="Sinespaciado"/>
         <w:numPr>
           <w:ilvl w:val="0"/>
-          <w:numId w:val="42"/>
+          <w:numId w:val="33"/>
         </w:numPr>
       </w:pPr>
       <w:proofErr w:type="spellStart"/>
@@ -9775,7 +9847,7 @@
         <w:pStyle w:val="Sinespaciado"/>
         <w:numPr>
           <w:ilvl w:val="0"/>
-          <w:numId w:val="42"/>
+          <w:numId w:val="33"/>
         </w:numPr>
       </w:pPr>
       <w:proofErr w:type="spellStart"/>
@@ -9800,7 +9872,7 @@
         <w:pStyle w:val="Sinespaciado"/>
         <w:numPr>
           <w:ilvl w:val="0"/>
-          <w:numId w:val="42"/>
+          <w:numId w:val="33"/>
         </w:numPr>
       </w:pPr>
       <w:r>
@@ -9828,7 +9900,7 @@
         <w:pStyle w:val="Sinespaciado"/>
         <w:numPr>
           <w:ilvl w:val="0"/>
-          <w:numId w:val="42"/>
+          <w:numId w:val="33"/>
         </w:numPr>
       </w:pPr>
       <w:proofErr w:type="spellStart"/>
@@ -9870,7 +9942,7 @@
         <w:pStyle w:val="Sinespaciado"/>
         <w:numPr>
           <w:ilvl w:val="0"/>
-          <w:numId w:val="43"/>
+          <w:numId w:val="34"/>
         </w:numPr>
       </w:pPr>
       <w:proofErr w:type="spellStart"/>
@@ -9895,7 +9967,7 @@
         <w:pStyle w:val="Sinespaciado"/>
         <w:numPr>
           <w:ilvl w:val="0"/>
-          <w:numId w:val="43"/>
+          <w:numId w:val="34"/>
         </w:numPr>
       </w:pPr>
       <w:proofErr w:type="spellStart"/>
@@ -9912,7 +9984,7 @@
         <w:pStyle w:val="Sinespaciado"/>
         <w:numPr>
           <w:ilvl w:val="0"/>
-          <w:numId w:val="43"/>
+          <w:numId w:val="34"/>
         </w:numPr>
       </w:pPr>
       <w:r>
@@ -9924,7 +9996,7 @@
         <w:pStyle w:val="Sinespaciado"/>
         <w:numPr>
           <w:ilvl w:val="0"/>
-          <w:numId w:val="43"/>
+          <w:numId w:val="34"/>
         </w:numPr>
       </w:pPr>
       <w:proofErr w:type="spellStart"/>
@@ -9949,7 +10021,7 @@
         <w:pStyle w:val="Sinespaciado"/>
         <w:numPr>
           <w:ilvl w:val="0"/>
-          <w:numId w:val="43"/>
+          <w:numId w:val="34"/>
         </w:numPr>
       </w:pPr>
       <w:proofErr w:type="spellStart"/>
@@ -9966,7 +10038,7 @@
         <w:pStyle w:val="Sinespaciado"/>
         <w:numPr>
           <w:ilvl w:val="0"/>
-          <w:numId w:val="43"/>
+          <w:numId w:val="34"/>
         </w:numPr>
       </w:pPr>
       <w:r>
@@ -9978,7 +10050,7 @@
         <w:pStyle w:val="Sinespaciado"/>
         <w:numPr>
           <w:ilvl w:val="0"/>
-          <w:numId w:val="43"/>
+          <w:numId w:val="34"/>
         </w:numPr>
       </w:pPr>
       <w:proofErr w:type="spellStart"/>
@@ -9995,7 +10067,7 @@
         <w:pStyle w:val="Sinespaciado"/>
         <w:numPr>
           <w:ilvl w:val="0"/>
-          <w:numId w:val="43"/>
+          <w:numId w:val="34"/>
         </w:numPr>
       </w:pPr>
       <w:proofErr w:type="spellStart"/>
@@ -10038,7 +10110,7 @@
         <w:pStyle w:val="Sinespaciado"/>
         <w:numPr>
           <w:ilvl w:val="0"/>
-          <w:numId w:val="44"/>
+          <w:numId w:val="35"/>
         </w:numPr>
       </w:pPr>
       <w:r>
@@ -10050,7 +10122,7 @@
         <w:pStyle w:val="Sinespaciado"/>
         <w:numPr>
           <w:ilvl w:val="0"/>
-          <w:numId w:val="44"/>
+          <w:numId w:val="35"/>
         </w:numPr>
       </w:pPr>
       <w:r>
@@ -10062,7 +10134,7 @@
         <w:pStyle w:val="Sinespaciado"/>
         <w:numPr>
           <w:ilvl w:val="0"/>
-          <w:numId w:val="44"/>
+          <w:numId w:val="35"/>
         </w:numPr>
       </w:pPr>
       <w:proofErr w:type="spellStart"/>
@@ -10079,7 +10151,7 @@
         <w:pStyle w:val="Sinespaciado"/>
         <w:numPr>
           <w:ilvl w:val="0"/>
-          <w:numId w:val="44"/>
+          <w:numId w:val="35"/>
         </w:numPr>
       </w:pPr>
       <w:r>
@@ -10091,7 +10163,7 @@
         <w:pStyle w:val="Sinespaciado"/>
         <w:numPr>
           <w:ilvl w:val="0"/>
-          <w:numId w:val="44"/>
+          <w:numId w:val="35"/>
         </w:numPr>
       </w:pPr>
       <w:proofErr w:type="spellStart"/>
@@ -10108,7 +10180,7 @@
         <w:pStyle w:val="Sinespaciado"/>
         <w:numPr>
           <w:ilvl w:val="0"/>
-          <w:numId w:val="44"/>
+          <w:numId w:val="35"/>
         </w:numPr>
       </w:pPr>
       <w:r>
@@ -10137,7 +10209,7 @@
         <w:pStyle w:val="Sinespaciado"/>
         <w:numPr>
           <w:ilvl w:val="0"/>
-          <w:numId w:val="45"/>
+          <w:numId w:val="36"/>
         </w:numPr>
         <w:rPr>
           <w:lang w:val="es-MX"/>
@@ -10155,7 +10227,7 @@
         <w:pStyle w:val="Sinespaciado"/>
         <w:numPr>
           <w:ilvl w:val="0"/>
-          <w:numId w:val="45"/>
+          <w:numId w:val="36"/>
         </w:numPr>
         <w:rPr>
           <w:lang w:val="es-MX"/>
@@ -10173,7 +10245,7 @@
         <w:pStyle w:val="Sinespaciado"/>
         <w:numPr>
           <w:ilvl w:val="0"/>
-          <w:numId w:val="45"/>
+          <w:numId w:val="36"/>
         </w:numPr>
         <w:rPr>
           <w:lang w:val="es-MX"/>
@@ -10258,7 +10330,7 @@
         <w:pStyle w:val="Sinespaciado"/>
         <w:numPr>
           <w:ilvl w:val="0"/>
-          <w:numId w:val="46"/>
+          <w:numId w:val="37"/>
         </w:numPr>
       </w:pPr>
       <w:proofErr w:type="spellStart"/>
@@ -10283,7 +10355,7 @@
         <w:pStyle w:val="Sinespaciado"/>
         <w:numPr>
           <w:ilvl w:val="0"/>
-          <w:numId w:val="46"/>
+          <w:numId w:val="37"/>
         </w:numPr>
       </w:pPr>
       <w:proofErr w:type="spellStart"/>
@@ -10316,7 +10388,7 @@
         <w:pStyle w:val="Sinespaciado"/>
         <w:numPr>
           <w:ilvl w:val="0"/>
-          <w:numId w:val="46"/>
+          <w:numId w:val="37"/>
         </w:numPr>
       </w:pPr>
       <w:proofErr w:type="spellStart"/>
@@ -10349,7 +10421,7 @@
         <w:pStyle w:val="Sinespaciado"/>
         <w:numPr>
           <w:ilvl w:val="0"/>
-          <w:numId w:val="46"/>
+          <w:numId w:val="37"/>
         </w:numPr>
       </w:pPr>
       <w:proofErr w:type="spellStart"/>
@@ -10374,7 +10446,7 @@
         <w:pStyle w:val="Sinespaciado"/>
         <w:numPr>
           <w:ilvl w:val="0"/>
-          <w:numId w:val="46"/>
+          <w:numId w:val="37"/>
         </w:numPr>
       </w:pPr>
       <w:proofErr w:type="spellStart"/>
@@ -10399,7 +10471,7 @@
         <w:pStyle w:val="Sinespaciado"/>
         <w:numPr>
           <w:ilvl w:val="0"/>
-          <w:numId w:val="46"/>
+          <w:numId w:val="37"/>
         </w:numPr>
       </w:pPr>
       <w:proofErr w:type="spellStart"/>
@@ -10424,7 +10496,7 @@
         <w:pStyle w:val="Sinespaciado"/>
         <w:numPr>
           <w:ilvl w:val="0"/>
-          <w:numId w:val="46"/>
+          <w:numId w:val="37"/>
         </w:numPr>
       </w:pPr>
       <w:proofErr w:type="spellStart"/>
@@ -10449,7 +10521,7 @@
         <w:pStyle w:val="Sinespaciado"/>
         <w:numPr>
           <w:ilvl w:val="0"/>
-          <w:numId w:val="46"/>
+          <w:numId w:val="37"/>
         </w:numPr>
       </w:pPr>
       <w:proofErr w:type="spellStart"/>
@@ -10491,7 +10563,7 @@
         <w:pStyle w:val="Sinespaciado"/>
         <w:numPr>
           <w:ilvl w:val="0"/>
-          <w:numId w:val="47"/>
+          <w:numId w:val="38"/>
         </w:numPr>
       </w:pPr>
       <w:proofErr w:type="spellStart"/>
@@ -10516,7 +10588,7 @@
         <w:pStyle w:val="Sinespaciado"/>
         <w:numPr>
           <w:ilvl w:val="0"/>
-          <w:numId w:val="47"/>
+          <w:numId w:val="38"/>
         </w:numPr>
       </w:pPr>
       <w:proofErr w:type="spellStart"/>
@@ -10541,7 +10613,7 @@
         <w:pStyle w:val="Sinespaciado"/>
         <w:numPr>
           <w:ilvl w:val="0"/>
-          <w:numId w:val="47"/>
+          <w:numId w:val="38"/>
         </w:numPr>
       </w:pPr>
       <w:proofErr w:type="spellStart"/>
@@ -10566,7 +10638,7 @@
         <w:pStyle w:val="Sinespaciado"/>
         <w:numPr>
           <w:ilvl w:val="0"/>
-          <w:numId w:val="47"/>
+          <w:numId w:val="38"/>
         </w:numPr>
       </w:pPr>
       <w:r>
@@ -10586,7 +10658,7 @@
         <w:pStyle w:val="Sinespaciado"/>
         <w:numPr>
           <w:ilvl w:val="0"/>
-          <w:numId w:val="47"/>
+          <w:numId w:val="38"/>
         </w:numPr>
       </w:pPr>
       <w:r>
@@ -10598,7 +10670,7 @@
         <w:pStyle w:val="Sinespaciado"/>
         <w:numPr>
           <w:ilvl w:val="0"/>
-          <w:numId w:val="47"/>
+          <w:numId w:val="38"/>
         </w:numPr>
       </w:pPr>
       <w:r>
@@ -10610,7 +10682,7 @@
         <w:pStyle w:val="Sinespaciado"/>
         <w:numPr>
           <w:ilvl w:val="0"/>
-          <w:numId w:val="47"/>
+          <w:numId w:val="38"/>
         </w:numPr>
         <w:rPr>
           <w:lang w:val="es-MX"/>
@@ -10628,7 +10700,7 @@
         <w:pStyle w:val="Sinespaciado"/>
         <w:numPr>
           <w:ilvl w:val="0"/>
-          <w:numId w:val="47"/>
+          <w:numId w:val="38"/>
         </w:numPr>
       </w:pPr>
       <w:proofErr w:type="spellStart"/>
@@ -10645,7 +10717,7 @@
         <w:pStyle w:val="Sinespaciado"/>
         <w:numPr>
           <w:ilvl w:val="0"/>
-          <w:numId w:val="47"/>
+          <w:numId w:val="38"/>
         </w:numPr>
       </w:pPr>
       <w:proofErr w:type="spellStart"/>
@@ -10662,7 +10734,7 @@
         <w:pStyle w:val="Sinespaciado"/>
         <w:numPr>
           <w:ilvl w:val="0"/>
-          <w:numId w:val="47"/>
+          <w:numId w:val="38"/>
         </w:numPr>
       </w:pPr>
       <w:proofErr w:type="spellStart"/>
@@ -10687,7 +10759,7 @@
         <w:pStyle w:val="Sinespaciado"/>
         <w:numPr>
           <w:ilvl w:val="0"/>
-          <w:numId w:val="47"/>
+          <w:numId w:val="38"/>
         </w:numPr>
       </w:pPr>
       <w:proofErr w:type="spellStart"/>
@@ -10750,7 +10822,7 @@
         <w:pStyle w:val="Sinespaciado"/>
         <w:numPr>
           <w:ilvl w:val="0"/>
-          <w:numId w:val="48"/>
+          <w:numId w:val="39"/>
         </w:numPr>
       </w:pPr>
       <w:r>
@@ -10762,7 +10834,7 @@
         <w:pStyle w:val="Sinespaciado"/>
         <w:numPr>
           <w:ilvl w:val="0"/>
-          <w:numId w:val="48"/>
+          <w:numId w:val="39"/>
         </w:numPr>
       </w:pPr>
       <w:proofErr w:type="spellStart"/>
@@ -10779,7 +10851,7 @@
         <w:pStyle w:val="Sinespaciado"/>
         <w:numPr>
           <w:ilvl w:val="0"/>
-          <w:numId w:val="48"/>
+          <w:numId w:val="39"/>
         </w:numPr>
       </w:pPr>
       <w:r>
@@ -10791,7 +10863,7 @@
         <w:pStyle w:val="Sinespaciado"/>
         <w:numPr>
           <w:ilvl w:val="0"/>
-          <w:numId w:val="48"/>
+          <w:numId w:val="39"/>
         </w:numPr>
       </w:pPr>
       <w:proofErr w:type="spellStart"/>
@@ -10808,7 +10880,7 @@
         <w:pStyle w:val="Sinespaciado"/>
         <w:numPr>
           <w:ilvl w:val="0"/>
-          <w:numId w:val="48"/>
+          <w:numId w:val="39"/>
         </w:numPr>
       </w:pPr>
       <w:proofErr w:type="spellStart"/>
@@ -10834,7 +10906,7 @@
         <w:pStyle w:val="Sinespaciado"/>
         <w:numPr>
           <w:ilvl w:val="0"/>
-          <w:numId w:val="49"/>
+          <w:numId w:val="40"/>
         </w:numPr>
         <w:rPr>
           <w:lang w:val="es-MX"/>
@@ -10852,7 +10924,7 @@
         <w:pStyle w:val="Sinespaciado"/>
         <w:numPr>
           <w:ilvl w:val="0"/>
-          <w:numId w:val="49"/>
+          <w:numId w:val="40"/>
         </w:numPr>
         <w:rPr>
           <w:lang w:val="es-MX"/>
@@ -10870,7 +10942,7 @@
         <w:pStyle w:val="Sinespaciado"/>
         <w:numPr>
           <w:ilvl w:val="0"/>
-          <w:numId w:val="49"/>
+          <w:numId w:val="40"/>
         </w:numPr>
         <w:rPr>
           <w:lang w:val="es-MX"/>
@@ -10888,7 +10960,7 @@
         <w:pStyle w:val="Sinespaciado"/>
         <w:numPr>
           <w:ilvl w:val="0"/>
-          <w:numId w:val="49"/>
+          <w:numId w:val="40"/>
         </w:numPr>
         <w:rPr>
           <w:lang w:val="es-MX"/>
@@ -10951,7 +11023,7 @@
         <w:pStyle w:val="Sinespaciado"/>
         <w:numPr>
           <w:ilvl w:val="0"/>
-          <w:numId w:val="50"/>
+          <w:numId w:val="41"/>
         </w:numPr>
       </w:pPr>
       <w:proofErr w:type="spellStart"/>
@@ -10984,7 +11056,7 @@
         <w:pStyle w:val="Sinespaciado"/>
         <w:numPr>
           <w:ilvl w:val="0"/>
-          <w:numId w:val="50"/>
+          <w:numId w:val="41"/>
         </w:numPr>
       </w:pPr>
       <w:proofErr w:type="spellStart"/>
@@ -11010,7 +11082,7 @@
         <w:pStyle w:val="Sinespaciado"/>
         <w:numPr>
           <w:ilvl w:val="0"/>
-          <w:numId w:val="50"/>
+          <w:numId w:val="41"/>
         </w:numPr>
       </w:pPr>
       <w:proofErr w:type="spellStart"/>
@@ -11043,7 +11115,7 @@
         <w:pStyle w:val="Sinespaciado"/>
         <w:numPr>
           <w:ilvl w:val="0"/>
-          <w:numId w:val="50"/>
+          <w:numId w:val="41"/>
         </w:numPr>
       </w:pPr>
       <w:proofErr w:type="spellStart"/>
@@ -11076,7 +11148,7 @@
         <w:pStyle w:val="Sinespaciado"/>
         <w:numPr>
           <w:ilvl w:val="0"/>
-          <w:numId w:val="50"/>
+          <w:numId w:val="41"/>
         </w:numPr>
       </w:pPr>
       <w:proofErr w:type="spellStart"/>
@@ -11101,7 +11173,7 @@
         <w:pStyle w:val="Sinespaciado"/>
         <w:numPr>
           <w:ilvl w:val="0"/>
-          <w:numId w:val="50"/>
+          <w:numId w:val="41"/>
         </w:numPr>
       </w:pPr>
       <w:proofErr w:type="spellStart"/>
@@ -11134,7 +11206,7 @@
         <w:pStyle w:val="Sinespaciado"/>
         <w:numPr>
           <w:ilvl w:val="0"/>
-          <w:numId w:val="50"/>
+          <w:numId w:val="41"/>
         </w:numPr>
       </w:pPr>
       <w:proofErr w:type="spellStart"/>
@@ -11182,7 +11254,7 @@
         <w:pStyle w:val="Sinespaciado"/>
         <w:numPr>
           <w:ilvl w:val="0"/>
-          <w:numId w:val="51"/>
+          <w:numId w:val="42"/>
         </w:numPr>
       </w:pPr>
       <w:r>
@@ -11202,7 +11274,7 @@
         <w:pStyle w:val="Sinespaciado"/>
         <w:numPr>
           <w:ilvl w:val="0"/>
-          <w:numId w:val="51"/>
+          <w:numId w:val="42"/>
         </w:numPr>
       </w:pPr>
       <w:proofErr w:type="spellStart"/>
@@ -11227,7 +11299,7 @@
         <w:pStyle w:val="Sinespaciado"/>
         <w:numPr>
           <w:ilvl w:val="0"/>
-          <w:numId w:val="51"/>
+          <w:numId w:val="42"/>
         </w:numPr>
       </w:pPr>
       <w:proofErr w:type="spellStart"/>
@@ -11252,7 +11324,7 @@
         <w:pStyle w:val="Sinespaciado"/>
         <w:numPr>
           <w:ilvl w:val="0"/>
-          <w:numId w:val="51"/>
+          <w:numId w:val="42"/>
         </w:numPr>
       </w:pPr>
       <w:r>
@@ -11264,7 +11336,7 @@
         <w:pStyle w:val="Sinespaciado"/>
         <w:numPr>
           <w:ilvl w:val="0"/>
-          <w:numId w:val="51"/>
+          <w:numId w:val="42"/>
         </w:numPr>
       </w:pPr>
       <w:proofErr w:type="spellStart"/>
@@ -11281,7 +11353,7 @@
         <w:pStyle w:val="Sinespaciado"/>
         <w:numPr>
           <w:ilvl w:val="0"/>
-          <w:numId w:val="51"/>
+          <w:numId w:val="42"/>
         </w:numPr>
       </w:pPr>
       <w:r>
@@ -11293,7 +11365,7 @@
         <w:pStyle w:val="Sinespaciado"/>
         <w:numPr>
           <w:ilvl w:val="0"/>
-          <w:numId w:val="51"/>
+          <w:numId w:val="42"/>
         </w:numPr>
       </w:pPr>
       <w:proofErr w:type="spellStart"/>
@@ -11318,7 +11390,7 @@
         <w:pStyle w:val="Sinespaciado"/>
         <w:numPr>
           <w:ilvl w:val="0"/>
-          <w:numId w:val="51"/>
+          <w:numId w:val="42"/>
         </w:numPr>
       </w:pPr>
       <w:proofErr w:type="spellStart"/>
@@ -11343,7 +11415,7 @@
         <w:pStyle w:val="Sinespaciado"/>
         <w:numPr>
           <w:ilvl w:val="0"/>
-          <w:numId w:val="51"/>
+          <w:numId w:val="42"/>
         </w:numPr>
       </w:pPr>
       <w:proofErr w:type="spellStart"/>
@@ -11368,7 +11440,7 @@
         <w:pStyle w:val="Sinespaciado"/>
         <w:numPr>
           <w:ilvl w:val="0"/>
-          <w:numId w:val="51"/>
+          <w:numId w:val="42"/>
         </w:numPr>
         <w:rPr>
           <w:lang w:val="es-MX"/>
@@ -11386,7 +11458,7 @@
         <w:pStyle w:val="Sinespaciado"/>
         <w:numPr>
           <w:ilvl w:val="0"/>
-          <w:numId w:val="51"/>
+          <w:numId w:val="42"/>
         </w:numPr>
       </w:pPr>
       <w:proofErr w:type="spellStart"/>
@@ -11411,25 +11483,33 @@
         <w:pStyle w:val="Sinespaciado"/>
         <w:numPr>
           <w:ilvl w:val="0"/>
-          <w:numId w:val="51"/>
-        </w:numPr>
-        <w:rPr>
-          <w:lang w:val="es-MX"/>
-        </w:rPr>
-      </w:pPr>
-      <w:r>
-        <w:rPr>
-          <w:lang w:val="es-MX"/>
-        </w:rPr>
-        <w:t>Total a pagar como referencia.</w:t>
-      </w:r>
-    </w:p>
-    <w:p>
-      <w:pPr>
-        <w:pStyle w:val="Sinespaciado"/>
-        <w:numPr>
-          <w:ilvl w:val="0"/>
-          <w:numId w:val="51"/>
+          <w:numId w:val="42"/>
+        </w:numPr>
+        <w:rPr>
+          <w:lang w:val="es-MX"/>
+        </w:rPr>
+      </w:pPr>
+      <w:proofErr w:type="gramStart"/>
+      <w:r>
+        <w:rPr>
+          <w:lang w:val="es-MX"/>
+        </w:rPr>
+        <w:t>Total</w:t>
+      </w:r>
+      <w:proofErr w:type="gramEnd"/>
+      <w:r>
+        <w:rPr>
+          <w:lang w:val="es-MX"/>
+        </w:rPr>
+        <w:t xml:space="preserve"> a pagar como referencia.</w:t>
+      </w:r>
+    </w:p>
+    <w:p>
+      <w:pPr>
+        <w:pStyle w:val="Sinespaciado"/>
+        <w:numPr>
+          <w:ilvl w:val="0"/>
+          <w:numId w:val="42"/>
         </w:numPr>
       </w:pPr>
       <w:r>
@@ -11450,7 +11530,7 @@
         <w:pStyle w:val="Sinespaciado"/>
         <w:numPr>
           <w:ilvl w:val="0"/>
-          <w:numId w:val="52"/>
+          <w:numId w:val="43"/>
         </w:numPr>
         <w:rPr>
           <w:lang w:val="es-MX"/>
@@ -11468,7 +11548,7 @@
         <w:pStyle w:val="Sinespaciado"/>
         <w:numPr>
           <w:ilvl w:val="0"/>
-          <w:numId w:val="52"/>
+          <w:numId w:val="43"/>
         </w:numPr>
         <w:rPr>
           <w:lang w:val="es-MX"/>
@@ -11486,7 +11566,7 @@
         <w:pStyle w:val="Sinespaciado"/>
         <w:numPr>
           <w:ilvl w:val="0"/>
-          <w:numId w:val="52"/>
+          <w:numId w:val="43"/>
         </w:numPr>
         <w:rPr>
           <w:lang w:val="es-MX"/>
@@ -11504,7 +11584,7 @@
         <w:pStyle w:val="Sinespaciado"/>
         <w:numPr>
           <w:ilvl w:val="0"/>
-          <w:numId w:val="52"/>
+          <w:numId w:val="43"/>
         </w:numPr>
         <w:rPr>
           <w:lang w:val="es-MX"/>
@@ -11522,7 +11602,7 @@
         <w:pStyle w:val="Sinespaciado"/>
         <w:numPr>
           <w:ilvl w:val="0"/>
-          <w:numId w:val="52"/>
+          <w:numId w:val="43"/>
         </w:numPr>
         <w:rPr>
           <w:lang w:val="es-MX"/>
@@ -11585,7 +11665,7 @@
         <w:pStyle w:val="Sinespaciado"/>
         <w:numPr>
           <w:ilvl w:val="0"/>
-          <w:numId w:val="53"/>
+          <w:numId w:val="44"/>
         </w:numPr>
       </w:pPr>
       <w:proofErr w:type="spellStart"/>
@@ -11618,7 +11698,7 @@
         <w:pStyle w:val="Sinespaciado"/>
         <w:numPr>
           <w:ilvl w:val="0"/>
-          <w:numId w:val="53"/>
+          <w:numId w:val="44"/>
         </w:numPr>
       </w:pPr>
       <w:r>
@@ -11646,7 +11726,7 @@
         <w:pStyle w:val="Sinespaciado"/>
         <w:numPr>
           <w:ilvl w:val="0"/>
-          <w:numId w:val="53"/>
+          <w:numId w:val="44"/>
         </w:numPr>
       </w:pPr>
       <w:proofErr w:type="spellStart"/>
@@ -11679,7 +11759,7 @@
         <w:pStyle w:val="Sinespaciado"/>
         <w:numPr>
           <w:ilvl w:val="0"/>
-          <w:numId w:val="53"/>
+          <w:numId w:val="44"/>
         </w:numPr>
       </w:pPr>
       <w:proofErr w:type="spellStart"/>
@@ -11704,7 +11784,7 @@
         <w:pStyle w:val="Sinespaciado"/>
         <w:numPr>
           <w:ilvl w:val="0"/>
-          <w:numId w:val="53"/>
+          <w:numId w:val="44"/>
         </w:numPr>
       </w:pPr>
       <w:proofErr w:type="spellStart"/>
@@ -11737,7 +11817,7 @@
         <w:pStyle w:val="Sinespaciado"/>
         <w:numPr>
           <w:ilvl w:val="0"/>
-          <w:numId w:val="53"/>
+          <w:numId w:val="44"/>
         </w:numPr>
       </w:pPr>
       <w:proofErr w:type="spellStart"/>
@@ -11762,7 +11842,7 @@
         <w:pStyle w:val="Sinespaciado"/>
         <w:numPr>
           <w:ilvl w:val="0"/>
-          <w:numId w:val="53"/>
+          <w:numId w:val="44"/>
         </w:numPr>
       </w:pPr>
       <w:proofErr w:type="spellStart"/>
@@ -11787,7 +11867,7 @@
         <w:pStyle w:val="Sinespaciado"/>
         <w:numPr>
           <w:ilvl w:val="0"/>
-          <w:numId w:val="53"/>
+          <w:numId w:val="44"/>
         </w:numPr>
         <w:rPr>
           <w:lang w:val="es-MX"/>
@@ -11805,7 +11885,7 @@
         <w:pStyle w:val="Sinespaciado"/>
         <w:numPr>
           <w:ilvl w:val="0"/>
-          <w:numId w:val="53"/>
+          <w:numId w:val="44"/>
         </w:numPr>
       </w:pPr>
       <w:proofErr w:type="spellStart"/>
@@ -11855,7 +11935,7 @@
         <w:pStyle w:val="Sinespaciado"/>
         <w:numPr>
           <w:ilvl w:val="0"/>
-          <w:numId w:val="54"/>
+          <w:numId w:val="45"/>
         </w:numPr>
       </w:pPr>
       <w:proofErr w:type="spellStart"/>
@@ -11880,7 +11960,7 @@
         <w:pStyle w:val="Sinespaciado"/>
         <w:numPr>
           <w:ilvl w:val="0"/>
-          <w:numId w:val="54"/>
+          <w:numId w:val="45"/>
         </w:numPr>
       </w:pPr>
       <w:proofErr w:type="spellStart"/>
@@ -11905,7 +11985,7 @@
         <w:pStyle w:val="Sinespaciado"/>
         <w:numPr>
           <w:ilvl w:val="0"/>
-          <w:numId w:val="54"/>
+          <w:numId w:val="45"/>
         </w:numPr>
       </w:pPr>
       <w:proofErr w:type="spellStart"/>
@@ -11930,7 +12010,7 @@
         <w:pStyle w:val="Sinespaciado"/>
         <w:numPr>
           <w:ilvl w:val="0"/>
-          <w:numId w:val="54"/>
+          <w:numId w:val="45"/>
         </w:numPr>
       </w:pPr>
       <w:proofErr w:type="spellStart"/>
@@ -11955,7 +12035,7 @@
         <w:pStyle w:val="Sinespaciado"/>
         <w:numPr>
           <w:ilvl w:val="0"/>
-          <w:numId w:val="54"/>
+          <w:numId w:val="45"/>
         </w:numPr>
       </w:pPr>
       <w:proofErr w:type="spellStart"/>
@@ -11980,7 +12060,7 @@
         <w:pStyle w:val="Sinespaciado"/>
         <w:numPr>
           <w:ilvl w:val="0"/>
-          <w:numId w:val="54"/>
+          <w:numId w:val="45"/>
         </w:numPr>
       </w:pPr>
       <w:proofErr w:type="spellStart"/>
@@ -12005,7 +12085,7 @@
         <w:pStyle w:val="Sinespaciado"/>
         <w:numPr>
           <w:ilvl w:val="0"/>
-          <w:numId w:val="54"/>
+          <w:numId w:val="45"/>
         </w:numPr>
       </w:pPr>
       <w:proofErr w:type="spellStart"/>
@@ -12030,7 +12110,7 @@
         <w:pStyle w:val="Sinespaciado"/>
         <w:numPr>
           <w:ilvl w:val="0"/>
-          <w:numId w:val="54"/>
+          <w:numId w:val="45"/>
         </w:numPr>
       </w:pPr>
       <w:proofErr w:type="spellStart"/>
@@ -12055,7 +12135,7 @@
         <w:pStyle w:val="Sinespaciado"/>
         <w:numPr>
           <w:ilvl w:val="0"/>
-          <w:numId w:val="54"/>
+          <w:numId w:val="45"/>
         </w:numPr>
       </w:pPr>
       <w:proofErr w:type="spellStart"/>
@@ -12072,7 +12152,7 @@
         <w:pStyle w:val="Sinespaciado"/>
         <w:numPr>
           <w:ilvl w:val="0"/>
-          <w:numId w:val="54"/>
+          <w:numId w:val="45"/>
         </w:numPr>
       </w:pPr>
       <w:r>
@@ -12100,7 +12180,7 @@
         <w:pStyle w:val="Sinespaciado"/>
         <w:numPr>
           <w:ilvl w:val="0"/>
-          <w:numId w:val="54"/>
+          <w:numId w:val="45"/>
         </w:numPr>
       </w:pPr>
       <w:r>
@@ -12120,7 +12200,7 @@
         <w:pStyle w:val="Sinespaciado"/>
         <w:numPr>
           <w:ilvl w:val="0"/>
-          <w:numId w:val="54"/>
+          <w:numId w:val="45"/>
         </w:numPr>
       </w:pPr>
       <w:r>
@@ -12141,7 +12221,7 @@
         <w:pStyle w:val="Sinespaciado"/>
         <w:numPr>
           <w:ilvl w:val="0"/>
-          <w:numId w:val="54"/>
+          <w:numId w:val="45"/>
         </w:numPr>
       </w:pPr>
       <w:proofErr w:type="spellStart"/>
@@ -12183,7 +12263,7 @@
         <w:pStyle w:val="Sinespaciado"/>
         <w:numPr>
           <w:ilvl w:val="0"/>
-          <w:numId w:val="55"/>
+          <w:numId w:val="46"/>
         </w:numPr>
         <w:rPr>
           <w:lang w:val="es-MX"/>
@@ -12201,7 +12281,7 @@
         <w:pStyle w:val="Sinespaciado"/>
         <w:numPr>
           <w:ilvl w:val="0"/>
-          <w:numId w:val="55"/>
+          <w:numId w:val="46"/>
         </w:numPr>
         <w:rPr>
           <w:lang w:val="es-MX"/>
@@ -12219,7 +12299,7 @@
         <w:pStyle w:val="Sinespaciado"/>
         <w:numPr>
           <w:ilvl w:val="0"/>
-          <w:numId w:val="55"/>
+          <w:numId w:val="46"/>
         </w:numPr>
         <w:rPr>
           <w:lang w:val="es-MX"/>
@@ -12237,7 +12317,7 @@
         <w:pStyle w:val="Sinespaciado"/>
         <w:numPr>
           <w:ilvl w:val="0"/>
-          <w:numId w:val="55"/>
+          <w:numId w:val="46"/>
         </w:numPr>
         <w:rPr>
           <w:lang w:val="es-MX"/>
@@ -12255,7 +12335,7 @@
         <w:pStyle w:val="Sinespaciado"/>
         <w:numPr>
           <w:ilvl w:val="0"/>
-          <w:numId w:val="55"/>
+          <w:numId w:val="46"/>
         </w:numPr>
         <w:rPr>
           <w:lang w:val="es-MX"/>
@@ -12273,7 +12353,7 @@
         <w:pStyle w:val="Sinespaciado"/>
         <w:numPr>
           <w:ilvl w:val="0"/>
-          <w:numId w:val="55"/>
+          <w:numId w:val="46"/>
         </w:numPr>
         <w:rPr>
           <w:lang w:val="es-MX"/>
@@ -12336,7 +12416,7 @@
         <w:pStyle w:val="Sinespaciado"/>
         <w:numPr>
           <w:ilvl w:val="0"/>
-          <w:numId w:val="56"/>
+          <w:numId w:val="47"/>
         </w:numPr>
         <w:rPr>
           <w:lang w:val="es-MX"/>
@@ -12354,7 +12434,7 @@
         <w:pStyle w:val="Sinespaciado"/>
         <w:numPr>
           <w:ilvl w:val="0"/>
-          <w:numId w:val="56"/>
+          <w:numId w:val="47"/>
         </w:numPr>
       </w:pPr>
       <w:proofErr w:type="spellStart"/>
@@ -12379,7 +12459,7 @@
         <w:pStyle w:val="Sinespaciado"/>
         <w:numPr>
           <w:ilvl w:val="0"/>
-          <w:numId w:val="56"/>
+          <w:numId w:val="47"/>
         </w:numPr>
         <w:rPr>
           <w:lang w:val="es-MX"/>
@@ -12397,7 +12477,7 @@
         <w:pStyle w:val="Sinespaciado"/>
         <w:numPr>
           <w:ilvl w:val="0"/>
-          <w:numId w:val="56"/>
+          <w:numId w:val="47"/>
         </w:numPr>
         <w:rPr>
           <w:lang w:val="es-MX"/>
@@ -12424,7 +12504,7 @@
         <w:pStyle w:val="Sinespaciado"/>
         <w:numPr>
           <w:ilvl w:val="0"/>
-          <w:numId w:val="57"/>
+          <w:numId w:val="48"/>
         </w:numPr>
       </w:pPr>
       <w:r>
@@ -12436,7 +12516,7 @@
         <w:pStyle w:val="Sinespaciado"/>
         <w:numPr>
           <w:ilvl w:val="0"/>
-          <w:numId w:val="57"/>
+          <w:numId w:val="48"/>
         </w:numPr>
       </w:pPr>
       <w:r>
@@ -12448,7 +12528,7 @@
         <w:pStyle w:val="Sinespaciado"/>
         <w:numPr>
           <w:ilvl w:val="0"/>
-          <w:numId w:val="57"/>
+          <w:numId w:val="48"/>
         </w:numPr>
       </w:pPr>
       <w:proofErr w:type="spellStart"/>
@@ -12465,7 +12545,7 @@
         <w:pStyle w:val="Sinespaciado"/>
         <w:numPr>
           <w:ilvl w:val="0"/>
-          <w:numId w:val="57"/>
+          <w:numId w:val="48"/>
         </w:numPr>
       </w:pPr>
       <w:proofErr w:type="spellStart"/>
@@ -12482,7 +12562,7 @@
         <w:pStyle w:val="Sinespaciado"/>
         <w:numPr>
           <w:ilvl w:val="0"/>
-          <w:numId w:val="57"/>
+          <w:numId w:val="48"/>
         </w:numPr>
       </w:pPr>
       <w:r>
@@ -12518,7 +12598,7 @@
         <w:pStyle w:val="Sinespaciado"/>
         <w:numPr>
           <w:ilvl w:val="0"/>
-          <w:numId w:val="57"/>
+          <w:numId w:val="48"/>
         </w:numPr>
       </w:pPr>
       <w:r>
@@ -12530,7 +12610,7 @@
         <w:pStyle w:val="Sinespaciado"/>
         <w:numPr>
           <w:ilvl w:val="0"/>
-          <w:numId w:val="57"/>
+          <w:numId w:val="48"/>
         </w:numPr>
       </w:pPr>
       <w:proofErr w:type="spellStart"/>
@@ -12564,7 +12644,7 @@
         <w:pStyle w:val="Sinespaciado"/>
         <w:numPr>
           <w:ilvl w:val="0"/>
-          <w:numId w:val="58"/>
+          <w:numId w:val="49"/>
         </w:numPr>
         <w:rPr>
           <w:lang w:val="es-MX"/>
@@ -12582,7 +12662,7 @@
         <w:pStyle w:val="Sinespaciado"/>
         <w:numPr>
           <w:ilvl w:val="0"/>
-          <w:numId w:val="58"/>
+          <w:numId w:val="49"/>
         </w:numPr>
         <w:rPr>
           <w:lang w:val="es-MX"/>
@@ -12600,7 +12680,7 @@
         <w:pStyle w:val="Sinespaciado"/>
         <w:numPr>
           <w:ilvl w:val="0"/>
-          <w:numId w:val="58"/>
+          <w:numId w:val="49"/>
         </w:numPr>
         <w:rPr>
           <w:lang w:val="es-MX"/>
@@ -12663,7 +12743,7 @@
         <w:pStyle w:val="Sinespaciado"/>
         <w:numPr>
           <w:ilvl w:val="0"/>
-          <w:numId w:val="59"/>
+          <w:numId w:val="50"/>
         </w:numPr>
       </w:pPr>
       <w:r>
@@ -12683,7 +12763,7 @@
         <w:pStyle w:val="Sinespaciado"/>
         <w:numPr>
           <w:ilvl w:val="0"/>
-          <w:numId w:val="59"/>
+          <w:numId w:val="50"/>
         </w:numPr>
       </w:pPr>
       <w:r>
@@ -12703,7 +12783,7 @@
         <w:pStyle w:val="Sinespaciado"/>
         <w:numPr>
           <w:ilvl w:val="0"/>
-          <w:numId w:val="59"/>
+          <w:numId w:val="50"/>
         </w:numPr>
       </w:pPr>
       <w:r>
@@ -12715,7 +12795,7 @@
         <w:pStyle w:val="Sinespaciado"/>
         <w:numPr>
           <w:ilvl w:val="0"/>
-          <w:numId w:val="59"/>
+          <w:numId w:val="50"/>
         </w:numPr>
       </w:pPr>
       <w:r>
@@ -12735,7 +12815,7 @@
         <w:pStyle w:val="Sinespaciado"/>
         <w:numPr>
           <w:ilvl w:val="0"/>
-          <w:numId w:val="59"/>
+          <w:numId w:val="50"/>
         </w:numPr>
       </w:pPr>
       <w:r>
@@ -12755,7 +12835,7 @@
         <w:pStyle w:val="Sinespaciado"/>
         <w:numPr>
           <w:ilvl w:val="0"/>
-          <w:numId w:val="59"/>
+          <w:numId w:val="50"/>
         </w:numPr>
       </w:pPr>
       <w:r>
@@ -12767,7 +12847,7 @@
         <w:pStyle w:val="Sinespaciado"/>
         <w:numPr>
           <w:ilvl w:val="0"/>
-          <w:numId w:val="59"/>
+          <w:numId w:val="50"/>
         </w:numPr>
       </w:pPr>
       <w:r>
@@ -12795,7 +12875,7 @@
         <w:pStyle w:val="Sinespaciado"/>
         <w:numPr>
           <w:ilvl w:val="0"/>
-          <w:numId w:val="59"/>
+          <w:numId w:val="50"/>
         </w:numPr>
         <w:rPr>
           <w:lang w:val="es-MX"/>
@@ -12813,7 +12893,7 @@
         <w:pStyle w:val="Sinespaciado"/>
         <w:numPr>
           <w:ilvl w:val="0"/>
-          <w:numId w:val="59"/>
+          <w:numId w:val="50"/>
         </w:numPr>
       </w:pPr>
       <w:proofErr w:type="spellStart"/>
@@ -12830,7 +12910,7 @@
         <w:pStyle w:val="Sinespaciado"/>
         <w:numPr>
           <w:ilvl w:val="0"/>
-          <w:numId w:val="59"/>
+          <w:numId w:val="50"/>
         </w:numPr>
         <w:rPr>
           <w:lang w:val="es-MX"/>
@@ -12884,7 +12964,7 @@
         <w:pStyle w:val="Sinespaciado"/>
         <w:numPr>
           <w:ilvl w:val="0"/>
-          <w:numId w:val="60"/>
+          <w:numId w:val="51"/>
         </w:numPr>
       </w:pPr>
       <w:r>
@@ -12896,7 +12976,7 @@
         <w:pStyle w:val="Sinespaciado"/>
         <w:numPr>
           <w:ilvl w:val="0"/>
-          <w:numId w:val="60"/>
+          <w:numId w:val="51"/>
         </w:numPr>
       </w:pPr>
       <w:proofErr w:type="spellStart"/>
@@ -12913,7 +12993,7 @@
         <w:pStyle w:val="Sinespaciado"/>
         <w:numPr>
           <w:ilvl w:val="0"/>
-          <w:numId w:val="60"/>
+          <w:numId w:val="51"/>
         </w:numPr>
       </w:pPr>
       <w:proofErr w:type="spellStart"/>
@@ -12930,7 +13010,7 @@
         <w:pStyle w:val="Sinespaciado"/>
         <w:numPr>
           <w:ilvl w:val="0"/>
-          <w:numId w:val="60"/>
+          <w:numId w:val="51"/>
         </w:numPr>
       </w:pPr>
       <w:r>
@@ -12942,7 +13022,7 @@
         <w:pStyle w:val="Sinespaciado"/>
         <w:numPr>
           <w:ilvl w:val="0"/>
-          <w:numId w:val="60"/>
+          <w:numId w:val="51"/>
         </w:numPr>
       </w:pPr>
       <w:proofErr w:type="spellStart"/>
@@ -12959,7 +13039,7 @@
         <w:pStyle w:val="Sinespaciado"/>
         <w:numPr>
           <w:ilvl w:val="0"/>
-          <w:numId w:val="60"/>
+          <w:numId w:val="51"/>
         </w:numPr>
       </w:pPr>
       <w:r>
@@ -12972,7 +13052,7 @@
         <w:pStyle w:val="Sinespaciado"/>
         <w:numPr>
           <w:ilvl w:val="0"/>
-          <w:numId w:val="60"/>
+          <w:numId w:val="51"/>
         </w:numPr>
       </w:pPr>
       <w:r>
@@ -12984,7 +13064,7 @@
         <w:pStyle w:val="Sinespaciado"/>
         <w:numPr>
           <w:ilvl w:val="0"/>
-          <w:numId w:val="60"/>
+          <w:numId w:val="51"/>
         </w:numPr>
       </w:pPr>
       <w:r>
@@ -13004,7 +13084,7 @@
         <w:pStyle w:val="Sinespaciado"/>
         <w:numPr>
           <w:ilvl w:val="0"/>
-          <w:numId w:val="60"/>
+          <w:numId w:val="51"/>
         </w:numPr>
       </w:pPr>
       <w:r>
@@ -13016,7 +13096,7 @@
         <w:pStyle w:val="Sinespaciado"/>
         <w:numPr>
           <w:ilvl w:val="0"/>
-          <w:numId w:val="60"/>
+          <w:numId w:val="51"/>
         </w:numPr>
       </w:pPr>
       <w:proofErr w:type="spellStart"/>
@@ -13041,7 +13121,7 @@
         <w:pStyle w:val="Sinespaciado"/>
         <w:numPr>
           <w:ilvl w:val="0"/>
-          <w:numId w:val="60"/>
+          <w:numId w:val="51"/>
         </w:numPr>
       </w:pPr>
       <w:proofErr w:type="spellStart"/>
@@ -13074,7 +13154,7 @@
         <w:pStyle w:val="Sinespaciado"/>
         <w:numPr>
           <w:ilvl w:val="0"/>
-          <w:numId w:val="60"/>
+          <w:numId w:val="51"/>
         </w:numPr>
       </w:pPr>
       <w:r>
@@ -13086,7 +13166,7 @@
         <w:pStyle w:val="Sinespaciado"/>
         <w:numPr>
           <w:ilvl w:val="0"/>
-          <w:numId w:val="60"/>
+          <w:numId w:val="51"/>
         </w:numPr>
       </w:pPr>
       <w:proofErr w:type="spellStart"/>
@@ -13147,7 +13227,7 @@
         <w:pStyle w:val="Sinespaciado"/>
         <w:numPr>
           <w:ilvl w:val="0"/>
-          <w:numId w:val="61"/>
+          <w:numId w:val="52"/>
         </w:numPr>
       </w:pPr>
       <w:r>
@@ -13159,7 +13239,7 @@
         <w:pStyle w:val="Sinespaciado"/>
         <w:numPr>
           <w:ilvl w:val="0"/>
-          <w:numId w:val="61"/>
+          <w:numId w:val="52"/>
         </w:numPr>
       </w:pPr>
       <w:proofErr w:type="spellStart"/>
@@ -13176,7 +13256,7 @@
         <w:pStyle w:val="Sinespaciado"/>
         <w:numPr>
           <w:ilvl w:val="0"/>
-          <w:numId w:val="61"/>
+          <w:numId w:val="52"/>
         </w:numPr>
       </w:pPr>
       <w:proofErr w:type="spellStart"/>
@@ -13193,7 +13273,7 @@
         <w:pStyle w:val="Sinespaciado"/>
         <w:numPr>
           <w:ilvl w:val="0"/>
-          <w:numId w:val="61"/>
+          <w:numId w:val="52"/>
         </w:numPr>
       </w:pPr>
       <w:r>
@@ -13229,7 +13309,7 @@
         <w:pStyle w:val="Sinespaciado"/>
         <w:numPr>
           <w:ilvl w:val="0"/>
-          <w:numId w:val="61"/>
+          <w:numId w:val="52"/>
         </w:numPr>
       </w:pPr>
       <w:r>
@@ -13249,7 +13329,7 @@
         <w:pStyle w:val="Sinespaciado"/>
         <w:numPr>
           <w:ilvl w:val="0"/>
-          <w:numId w:val="61"/>
+          <w:numId w:val="52"/>
         </w:numPr>
       </w:pPr>
       <w:proofErr w:type="spellStart"/>
@@ -13266,7 +13346,7 @@
         <w:pStyle w:val="Sinespaciado"/>
         <w:numPr>
           <w:ilvl w:val="0"/>
-          <w:numId w:val="61"/>
+          <w:numId w:val="52"/>
         </w:numPr>
         <w:rPr>
           <w:lang w:val="es-MX"/>
@@ -13284,7 +13364,7 @@
         <w:pStyle w:val="Sinespaciado"/>
         <w:numPr>
           <w:ilvl w:val="0"/>
-          <w:numId w:val="61"/>
+          <w:numId w:val="52"/>
         </w:numPr>
       </w:pPr>
       <w:proofErr w:type="spellStart"/>
@@ -13317,7 +13397,7 @@
         <w:pStyle w:val="Sinespaciado"/>
         <w:numPr>
           <w:ilvl w:val="0"/>
-          <w:numId w:val="61"/>
+          <w:numId w:val="52"/>
         </w:numPr>
         <w:rPr>
           <w:lang w:val="es-MX"/>
@@ -13335,7 +13415,7 @@
         <w:pStyle w:val="Sinespaciado"/>
         <w:numPr>
           <w:ilvl w:val="0"/>
-          <w:numId w:val="61"/>
+          <w:numId w:val="52"/>
         </w:numPr>
       </w:pPr>
       <w:proofErr w:type="spellStart"/>
@@ -13360,7 +13440,7 @@
         <w:pStyle w:val="Sinespaciado"/>
         <w:numPr>
           <w:ilvl w:val="0"/>
-          <w:numId w:val="61"/>
+          <w:numId w:val="52"/>
         </w:numPr>
       </w:pPr>
       <w:r>
@@ -13372,7 +13452,7 @@
         <w:pStyle w:val="Sinespaciado"/>
         <w:numPr>
           <w:ilvl w:val="0"/>
-          <w:numId w:val="61"/>
+          <w:numId w:val="52"/>
         </w:numPr>
       </w:pPr>
       <w:proofErr w:type="spellStart"/>
@@ -13431,7 +13511,7 @@
         <w:pStyle w:val="Sinespaciado"/>
         <w:numPr>
           <w:ilvl w:val="0"/>
-          <w:numId w:val="62"/>
+          <w:numId w:val="53"/>
         </w:numPr>
       </w:pPr>
       <w:proofErr w:type="spellStart"/>
@@ -13448,7 +13528,7 @@
         <w:pStyle w:val="Sinespaciado"/>
         <w:numPr>
           <w:ilvl w:val="0"/>
-          <w:numId w:val="62"/>
+          <w:numId w:val="53"/>
         </w:numPr>
       </w:pPr>
       <w:proofErr w:type="spellStart"/>
@@ -13473,7 +13553,7 @@
         <w:pStyle w:val="Sinespaciado"/>
         <w:numPr>
           <w:ilvl w:val="0"/>
-          <w:numId w:val="62"/>
+          <w:numId w:val="53"/>
         </w:numPr>
       </w:pPr>
       <w:proofErr w:type="spellStart"/>
@@ -13498,7 +13578,7 @@
         <w:pStyle w:val="Sinespaciado"/>
         <w:numPr>
           <w:ilvl w:val="0"/>
-          <w:numId w:val="62"/>
+          <w:numId w:val="53"/>
         </w:numPr>
       </w:pPr>
       <w:proofErr w:type="spellStart"/>
@@ -13523,7 +13603,7 @@
         <w:pStyle w:val="Sinespaciado"/>
         <w:numPr>
           <w:ilvl w:val="0"/>
-          <w:numId w:val="62"/>
+          <w:numId w:val="53"/>
         </w:numPr>
       </w:pPr>
       <w:proofErr w:type="spellStart"/>
@@ -13548,7 +13628,7 @@
         <w:pStyle w:val="Sinespaciado"/>
         <w:numPr>
           <w:ilvl w:val="0"/>
-          <w:numId w:val="62"/>
+          <w:numId w:val="53"/>
         </w:numPr>
       </w:pPr>
       <w:proofErr w:type="spellStart"/>
@@ -13573,7 +13653,7 @@
         <w:pStyle w:val="Sinespaciado"/>
         <w:numPr>
           <w:ilvl w:val="0"/>
-          <w:numId w:val="62"/>
+          <w:numId w:val="53"/>
         </w:numPr>
       </w:pPr>
       <w:proofErr w:type="spellStart"/>
@@ -13598,7 +13678,7 @@
         <w:pStyle w:val="Sinespaciado"/>
         <w:numPr>
           <w:ilvl w:val="0"/>
-          <w:numId w:val="62"/>
+          <w:numId w:val="53"/>
         </w:numPr>
       </w:pPr>
       <w:proofErr w:type="spellStart"/>
@@ -13659,7 +13739,7 @@
         <w:pStyle w:val="Sinespaciado"/>
         <w:numPr>
           <w:ilvl w:val="0"/>
-          <w:numId w:val="63"/>
+          <w:numId w:val="54"/>
         </w:numPr>
       </w:pPr>
       <w:r>
@@ -13679,7 +13759,7 @@
         <w:pStyle w:val="Sinespaciado"/>
         <w:numPr>
           <w:ilvl w:val="0"/>
-          <w:numId w:val="63"/>
+          <w:numId w:val="54"/>
         </w:numPr>
       </w:pPr>
       <w:proofErr w:type="spellStart"/>
@@ -13704,7 +13784,7 @@
         <w:pStyle w:val="Sinespaciado"/>
         <w:numPr>
           <w:ilvl w:val="0"/>
-          <w:numId w:val="63"/>
+          <w:numId w:val="54"/>
         </w:numPr>
         <w:rPr>
           <w:lang w:val="es-MX"/>
@@ -13722,7 +13802,7 @@
         <w:pStyle w:val="Sinespaciado"/>
         <w:numPr>
           <w:ilvl w:val="0"/>
-          <w:numId w:val="63"/>
+          <w:numId w:val="54"/>
         </w:numPr>
       </w:pPr>
       <w:proofErr w:type="spellStart"/>
@@ -13764,7 +13844,7 @@
         <w:pStyle w:val="Sinespaciado"/>
         <w:numPr>
           <w:ilvl w:val="0"/>
-          <w:numId w:val="64"/>
+          <w:numId w:val="55"/>
         </w:numPr>
         <w:rPr>
           <w:lang w:val="es-MX"/>
@@ -13782,7 +13862,7 @@
         <w:pStyle w:val="Sinespaciado"/>
         <w:numPr>
           <w:ilvl w:val="0"/>
-          <w:numId w:val="64"/>
+          <w:numId w:val="55"/>
         </w:numPr>
         <w:rPr>
           <w:lang w:val="es-MX"/>
@@ -13800,7 +13880,7 @@
         <w:pStyle w:val="Sinespaciado"/>
         <w:numPr>
           <w:ilvl w:val="0"/>
-          <w:numId w:val="64"/>
+          <w:numId w:val="55"/>
         </w:numPr>
         <w:rPr>
           <w:lang w:val="es-MX"/>
@@ -13818,7 +13898,7 @@
         <w:pStyle w:val="Sinespaciado"/>
         <w:numPr>
           <w:ilvl w:val="0"/>
-          <w:numId w:val="64"/>
+          <w:numId w:val="55"/>
         </w:numPr>
         <w:rPr>
           <w:lang w:val="es-MX"/>
@@ -13881,7 +13961,7 @@
         <w:pStyle w:val="Sinespaciado"/>
         <w:numPr>
           <w:ilvl w:val="0"/>
-          <w:numId w:val="65"/>
+          <w:numId w:val="56"/>
         </w:numPr>
         <w:rPr>
           <w:lang w:val="es-MX"/>
@@ -13899,7 +13979,7 @@
         <w:pStyle w:val="Sinespaciado"/>
         <w:numPr>
           <w:ilvl w:val="0"/>
-          <w:numId w:val="65"/>
+          <w:numId w:val="56"/>
         </w:numPr>
         <w:rPr>
           <w:lang w:val="es-MX"/>
@@ -13917,7 +13997,7 @@
         <w:pStyle w:val="Sinespaciado"/>
         <w:numPr>
           <w:ilvl w:val="0"/>
-          <w:numId w:val="65"/>
+          <w:numId w:val="56"/>
         </w:numPr>
       </w:pPr>
       <w:proofErr w:type="spellStart"/>
@@ -13942,7 +14022,7 @@
         <w:pStyle w:val="Sinespaciado"/>
         <w:numPr>
           <w:ilvl w:val="0"/>
-          <w:numId w:val="65"/>
+          <w:numId w:val="56"/>
         </w:numPr>
       </w:pPr>
       <w:proofErr w:type="spellStart"/>
@@ -13975,7 +14055,7 @@
         <w:pStyle w:val="Sinespaciado"/>
         <w:numPr>
           <w:ilvl w:val="0"/>
-          <w:numId w:val="65"/>
+          <w:numId w:val="56"/>
         </w:numPr>
         <w:rPr>
           <w:lang w:val="es-MX"/>
@@ -13994,7 +14074,7 @@
         <w:pStyle w:val="Sinespaciado"/>
         <w:numPr>
           <w:ilvl w:val="0"/>
-          <w:numId w:val="65"/>
+          <w:numId w:val="56"/>
         </w:numPr>
       </w:pPr>
       <w:proofErr w:type="spellStart"/>
@@ -14035,7 +14115,7 @@
         <w:pStyle w:val="Sinespaciado"/>
         <w:numPr>
           <w:ilvl w:val="0"/>
-          <w:numId w:val="65"/>
+          <w:numId w:val="56"/>
         </w:numPr>
       </w:pPr>
       <w:proofErr w:type="spellStart"/>
@@ -14068,7 +14148,7 @@
         <w:pStyle w:val="Sinespaciado"/>
         <w:numPr>
           <w:ilvl w:val="0"/>
-          <w:numId w:val="65"/>
+          <w:numId w:val="56"/>
         </w:numPr>
       </w:pPr>
       <w:proofErr w:type="spellStart"/>
@@ -14093,7 +14173,7 @@
         <w:pStyle w:val="Sinespaciado"/>
         <w:numPr>
           <w:ilvl w:val="0"/>
-          <w:numId w:val="65"/>
+          <w:numId w:val="56"/>
         </w:numPr>
       </w:pPr>
       <w:proofErr w:type="spellStart"/>
@@ -14118,7 +14198,7 @@
         <w:pStyle w:val="Sinespaciado"/>
         <w:numPr>
           <w:ilvl w:val="0"/>
-          <w:numId w:val="65"/>
+          <w:numId w:val="56"/>
         </w:numPr>
       </w:pPr>
       <w:proofErr w:type="spellStart"/>
@@ -14135,7 +14215,7 @@
         <w:pStyle w:val="Sinespaciado"/>
         <w:numPr>
           <w:ilvl w:val="0"/>
-          <w:numId w:val="65"/>
+          <w:numId w:val="56"/>
         </w:numPr>
       </w:pPr>
       <w:proofErr w:type="spellStart"/>
@@ -14160,7 +14240,7 @@
         <w:pStyle w:val="Sinespaciado"/>
         <w:numPr>
           <w:ilvl w:val="0"/>
-          <w:numId w:val="65"/>
+          <w:numId w:val="56"/>
         </w:numPr>
       </w:pPr>
       <w:proofErr w:type="spellStart"/>
@@ -14185,7 +14265,7 @@
         <w:pStyle w:val="Sinespaciado"/>
         <w:numPr>
           <w:ilvl w:val="0"/>
-          <w:numId w:val="65"/>
+          <w:numId w:val="56"/>
         </w:numPr>
       </w:pPr>
       <w:proofErr w:type="spellStart"/>
@@ -14202,7 +14282,7 @@
         <w:pStyle w:val="Sinespaciado"/>
         <w:numPr>
           <w:ilvl w:val="0"/>
-          <w:numId w:val="65"/>
+          <w:numId w:val="56"/>
         </w:numPr>
       </w:pPr>
       <w:proofErr w:type="spellStart"/>
@@ -14219,7 +14299,7 @@
         <w:pStyle w:val="Sinespaciado"/>
         <w:numPr>
           <w:ilvl w:val="0"/>
-          <w:numId w:val="65"/>
+          <w:numId w:val="56"/>
         </w:numPr>
       </w:pPr>
       <w:proofErr w:type="spellStart"/>
@@ -14261,7 +14341,7 @@
         <w:pStyle w:val="Sinespaciado"/>
         <w:numPr>
           <w:ilvl w:val="0"/>
-          <w:numId w:val="66"/>
+          <w:numId w:val="57"/>
         </w:numPr>
       </w:pPr>
       <w:proofErr w:type="spellStart"/>
@@ -14286,7 +14366,7 @@
         <w:pStyle w:val="Sinespaciado"/>
         <w:numPr>
           <w:ilvl w:val="0"/>
-          <w:numId w:val="66"/>
+          <w:numId w:val="57"/>
         </w:numPr>
       </w:pPr>
       <w:proofErr w:type="spellStart"/>
@@ -14303,7 +14383,7 @@
         <w:pStyle w:val="Sinespaciado"/>
         <w:numPr>
           <w:ilvl w:val="0"/>
-          <w:numId w:val="66"/>
+          <w:numId w:val="57"/>
         </w:numPr>
       </w:pPr>
       <w:proofErr w:type="spellStart"/>
@@ -14328,7 +14408,7 @@
         <w:pStyle w:val="Sinespaciado"/>
         <w:numPr>
           <w:ilvl w:val="0"/>
-          <w:numId w:val="66"/>
+          <w:numId w:val="57"/>
         </w:numPr>
       </w:pPr>
       <w:proofErr w:type="spellStart"/>
@@ -14345,7 +14425,7 @@
         <w:pStyle w:val="Sinespaciado"/>
         <w:numPr>
           <w:ilvl w:val="0"/>
-          <w:numId w:val="66"/>
+          <w:numId w:val="57"/>
         </w:numPr>
       </w:pPr>
       <w:proofErr w:type="spellStart"/>
@@ -14362,7 +14442,7 @@
         <w:pStyle w:val="Sinespaciado"/>
         <w:numPr>
           <w:ilvl w:val="0"/>
-          <w:numId w:val="66"/>
+          <w:numId w:val="57"/>
         </w:numPr>
       </w:pPr>
       <w:r>
@@ -14390,7 +14470,7 @@
         <w:pStyle w:val="Sinespaciado"/>
         <w:numPr>
           <w:ilvl w:val="0"/>
-          <w:numId w:val="66"/>
+          <w:numId w:val="57"/>
         </w:numPr>
       </w:pPr>
       <w:r>
@@ -14410,7 +14490,7 @@
         <w:pStyle w:val="Sinespaciado"/>
         <w:numPr>
           <w:ilvl w:val="0"/>
-          <w:numId w:val="66"/>
+          <w:numId w:val="57"/>
         </w:numPr>
         <w:rPr>
           <w:lang w:val="es-MX"/>
@@ -14428,7 +14508,7 @@
         <w:pStyle w:val="Sinespaciado"/>
         <w:numPr>
           <w:ilvl w:val="0"/>
-          <w:numId w:val="66"/>
+          <w:numId w:val="57"/>
         </w:numPr>
       </w:pPr>
       <w:proofErr w:type="spellStart"/>
@@ -14461,7 +14541,7 @@
         <w:pStyle w:val="Sinespaciado"/>
         <w:numPr>
           <w:ilvl w:val="0"/>
-          <w:numId w:val="66"/>
+          <w:numId w:val="57"/>
         </w:numPr>
       </w:pPr>
       <w:r>
@@ -14481,7 +14561,7 @@
         <w:pStyle w:val="Sinespaciado"/>
         <w:numPr>
           <w:ilvl w:val="0"/>
-          <w:numId w:val="66"/>
+          <w:numId w:val="57"/>
         </w:numPr>
         <w:rPr>
           <w:lang w:val="es-MX"/>
@@ -14499,7 +14579,7 @@
         <w:pStyle w:val="Sinespaciado"/>
         <w:numPr>
           <w:ilvl w:val="0"/>
-          <w:numId w:val="66"/>
+          <w:numId w:val="57"/>
         </w:numPr>
       </w:pPr>
       <w:r>
@@ -14511,7 +14591,7 @@
         <w:pStyle w:val="Sinespaciado"/>
         <w:numPr>
           <w:ilvl w:val="0"/>
-          <w:numId w:val="66"/>
+          <w:numId w:val="57"/>
         </w:numPr>
       </w:pPr>
       <w:proofErr w:type="spellStart"/>
@@ -14528,7 +14608,7 @@
         <w:pStyle w:val="Sinespaciado"/>
         <w:numPr>
           <w:ilvl w:val="0"/>
-          <w:numId w:val="66"/>
+          <w:numId w:val="57"/>
         </w:numPr>
       </w:pPr>
       <w:proofErr w:type="spellStart"/>
@@ -14562,7 +14642,7 @@
         <w:pStyle w:val="Sinespaciado"/>
         <w:numPr>
           <w:ilvl w:val="0"/>
-          <w:numId w:val="67"/>
+          <w:numId w:val="58"/>
         </w:numPr>
         <w:rPr>
           <w:lang w:val="es-MX"/>
@@ -14580,7 +14660,7 @@
         <w:pStyle w:val="Sinespaciado"/>
         <w:numPr>
           <w:ilvl w:val="0"/>
-          <w:numId w:val="67"/>
+          <w:numId w:val="58"/>
         </w:numPr>
         <w:rPr>
           <w:lang w:val="es-MX"/>
@@ -14598,7 +14678,7 @@
         <w:pStyle w:val="Sinespaciado"/>
         <w:numPr>
           <w:ilvl w:val="0"/>
-          <w:numId w:val="67"/>
+          <w:numId w:val="58"/>
         </w:numPr>
         <w:rPr>
           <w:lang w:val="es-MX"/>
@@ -14616,7 +14696,7 @@
         <w:pStyle w:val="Sinespaciado"/>
         <w:numPr>
           <w:ilvl w:val="0"/>
-          <w:numId w:val="67"/>
+          <w:numId w:val="58"/>
         </w:numPr>
         <w:rPr>
           <w:lang w:val="es-MX"/>
@@ -14634,7 +14714,7 @@
         <w:pStyle w:val="Sinespaciado"/>
         <w:numPr>
           <w:ilvl w:val="0"/>
-          <w:numId w:val="67"/>
+          <w:numId w:val="58"/>
         </w:numPr>
         <w:rPr>
           <w:lang w:val="es-MX"/>
@@ -14652,7 +14732,7 @@
         <w:pStyle w:val="Sinespaciado"/>
         <w:numPr>
           <w:ilvl w:val="0"/>
-          <w:numId w:val="67"/>
+          <w:numId w:val="58"/>
         </w:numPr>
         <w:rPr>
           <w:lang w:val="es-MX"/>
@@ -14670,7 +14750,7 @@
         <w:pStyle w:val="Sinespaciado"/>
         <w:numPr>
           <w:ilvl w:val="0"/>
-          <w:numId w:val="67"/>
+          <w:numId w:val="58"/>
         </w:numPr>
         <w:rPr>
           <w:lang w:val="es-MX"/>
@@ -14688,7 +14768,7 @@
         <w:pStyle w:val="Sinespaciado"/>
         <w:numPr>
           <w:ilvl w:val="0"/>
-          <w:numId w:val="67"/>
+          <w:numId w:val="58"/>
         </w:numPr>
         <w:rPr>
           <w:lang w:val="es-MX"/>
@@ -14706,7 +14786,7 @@
         <w:pStyle w:val="Sinespaciado"/>
         <w:numPr>
           <w:ilvl w:val="0"/>
-          <w:numId w:val="67"/>
+          <w:numId w:val="58"/>
         </w:numPr>
         <w:rPr>
           <w:lang w:val="es-MX"/>
@@ -14724,7 +14804,7 @@
         <w:pStyle w:val="Sinespaciado"/>
         <w:numPr>
           <w:ilvl w:val="0"/>
-          <w:numId w:val="67"/>
+          <w:numId w:val="58"/>
         </w:numPr>
         <w:rPr>
           <w:lang w:val="es-MX"/>
@@ -14742,7 +14822,7 @@
         <w:pStyle w:val="Sinespaciado"/>
         <w:numPr>
           <w:ilvl w:val="0"/>
-          <w:numId w:val="67"/>
+          <w:numId w:val="58"/>
         </w:numPr>
         <w:rPr>
           <w:lang w:val="es-MX"/>
@@ -14827,7 +14907,7 @@
         <w:pStyle w:val="Sinespaciado"/>
         <w:numPr>
           <w:ilvl w:val="0"/>
-          <w:numId w:val="68"/>
+          <w:numId w:val="59"/>
         </w:numPr>
       </w:pPr>
       <w:proofErr w:type="spellStart"/>
@@ -14860,7 +14940,7 @@
         <w:pStyle w:val="Sinespaciado"/>
         <w:numPr>
           <w:ilvl w:val="0"/>
-          <w:numId w:val="68"/>
+          <w:numId w:val="59"/>
         </w:numPr>
       </w:pPr>
       <w:proofErr w:type="spellStart"/>
@@ -14901,7 +14981,7 @@
         <w:pStyle w:val="Sinespaciado"/>
         <w:numPr>
           <w:ilvl w:val="0"/>
-          <w:numId w:val="68"/>
+          <w:numId w:val="59"/>
         </w:numPr>
         <w:rPr>
           <w:lang w:val="es-MX"/>
@@ -14919,7 +14999,7 @@
         <w:pStyle w:val="Sinespaciado"/>
         <w:numPr>
           <w:ilvl w:val="0"/>
-          <w:numId w:val="68"/>
+          <w:numId w:val="59"/>
         </w:numPr>
       </w:pPr>
       <w:proofErr w:type="spellStart"/>
@@ -14952,7 +15032,7 @@
         <w:pStyle w:val="Sinespaciado"/>
         <w:numPr>
           <w:ilvl w:val="0"/>
-          <w:numId w:val="68"/>
+          <w:numId w:val="59"/>
         </w:numPr>
       </w:pPr>
       <w:proofErr w:type="spellStart"/>
@@ -14977,7 +15057,7 @@
         <w:pStyle w:val="Sinespaciado"/>
         <w:numPr>
           <w:ilvl w:val="0"/>
-          <w:numId w:val="68"/>
+          <w:numId w:val="59"/>
         </w:numPr>
       </w:pPr>
       <w:proofErr w:type="spellStart"/>
@@ -15002,7 +15082,7 @@
         <w:pStyle w:val="Sinespaciado"/>
         <w:numPr>
           <w:ilvl w:val="0"/>
-          <w:numId w:val="68"/>
+          <w:numId w:val="59"/>
         </w:numPr>
       </w:pPr>
       <w:proofErr w:type="spellStart"/>
@@ -15028,7 +15108,7 @@
         <w:pStyle w:val="Sinespaciado"/>
         <w:numPr>
           <w:ilvl w:val="0"/>
-          <w:numId w:val="68"/>
+          <w:numId w:val="59"/>
         </w:numPr>
       </w:pPr>
       <w:proofErr w:type="spellStart"/>
@@ -15053,7 +15133,7 @@
         <w:pStyle w:val="Sinespaciado"/>
         <w:numPr>
           <w:ilvl w:val="0"/>
-          <w:numId w:val="68"/>
+          <w:numId w:val="59"/>
         </w:numPr>
       </w:pPr>
       <w:proofErr w:type="spellStart"/>
@@ -15078,7 +15158,7 @@
         <w:pStyle w:val="Sinespaciado"/>
         <w:numPr>
           <w:ilvl w:val="0"/>
-          <w:numId w:val="68"/>
+          <w:numId w:val="59"/>
         </w:numPr>
       </w:pPr>
       <w:proofErr w:type="spellStart"/>
@@ -15095,7 +15175,7 @@
         <w:pStyle w:val="Sinespaciado"/>
         <w:numPr>
           <w:ilvl w:val="0"/>
-          <w:numId w:val="68"/>
+          <w:numId w:val="59"/>
         </w:numPr>
       </w:pPr>
       <w:proofErr w:type="spellStart"/>
@@ -15120,7 +15200,7 @@
         <w:pStyle w:val="Sinespaciado"/>
         <w:numPr>
           <w:ilvl w:val="0"/>
-          <w:numId w:val="68"/>
+          <w:numId w:val="59"/>
         </w:numPr>
       </w:pPr>
       <w:proofErr w:type="spellStart"/>
@@ -15178,7 +15258,7 @@
         <w:pStyle w:val="Sinespaciado"/>
         <w:numPr>
           <w:ilvl w:val="0"/>
-          <w:numId w:val="69"/>
+          <w:numId w:val="60"/>
         </w:numPr>
       </w:pPr>
       <w:proofErr w:type="spellStart"/>
@@ -15211,7 +15291,7 @@
         <w:pStyle w:val="Sinespaciado"/>
         <w:numPr>
           <w:ilvl w:val="0"/>
-          <w:numId w:val="69"/>
+          <w:numId w:val="60"/>
         </w:numPr>
         <w:rPr>
           <w:lang w:val="es-MX"/>
@@ -15229,7 +15309,7 @@
         <w:pStyle w:val="Sinespaciado"/>
         <w:numPr>
           <w:ilvl w:val="0"/>
-          <w:numId w:val="69"/>
+          <w:numId w:val="60"/>
         </w:numPr>
         <w:rPr>
           <w:lang w:val="es-MX"/>
@@ -15247,7 +15327,7 @@
         <w:pStyle w:val="Sinespaciado"/>
         <w:numPr>
           <w:ilvl w:val="0"/>
-          <w:numId w:val="69"/>
+          <w:numId w:val="60"/>
         </w:numPr>
       </w:pPr>
       <w:proofErr w:type="spellStart"/>
@@ -15294,7 +15374,7 @@
         <w:pStyle w:val="Sinespaciado"/>
         <w:numPr>
           <w:ilvl w:val="0"/>
-          <w:numId w:val="70"/>
+          <w:numId w:val="61"/>
         </w:numPr>
       </w:pPr>
       <w:r>
@@ -15306,7 +15386,7 @@
         <w:pStyle w:val="Sinespaciado"/>
         <w:numPr>
           <w:ilvl w:val="0"/>
-          <w:numId w:val="70"/>
+          <w:numId w:val="61"/>
         </w:numPr>
       </w:pPr>
       <w:r>
@@ -15318,7 +15398,7 @@
         <w:pStyle w:val="Sinespaciado"/>
         <w:numPr>
           <w:ilvl w:val="0"/>
-          <w:numId w:val="70"/>
+          <w:numId w:val="61"/>
         </w:numPr>
       </w:pPr>
       <w:proofErr w:type="spellStart"/>
@@ -15343,7 +15423,7 @@
         <w:pStyle w:val="Sinespaciado"/>
         <w:numPr>
           <w:ilvl w:val="0"/>
-          <w:numId w:val="70"/>
+          <w:numId w:val="61"/>
         </w:numPr>
       </w:pPr>
       <w:proofErr w:type="spellStart"/>
@@ -15360,7 +15440,7 @@
         <w:pStyle w:val="Sinespaciado"/>
         <w:numPr>
           <w:ilvl w:val="0"/>
-          <w:numId w:val="70"/>
+          <w:numId w:val="61"/>
         </w:numPr>
       </w:pPr>
       <w:proofErr w:type="spellStart"/>
@@ -15377,7 +15457,7 @@
         <w:pStyle w:val="Sinespaciado"/>
         <w:numPr>
           <w:ilvl w:val="0"/>
-          <w:numId w:val="70"/>
+          <w:numId w:val="61"/>
         </w:numPr>
       </w:pPr>
       <w:proofErr w:type="spellStart"/>
@@ -15402,7 +15482,7 @@
         <w:pStyle w:val="Sinespaciado"/>
         <w:numPr>
           <w:ilvl w:val="0"/>
-          <w:numId w:val="70"/>
+          <w:numId w:val="61"/>
         </w:numPr>
       </w:pPr>
       <w:proofErr w:type="spellStart"/>
@@ -15427,7 +15507,7 @@
         <w:pStyle w:val="Sinespaciado"/>
         <w:numPr>
           <w:ilvl w:val="0"/>
-          <w:numId w:val="70"/>
+          <w:numId w:val="61"/>
         </w:numPr>
       </w:pPr>
       <w:proofErr w:type="spellStart"/>
@@ -15444,7 +15524,7 @@
         <w:pStyle w:val="Sinespaciado"/>
         <w:numPr>
           <w:ilvl w:val="0"/>
-          <w:numId w:val="70"/>
+          <w:numId w:val="61"/>
         </w:numPr>
       </w:pPr>
       <w:proofErr w:type="spellStart"/>
@@ -15469,7 +15549,7 @@
         <w:pStyle w:val="Sinespaciado"/>
         <w:numPr>
           <w:ilvl w:val="0"/>
-          <w:numId w:val="70"/>
+          <w:numId w:val="61"/>
         </w:numPr>
       </w:pPr>
       <w:proofErr w:type="spellStart"/>
@@ -15486,7 +15566,7 @@
         <w:pStyle w:val="Sinespaciado"/>
         <w:numPr>
           <w:ilvl w:val="0"/>
-          <w:numId w:val="70"/>
+          <w:numId w:val="61"/>
         </w:numPr>
       </w:pPr>
       <w:proofErr w:type="spellStart"/>
@@ -15503,7 +15583,7 @@
         <w:pStyle w:val="Sinespaciado"/>
         <w:numPr>
           <w:ilvl w:val="0"/>
-          <w:numId w:val="70"/>
+          <w:numId w:val="61"/>
         </w:numPr>
       </w:pPr>
       <w:r>
@@ -15523,7 +15603,7 @@
         <w:pStyle w:val="Sinespaciado"/>
         <w:numPr>
           <w:ilvl w:val="0"/>
-          <w:numId w:val="70"/>
+          <w:numId w:val="61"/>
         </w:numPr>
       </w:pPr>
       <w:proofErr w:type="spellStart"/>
@@ -15540,7 +15620,7 @@
         <w:pStyle w:val="Sinespaciado"/>
         <w:numPr>
           <w:ilvl w:val="0"/>
-          <w:numId w:val="70"/>
+          <w:numId w:val="61"/>
         </w:numPr>
         <w:rPr>
           <w:lang w:val="es-MX"/>
@@ -15558,7 +15638,7 @@
         <w:pStyle w:val="Sinespaciado"/>
         <w:numPr>
           <w:ilvl w:val="0"/>
-          <w:numId w:val="70"/>
+          <w:numId w:val="61"/>
         </w:numPr>
       </w:pPr>
       <w:r>
@@ -15570,7 +15650,7 @@
         <w:pStyle w:val="Sinespaciado"/>
         <w:numPr>
           <w:ilvl w:val="0"/>
-          <w:numId w:val="70"/>
+          <w:numId w:val="61"/>
         </w:numPr>
       </w:pPr>
       <w:r>
@@ -15582,7 +15662,7 @@
         <w:pStyle w:val="Sinespaciado"/>
         <w:numPr>
           <w:ilvl w:val="0"/>
-          <w:numId w:val="70"/>
+          <w:numId w:val="61"/>
         </w:numPr>
       </w:pPr>
       <w:proofErr w:type="spellStart"/>
@@ -15599,7 +15679,7 @@
         <w:pStyle w:val="Sinespaciado"/>
         <w:numPr>
           <w:ilvl w:val="0"/>
-          <w:numId w:val="70"/>
+          <w:numId w:val="61"/>
         </w:numPr>
       </w:pPr>
       <w:proofErr w:type="spellStart"/>
@@ -15616,7 +15696,7 @@
         <w:pStyle w:val="Sinespaciado"/>
         <w:numPr>
           <w:ilvl w:val="0"/>
-          <w:numId w:val="70"/>
+          <w:numId w:val="61"/>
         </w:numPr>
       </w:pPr>
       <w:proofErr w:type="spellStart"/>
@@ -15641,7 +15721,7 @@
         <w:pStyle w:val="Sinespaciado"/>
         <w:numPr>
           <w:ilvl w:val="0"/>
-          <w:numId w:val="70"/>
+          <w:numId w:val="61"/>
         </w:numPr>
       </w:pPr>
       <w:proofErr w:type="spellStart"/>
@@ -15667,7 +15747,7 @@
         <w:pStyle w:val="Sinespaciado"/>
         <w:numPr>
           <w:ilvl w:val="0"/>
-          <w:numId w:val="71"/>
+          <w:numId w:val="62"/>
         </w:numPr>
         <w:rPr>
           <w:lang w:val="es-MX"/>
@@ -15685,7 +15765,7 @@
         <w:pStyle w:val="Sinespaciado"/>
         <w:numPr>
           <w:ilvl w:val="0"/>
-          <w:numId w:val="71"/>
+          <w:numId w:val="62"/>
         </w:numPr>
         <w:rPr>
           <w:lang w:val="es-MX"/>
@@ -15703,7 +15783,7 @@
         <w:pStyle w:val="Sinespaciado"/>
         <w:numPr>
           <w:ilvl w:val="0"/>
-          <w:numId w:val="71"/>
+          <w:numId w:val="62"/>
         </w:numPr>
         <w:rPr>
           <w:lang w:val="es-MX"/>
@@ -15721,7 +15801,7 @@
         <w:pStyle w:val="Sinespaciado"/>
         <w:numPr>
           <w:ilvl w:val="0"/>
-          <w:numId w:val="71"/>
+          <w:numId w:val="62"/>
         </w:numPr>
         <w:rPr>
           <w:lang w:val="es-MX"/>
@@ -15739,7 +15819,7 @@
         <w:pStyle w:val="Sinespaciado"/>
         <w:numPr>
           <w:ilvl w:val="0"/>
-          <w:numId w:val="71"/>
+          <w:numId w:val="62"/>
         </w:numPr>
         <w:rPr>
           <w:lang w:val="es-MX"/>
@@ -15757,7 +15837,7 @@
         <w:pStyle w:val="Sinespaciado"/>
         <w:numPr>
           <w:ilvl w:val="0"/>
-          <w:numId w:val="71"/>
+          <w:numId w:val="62"/>
         </w:numPr>
         <w:rPr>
           <w:lang w:val="es-MX"/>
@@ -15775,7 +15855,7 @@
         <w:pStyle w:val="Sinespaciado"/>
         <w:numPr>
           <w:ilvl w:val="0"/>
-          <w:numId w:val="71"/>
+          <w:numId w:val="62"/>
         </w:numPr>
         <w:rPr>
           <w:lang w:val="es-MX"/>
@@ -15793,7 +15873,7 @@
         <w:pStyle w:val="Sinespaciado"/>
         <w:numPr>
           <w:ilvl w:val="0"/>
-          <w:numId w:val="71"/>
+          <w:numId w:val="62"/>
         </w:numPr>
         <w:rPr>
           <w:lang w:val="es-MX"/>
@@ -15811,7 +15891,7 @@
         <w:pStyle w:val="Sinespaciado"/>
         <w:numPr>
           <w:ilvl w:val="0"/>
-          <w:numId w:val="71"/>
+          <w:numId w:val="62"/>
         </w:numPr>
         <w:rPr>
           <w:lang w:val="es-MX"/>
@@ -15896,7 +15976,7 @@
         <w:pStyle w:val="Sinespaciado"/>
         <w:numPr>
           <w:ilvl w:val="0"/>
-          <w:numId w:val="72"/>
+          <w:numId w:val="63"/>
         </w:numPr>
       </w:pPr>
       <w:proofErr w:type="spellStart"/>
@@ -15937,7 +16017,7 @@
         <w:pStyle w:val="Sinespaciado"/>
         <w:numPr>
           <w:ilvl w:val="0"/>
-          <w:numId w:val="72"/>
+          <w:numId w:val="63"/>
         </w:numPr>
       </w:pPr>
       <w:proofErr w:type="spellStart"/>
@@ -15962,7 +16042,7 @@
         <w:pStyle w:val="Sinespaciado"/>
         <w:numPr>
           <w:ilvl w:val="0"/>
-          <w:numId w:val="72"/>
+          <w:numId w:val="63"/>
         </w:numPr>
       </w:pPr>
       <w:proofErr w:type="spellStart"/>
@@ -15995,7 +16075,7 @@
         <w:pStyle w:val="Sinespaciado"/>
         <w:numPr>
           <w:ilvl w:val="0"/>
-          <w:numId w:val="72"/>
+          <w:numId w:val="63"/>
         </w:numPr>
       </w:pPr>
       <w:proofErr w:type="spellStart"/>
@@ -16028,7 +16108,7 @@
         <w:pStyle w:val="Sinespaciado"/>
         <w:numPr>
           <w:ilvl w:val="0"/>
-          <w:numId w:val="72"/>
+          <w:numId w:val="63"/>
         </w:numPr>
       </w:pPr>
       <w:proofErr w:type="spellStart"/>
@@ -16062,7 +16142,7 @@
         <w:pStyle w:val="Sinespaciado"/>
         <w:numPr>
           <w:ilvl w:val="0"/>
-          <w:numId w:val="72"/>
+          <w:numId w:val="63"/>
         </w:numPr>
       </w:pPr>
       <w:proofErr w:type="spellStart"/>
@@ -16079,7 +16159,7 @@
         <w:pStyle w:val="Sinespaciado"/>
         <w:numPr>
           <w:ilvl w:val="0"/>
-          <w:numId w:val="72"/>
+          <w:numId w:val="63"/>
         </w:numPr>
       </w:pPr>
       <w:proofErr w:type="spellStart"/>
@@ -16096,7 +16176,7 @@
         <w:pStyle w:val="Sinespaciado"/>
         <w:numPr>
           <w:ilvl w:val="0"/>
-          <w:numId w:val="72"/>
+          <w:numId w:val="63"/>
         </w:numPr>
       </w:pPr>
       <w:proofErr w:type="spellStart"/>
@@ -16121,7 +16201,7 @@
         <w:pStyle w:val="Sinespaciado"/>
         <w:numPr>
           <w:ilvl w:val="0"/>
-          <w:numId w:val="72"/>
+          <w:numId w:val="63"/>
         </w:numPr>
         <w:rPr>
           <w:lang w:val="es-MX"/>
@@ -16139,7 +16219,7 @@
         <w:pStyle w:val="Sinespaciado"/>
         <w:numPr>
           <w:ilvl w:val="0"/>
-          <w:numId w:val="72"/>
+          <w:numId w:val="63"/>
         </w:numPr>
       </w:pPr>
       <w:proofErr w:type="spellStart"/>
@@ -16164,7 +16244,7 @@
         <w:pStyle w:val="Sinespaciado"/>
         <w:numPr>
           <w:ilvl w:val="0"/>
-          <w:numId w:val="72"/>
+          <w:numId w:val="63"/>
         </w:numPr>
       </w:pPr>
       <w:proofErr w:type="spellStart"/>
@@ -16189,7 +16269,7 @@
         <w:pStyle w:val="Sinespaciado"/>
         <w:numPr>
           <w:ilvl w:val="0"/>
-          <w:numId w:val="72"/>
+          <w:numId w:val="63"/>
         </w:numPr>
       </w:pPr>
       <w:proofErr w:type="spellStart"/>
@@ -16222,7 +16302,7 @@
         <w:pStyle w:val="Sinespaciado"/>
         <w:numPr>
           <w:ilvl w:val="0"/>
-          <w:numId w:val="72"/>
+          <w:numId w:val="63"/>
         </w:numPr>
       </w:pPr>
       <w:proofErr w:type="spellStart"/>
@@ -16247,7 +16327,7 @@
         <w:pStyle w:val="Sinespaciado"/>
         <w:numPr>
           <w:ilvl w:val="0"/>
-          <w:numId w:val="72"/>
+          <w:numId w:val="63"/>
         </w:numPr>
       </w:pPr>
       <w:proofErr w:type="spellStart"/>
@@ -16273,7 +16353,7 @@
         <w:pStyle w:val="Sinespaciado"/>
         <w:numPr>
           <w:ilvl w:val="0"/>
-          <w:numId w:val="73"/>
+          <w:numId w:val="64"/>
         </w:numPr>
       </w:pPr>
       <w:r>
@@ -16293,7 +16373,7 @@
         <w:pStyle w:val="Sinespaciado"/>
         <w:numPr>
           <w:ilvl w:val="0"/>
-          <w:numId w:val="73"/>
+          <w:numId w:val="64"/>
         </w:numPr>
         <w:rPr>
           <w:lang w:val="es-MX"/>
@@ -16311,7 +16391,7 @@
         <w:pStyle w:val="Sinespaciado"/>
         <w:numPr>
           <w:ilvl w:val="0"/>
-          <w:numId w:val="73"/>
+          <w:numId w:val="64"/>
         </w:numPr>
       </w:pPr>
       <w:r>
@@ -16331,7 +16411,7 @@
         <w:pStyle w:val="Sinespaciado"/>
         <w:numPr>
           <w:ilvl w:val="0"/>
-          <w:numId w:val="73"/>
+          <w:numId w:val="64"/>
         </w:numPr>
       </w:pPr>
       <w:r>
@@ -16351,7 +16431,7 @@
         <w:pStyle w:val="Sinespaciado"/>
         <w:numPr>
           <w:ilvl w:val="0"/>
-          <w:numId w:val="73"/>
+          <w:numId w:val="64"/>
         </w:numPr>
       </w:pPr>
       <w:r>
@@ -16371,7 +16451,7 @@
         <w:pStyle w:val="Sinespaciado"/>
         <w:numPr>
           <w:ilvl w:val="0"/>
-          <w:numId w:val="73"/>
+          <w:numId w:val="64"/>
         </w:numPr>
       </w:pPr>
       <w:proofErr w:type="spellStart"/>
@@ -16388,7 +16468,7 @@
         <w:pStyle w:val="Sinespaciado"/>
         <w:numPr>
           <w:ilvl w:val="0"/>
-          <w:numId w:val="73"/>
+          <w:numId w:val="64"/>
         </w:numPr>
       </w:pPr>
       <w:proofErr w:type="spellStart"/>
@@ -16421,7 +16501,7 @@
         <w:pStyle w:val="Sinespaciado"/>
         <w:numPr>
           <w:ilvl w:val="0"/>
-          <w:numId w:val="73"/>
+          <w:numId w:val="64"/>
         </w:numPr>
       </w:pPr>
       <w:proofErr w:type="spellStart"/>
@@ -16446,7 +16526,7 @@
         <w:pStyle w:val="Sinespaciado"/>
         <w:numPr>
           <w:ilvl w:val="0"/>
-          <w:numId w:val="73"/>
+          <w:numId w:val="64"/>
         </w:numPr>
       </w:pPr>
       <w:proofErr w:type="spellStart"/>
@@ -16463,7 +16543,7 @@
         <w:pStyle w:val="Sinespaciado"/>
         <w:numPr>
           <w:ilvl w:val="0"/>
-          <w:numId w:val="73"/>
+          <w:numId w:val="64"/>
         </w:numPr>
       </w:pPr>
       <w:r>
@@ -16475,7 +16555,7 @@
         <w:pStyle w:val="Sinespaciado"/>
         <w:numPr>
           <w:ilvl w:val="0"/>
-          <w:numId w:val="73"/>
+          <w:numId w:val="64"/>
         </w:numPr>
       </w:pPr>
       <w:r>
@@ -16487,7 +16567,7 @@
         <w:pStyle w:val="Sinespaciado"/>
         <w:numPr>
           <w:ilvl w:val="0"/>
-          <w:numId w:val="73"/>
+          <w:numId w:val="64"/>
         </w:numPr>
       </w:pPr>
       <w:proofErr w:type="spellStart"/>
@@ -16529,7 +16609,7 @@
         <w:pStyle w:val="Sinespaciado"/>
         <w:numPr>
           <w:ilvl w:val="0"/>
-          <w:numId w:val="74"/>
+          <w:numId w:val="65"/>
         </w:numPr>
       </w:pPr>
       <w:r>
@@ -16549,7 +16629,7 @@
         <w:pStyle w:val="Sinespaciado"/>
         <w:numPr>
           <w:ilvl w:val="0"/>
-          <w:numId w:val="74"/>
+          <w:numId w:val="65"/>
         </w:numPr>
       </w:pPr>
       <w:proofErr w:type="spellStart"/>
@@ -16566,7 +16646,7 @@
         <w:pStyle w:val="Sinespaciado"/>
         <w:numPr>
           <w:ilvl w:val="0"/>
-          <w:numId w:val="74"/>
+          <w:numId w:val="65"/>
         </w:numPr>
         <w:rPr>
           <w:lang w:val="es-MX"/>
@@ -16584,7 +16664,7 @@
         <w:pStyle w:val="Sinespaciado"/>
         <w:numPr>
           <w:ilvl w:val="0"/>
-          <w:numId w:val="74"/>
+          <w:numId w:val="65"/>
         </w:numPr>
       </w:pPr>
       <w:proofErr w:type="spellStart"/>
@@ -16609,7 +16689,7 @@
         <w:pStyle w:val="Sinespaciado"/>
         <w:numPr>
           <w:ilvl w:val="0"/>
-          <w:numId w:val="74"/>
+          <w:numId w:val="65"/>
         </w:numPr>
       </w:pPr>
       <w:proofErr w:type="spellStart"/>
@@ -16634,7 +16714,7 @@
         <w:pStyle w:val="Sinespaciado"/>
         <w:numPr>
           <w:ilvl w:val="0"/>
-          <w:numId w:val="74"/>
+          <w:numId w:val="65"/>
         </w:numPr>
       </w:pPr>
       <w:proofErr w:type="spellStart"/>
@@ -16651,7 +16731,7 @@
         <w:pStyle w:val="Sinespaciado"/>
         <w:numPr>
           <w:ilvl w:val="0"/>
-          <w:numId w:val="74"/>
+          <w:numId w:val="65"/>
         </w:numPr>
       </w:pPr>
       <w:proofErr w:type="spellStart"/>
@@ -16668,7 +16748,7 @@
         <w:pStyle w:val="Sinespaciado"/>
         <w:numPr>
           <w:ilvl w:val="0"/>
-          <w:numId w:val="74"/>
+          <w:numId w:val="65"/>
         </w:numPr>
       </w:pPr>
       <w:r>
@@ -16688,7 +16768,7 @@
         <w:pStyle w:val="Sinespaciado"/>
         <w:numPr>
           <w:ilvl w:val="0"/>
-          <w:numId w:val="74"/>
+          <w:numId w:val="65"/>
         </w:numPr>
       </w:pPr>
       <w:r>
@@ -16700,7 +16780,7 @@
         <w:pStyle w:val="Sinespaciado"/>
         <w:numPr>
           <w:ilvl w:val="0"/>
-          <w:numId w:val="74"/>
+          <w:numId w:val="65"/>
         </w:numPr>
       </w:pPr>
       <w:r>
@@ -16712,7 +16792,7 @@
         <w:pStyle w:val="Sinespaciado"/>
         <w:numPr>
           <w:ilvl w:val="0"/>
-          <w:numId w:val="74"/>
+          <w:numId w:val="65"/>
         </w:numPr>
       </w:pPr>
       <w:r>
@@ -16724,7 +16804,7 @@
         <w:pStyle w:val="Sinespaciado"/>
         <w:numPr>
           <w:ilvl w:val="0"/>
-          <w:numId w:val="74"/>
+          <w:numId w:val="65"/>
         </w:numPr>
       </w:pPr>
       <w:proofErr w:type="spellStart"/>
@@ -16741,7 +16821,7 @@
         <w:pStyle w:val="Sinespaciado"/>
         <w:numPr>
           <w:ilvl w:val="0"/>
-          <w:numId w:val="74"/>
+          <w:numId w:val="65"/>
         </w:numPr>
       </w:pPr>
       <w:proofErr w:type="spellStart"/>
@@ -16766,7 +16846,7 @@
         <w:pStyle w:val="Sinespaciado"/>
         <w:numPr>
           <w:ilvl w:val="0"/>
-          <w:numId w:val="74"/>
+          <w:numId w:val="65"/>
         </w:numPr>
       </w:pPr>
       <w:proofErr w:type="spellStart"/>
@@ -16783,7 +16863,7 @@
         <w:pStyle w:val="Sinespaciado"/>
         <w:numPr>
           <w:ilvl w:val="0"/>
-          <w:numId w:val="74"/>
+          <w:numId w:val="65"/>
         </w:numPr>
         <w:rPr>
           <w:lang w:val="es-MX"/>
@@ -16810,7 +16890,7 @@
         <w:pStyle w:val="Sinespaciado"/>
         <w:numPr>
           <w:ilvl w:val="0"/>
-          <w:numId w:val="75"/>
+          <w:numId w:val="66"/>
         </w:numPr>
         <w:rPr>
           <w:lang w:val="es-MX"/>
@@ -16828,7 +16908,7 @@
         <w:pStyle w:val="Sinespaciado"/>
         <w:numPr>
           <w:ilvl w:val="0"/>
-          <w:numId w:val="75"/>
+          <w:numId w:val="66"/>
         </w:numPr>
         <w:rPr>
           <w:lang w:val="es-MX"/>
@@ -16846,7 +16926,7 @@
         <w:pStyle w:val="Sinespaciado"/>
         <w:numPr>
           <w:ilvl w:val="0"/>
-          <w:numId w:val="75"/>
+          <w:numId w:val="66"/>
         </w:numPr>
         <w:rPr>
           <w:lang w:val="es-MX"/>
@@ -16864,7 +16944,7 @@
         <w:pStyle w:val="Sinespaciado"/>
         <w:numPr>
           <w:ilvl w:val="0"/>
-          <w:numId w:val="75"/>
+          <w:numId w:val="66"/>
         </w:numPr>
         <w:rPr>
           <w:lang w:val="es-MX"/>
@@ -16882,7 +16962,7 @@
         <w:pStyle w:val="Sinespaciado"/>
         <w:numPr>
           <w:ilvl w:val="0"/>
-          <w:numId w:val="75"/>
+          <w:numId w:val="66"/>
         </w:numPr>
         <w:rPr>
           <w:lang w:val="es-MX"/>
@@ -16900,7 +16980,7 @@
         <w:pStyle w:val="Sinespaciado"/>
         <w:numPr>
           <w:ilvl w:val="0"/>
-          <w:numId w:val="75"/>
+          <w:numId w:val="66"/>
         </w:numPr>
         <w:rPr>
           <w:lang w:val="es-MX"/>
@@ -16918,7 +16998,7 @@
         <w:pStyle w:val="Sinespaciado"/>
         <w:numPr>
           <w:ilvl w:val="0"/>
-          <w:numId w:val="75"/>
+          <w:numId w:val="66"/>
         </w:numPr>
         <w:rPr>
           <w:lang w:val="es-MX"/>
@@ -16982,7 +17062,7 @@
         <w:pStyle w:val="Sinespaciado"/>
         <w:numPr>
           <w:ilvl w:val="0"/>
-          <w:numId w:val="76"/>
+          <w:numId w:val="67"/>
         </w:numPr>
         <w:rPr>
           <w:lang w:val="es-MX"/>
@@ -17000,7 +17080,7 @@
         <w:pStyle w:val="Sinespaciado"/>
         <w:numPr>
           <w:ilvl w:val="0"/>
-          <w:numId w:val="76"/>
+          <w:numId w:val="67"/>
         </w:numPr>
       </w:pPr>
       <w:proofErr w:type="spellStart"/>
@@ -17033,7 +17113,7 @@
         <w:pStyle w:val="Sinespaciado"/>
         <w:numPr>
           <w:ilvl w:val="0"/>
-          <w:numId w:val="76"/>
+          <w:numId w:val="67"/>
         </w:numPr>
       </w:pPr>
       <w:proofErr w:type="spellStart"/>
@@ -17066,7 +17146,7 @@
         <w:pStyle w:val="Sinespaciado"/>
         <w:numPr>
           <w:ilvl w:val="0"/>
-          <w:numId w:val="76"/>
+          <w:numId w:val="67"/>
         </w:numPr>
       </w:pPr>
       <w:proofErr w:type="spellStart"/>
@@ -17099,7 +17179,7 @@
         <w:pStyle w:val="Sinespaciado"/>
         <w:numPr>
           <w:ilvl w:val="0"/>
-          <w:numId w:val="76"/>
+          <w:numId w:val="67"/>
         </w:numPr>
       </w:pPr>
       <w:proofErr w:type="spellStart"/>
@@ -17140,7 +17220,7 @@
         <w:pStyle w:val="Sinespaciado"/>
         <w:numPr>
           <w:ilvl w:val="0"/>
-          <w:numId w:val="76"/>
+          <w:numId w:val="67"/>
         </w:numPr>
       </w:pPr>
       <w:proofErr w:type="spellStart"/>
@@ -17165,7 +17245,7 @@
         <w:pStyle w:val="Sinespaciado"/>
         <w:numPr>
           <w:ilvl w:val="0"/>
-          <w:numId w:val="76"/>
+          <w:numId w:val="67"/>
         </w:numPr>
         <w:rPr>
           <w:lang w:val="es-MX"/>
@@ -17205,7 +17285,7 @@
         <w:pStyle w:val="Sinespaciado"/>
         <w:numPr>
           <w:ilvl w:val="0"/>
-          <w:numId w:val="77"/>
+          <w:numId w:val="68"/>
         </w:numPr>
       </w:pPr>
       <w:proofErr w:type="spellStart"/>
@@ -17222,7 +17302,7 @@
         <w:pStyle w:val="Sinespaciado"/>
         <w:numPr>
           <w:ilvl w:val="0"/>
-          <w:numId w:val="77"/>
+          <w:numId w:val="68"/>
         </w:numPr>
       </w:pPr>
       <w:r>
@@ -17242,7 +17322,7 @@
         <w:pStyle w:val="Sinespaciado"/>
         <w:numPr>
           <w:ilvl w:val="0"/>
-          <w:numId w:val="77"/>
+          <w:numId w:val="68"/>
         </w:numPr>
       </w:pPr>
       <w:r>
@@ -17262,7 +17342,7 @@
         <w:pStyle w:val="Sinespaciado"/>
         <w:numPr>
           <w:ilvl w:val="0"/>
-          <w:numId w:val="77"/>
+          <w:numId w:val="68"/>
         </w:numPr>
       </w:pPr>
       <w:proofErr w:type="spellStart"/>
@@ -17287,7 +17367,7 @@
         <w:pStyle w:val="Sinespaciado"/>
         <w:numPr>
           <w:ilvl w:val="0"/>
-          <w:numId w:val="77"/>
+          <w:numId w:val="68"/>
         </w:numPr>
       </w:pPr>
       <w:proofErr w:type="spellStart"/>
@@ -17312,7 +17392,7 @@
         <w:pStyle w:val="Sinespaciado"/>
         <w:numPr>
           <w:ilvl w:val="0"/>
-          <w:numId w:val="77"/>
+          <w:numId w:val="68"/>
         </w:numPr>
       </w:pPr>
       <w:proofErr w:type="spellStart"/>
@@ -17329,7 +17409,7 @@
         <w:pStyle w:val="Sinespaciado"/>
         <w:numPr>
           <w:ilvl w:val="0"/>
-          <w:numId w:val="77"/>
+          <w:numId w:val="68"/>
         </w:numPr>
       </w:pPr>
       <w:r>
@@ -17349,7 +17429,7 @@
         <w:pStyle w:val="Sinespaciado"/>
         <w:numPr>
           <w:ilvl w:val="0"/>
-          <w:numId w:val="77"/>
+          <w:numId w:val="68"/>
         </w:numPr>
       </w:pPr>
       <w:proofErr w:type="spellStart"/>
@@ -17374,7 +17454,7 @@
         <w:pStyle w:val="Sinespaciado"/>
         <w:numPr>
           <w:ilvl w:val="0"/>
-          <w:numId w:val="77"/>
+          <w:numId w:val="68"/>
         </w:numPr>
       </w:pPr>
       <w:proofErr w:type="spellStart"/>
@@ -17391,7 +17471,7 @@
         <w:pStyle w:val="Sinespaciado"/>
         <w:numPr>
           <w:ilvl w:val="0"/>
-          <w:numId w:val="77"/>
+          <w:numId w:val="68"/>
         </w:numPr>
       </w:pPr>
       <w:proofErr w:type="spellStart"/>
@@ -17408,7 +17488,7 @@
         <w:pStyle w:val="Sinespaciado"/>
         <w:numPr>
           <w:ilvl w:val="0"/>
-          <w:numId w:val="77"/>
+          <w:numId w:val="68"/>
         </w:numPr>
       </w:pPr>
       <w:proofErr w:type="spellStart"/>
@@ -17425,7 +17505,7 @@
         <w:pStyle w:val="Sinespaciado"/>
         <w:numPr>
           <w:ilvl w:val="0"/>
-          <w:numId w:val="77"/>
+          <w:numId w:val="68"/>
         </w:numPr>
       </w:pPr>
       <w:r>
@@ -17512,7 +17592,7 @@
         <w:pStyle w:val="Sinespaciado"/>
         <w:numPr>
           <w:ilvl w:val="0"/>
-          <w:numId w:val="78"/>
+          <w:numId w:val="69"/>
         </w:numPr>
       </w:pPr>
       <w:proofErr w:type="spellStart"/>
@@ -17553,7 +17633,7 @@
         <w:pStyle w:val="Sinespaciado"/>
         <w:numPr>
           <w:ilvl w:val="0"/>
-          <w:numId w:val="78"/>
+          <w:numId w:val="69"/>
         </w:numPr>
       </w:pPr>
       <w:proofErr w:type="spellStart"/>
@@ -17586,7 +17666,7 @@
         <w:pStyle w:val="Sinespaciado"/>
         <w:numPr>
           <w:ilvl w:val="0"/>
-          <w:numId w:val="78"/>
+          <w:numId w:val="69"/>
         </w:numPr>
       </w:pPr>
       <w:proofErr w:type="spellStart"/>
@@ -17619,7 +17699,7 @@
         <w:pStyle w:val="Sinespaciado"/>
         <w:numPr>
           <w:ilvl w:val="0"/>
-          <w:numId w:val="78"/>
+          <w:numId w:val="69"/>
         </w:numPr>
       </w:pPr>
       <w:proofErr w:type="spellStart"/>
@@ -17652,7 +17732,7 @@
         <w:pStyle w:val="Sinespaciado"/>
         <w:numPr>
           <w:ilvl w:val="0"/>
-          <w:numId w:val="78"/>
+          <w:numId w:val="69"/>
         </w:numPr>
       </w:pPr>
       <w:proofErr w:type="spellStart"/>
@@ -17685,7 +17765,7 @@
         <w:pStyle w:val="Sinespaciado"/>
         <w:numPr>
           <w:ilvl w:val="0"/>
-          <w:numId w:val="78"/>
+          <w:numId w:val="69"/>
         </w:numPr>
       </w:pPr>
       <w:proofErr w:type="spellStart"/>
@@ -17710,7 +17790,7 @@
         <w:pStyle w:val="Sinespaciado"/>
         <w:numPr>
           <w:ilvl w:val="0"/>
-          <w:numId w:val="78"/>
+          <w:numId w:val="69"/>
         </w:numPr>
       </w:pPr>
       <w:proofErr w:type="spellStart"/>
@@ -17735,7 +17815,7 @@
         <w:pStyle w:val="Sinespaciado"/>
         <w:numPr>
           <w:ilvl w:val="0"/>
-          <w:numId w:val="78"/>
+          <w:numId w:val="69"/>
         </w:numPr>
       </w:pPr>
       <w:proofErr w:type="spellStart"/>
@@ -17760,7 +17840,7 @@
         <w:pStyle w:val="Sinespaciado"/>
         <w:numPr>
           <w:ilvl w:val="0"/>
-          <w:numId w:val="78"/>
+          <w:numId w:val="69"/>
         </w:numPr>
       </w:pPr>
       <w:proofErr w:type="spellStart"/>
@@ -17785,7 +17865,7 @@
         <w:pStyle w:val="Sinespaciado"/>
         <w:numPr>
           <w:ilvl w:val="0"/>
-          <w:numId w:val="78"/>
+          <w:numId w:val="69"/>
         </w:numPr>
       </w:pPr>
       <w:proofErr w:type="spellStart"/>
@@ -17810,7 +17890,7 @@
         <w:pStyle w:val="Sinespaciado"/>
         <w:numPr>
           <w:ilvl w:val="0"/>
-          <w:numId w:val="78"/>
+          <w:numId w:val="69"/>
         </w:numPr>
       </w:pPr>
       <w:proofErr w:type="spellStart"/>
@@ -17835,7 +17915,7 @@
         <w:pStyle w:val="Sinespaciado"/>
         <w:numPr>
           <w:ilvl w:val="0"/>
-          <w:numId w:val="78"/>
+          <w:numId w:val="69"/>
         </w:numPr>
       </w:pPr>
       <w:proofErr w:type="spellStart"/>
@@ -17852,7 +17932,7 @@
         <w:pStyle w:val="Sinespaciado"/>
         <w:numPr>
           <w:ilvl w:val="0"/>
-          <w:numId w:val="78"/>
+          <w:numId w:val="69"/>
         </w:numPr>
       </w:pPr>
       <w:proofErr w:type="spellStart"/>
@@ -17902,7 +17982,7 @@
         <w:pStyle w:val="Sinespaciado"/>
         <w:numPr>
           <w:ilvl w:val="0"/>
-          <w:numId w:val="79"/>
+          <w:numId w:val="70"/>
         </w:numPr>
       </w:pPr>
       <w:proofErr w:type="spellStart"/>
@@ -17927,7 +18007,7 @@
         <w:pStyle w:val="Sinespaciado"/>
         <w:numPr>
           <w:ilvl w:val="0"/>
-          <w:numId w:val="79"/>
+          <w:numId w:val="70"/>
         </w:numPr>
       </w:pPr>
       <w:proofErr w:type="spellStart"/>
@@ -17952,7 +18032,7 @@
         <w:pStyle w:val="Sinespaciado"/>
         <w:numPr>
           <w:ilvl w:val="0"/>
-          <w:numId w:val="79"/>
+          <w:numId w:val="70"/>
         </w:numPr>
       </w:pPr>
       <w:proofErr w:type="spellStart"/>
@@ -17977,7 +18057,7 @@
         <w:pStyle w:val="Sinespaciado"/>
         <w:numPr>
           <w:ilvl w:val="0"/>
-          <w:numId w:val="79"/>
+          <w:numId w:val="70"/>
         </w:numPr>
       </w:pPr>
       <w:proofErr w:type="spellStart"/>
@@ -18002,7 +18082,7 @@
         <w:pStyle w:val="Sinespaciado"/>
         <w:numPr>
           <w:ilvl w:val="0"/>
-          <w:numId w:val="79"/>
+          <w:numId w:val="70"/>
         </w:numPr>
       </w:pPr>
       <w:r>
@@ -18014,7 +18094,7 @@
         <w:pStyle w:val="Sinespaciado"/>
         <w:numPr>
           <w:ilvl w:val="0"/>
-          <w:numId w:val="79"/>
+          <w:numId w:val="70"/>
         </w:numPr>
       </w:pPr>
       <w:r>
@@ -18034,7 +18114,7 @@
         <w:pStyle w:val="Sinespaciado"/>
         <w:numPr>
           <w:ilvl w:val="0"/>
-          <w:numId w:val="79"/>
+          <w:numId w:val="70"/>
         </w:numPr>
       </w:pPr>
       <w:proofErr w:type="spellStart"/>
@@ -18059,7 +18139,7 @@
         <w:pStyle w:val="Sinespaciado"/>
         <w:numPr>
           <w:ilvl w:val="0"/>
-          <w:numId w:val="79"/>
+          <w:numId w:val="70"/>
         </w:numPr>
       </w:pPr>
       <w:proofErr w:type="spellStart"/>
@@ -18076,7 +18156,7 @@
         <w:pStyle w:val="Sinespaciado"/>
         <w:numPr>
           <w:ilvl w:val="0"/>
-          <w:numId w:val="79"/>
+          <w:numId w:val="70"/>
         </w:numPr>
       </w:pPr>
       <w:r>
@@ -18088,7 +18168,7 @@
         <w:pStyle w:val="Sinespaciado"/>
         <w:numPr>
           <w:ilvl w:val="0"/>
-          <w:numId w:val="79"/>
+          <w:numId w:val="70"/>
         </w:numPr>
       </w:pPr>
       <w:proofErr w:type="spellStart"/>
@@ -18105,7 +18185,7 @@
         <w:pStyle w:val="Sinespaciado"/>
         <w:numPr>
           <w:ilvl w:val="0"/>
-          <w:numId w:val="79"/>
+          <w:numId w:val="70"/>
         </w:numPr>
       </w:pPr>
       <w:r>
@@ -18117,7 +18197,7 @@
         <w:pStyle w:val="Sinespaciado"/>
         <w:numPr>
           <w:ilvl w:val="0"/>
-          <w:numId w:val="79"/>
+          <w:numId w:val="70"/>
         </w:numPr>
       </w:pPr>
       <w:proofErr w:type="spellStart"/>
@@ -18134,7 +18214,7 @@
         <w:pStyle w:val="Sinespaciado"/>
         <w:numPr>
           <w:ilvl w:val="0"/>
-          <w:numId w:val="79"/>
+          <w:numId w:val="70"/>
         </w:numPr>
       </w:pPr>
       <w:r>
@@ -18163,7 +18243,7 @@
         <w:pStyle w:val="Sinespaciado"/>
         <w:numPr>
           <w:ilvl w:val="0"/>
-          <w:numId w:val="79"/>
+          <w:numId w:val="70"/>
         </w:numPr>
       </w:pPr>
       <w:r>
@@ -18191,7 +18271,7 @@
         <w:pStyle w:val="Sinespaciado"/>
         <w:numPr>
           <w:ilvl w:val="0"/>
-          <w:numId w:val="79"/>
+          <w:numId w:val="70"/>
         </w:numPr>
       </w:pPr>
       <w:proofErr w:type="spellStart"/>
@@ -18216,7 +18296,7 @@
         <w:pStyle w:val="Sinespaciado"/>
         <w:numPr>
           <w:ilvl w:val="0"/>
-          <w:numId w:val="79"/>
+          <w:numId w:val="70"/>
         </w:numPr>
       </w:pPr>
       <w:proofErr w:type="spellStart"/>
@@ -18241,7 +18321,7 @@
         <w:pStyle w:val="Sinespaciado"/>
         <w:numPr>
           <w:ilvl w:val="0"/>
-          <w:numId w:val="79"/>
+          <w:numId w:val="70"/>
         </w:numPr>
       </w:pPr>
       <w:proofErr w:type="spellStart"/>
@@ -18266,7 +18346,7 @@
         <w:pStyle w:val="Sinespaciado"/>
         <w:numPr>
           <w:ilvl w:val="0"/>
-          <w:numId w:val="79"/>
+          <w:numId w:val="70"/>
         </w:numPr>
       </w:pPr>
       <w:proofErr w:type="spellStart"/>
@@ -18291,7 +18371,7 @@
         <w:pStyle w:val="Sinespaciado"/>
         <w:numPr>
           <w:ilvl w:val="0"/>
-          <w:numId w:val="79"/>
+          <w:numId w:val="70"/>
         </w:numPr>
       </w:pPr>
       <w:proofErr w:type="spellStart"/>
@@ -18330,7 +18410,7 @@
         <w:pStyle w:val="Sinespaciado"/>
         <w:numPr>
           <w:ilvl w:val="0"/>
-          <w:numId w:val="80"/>
+          <w:numId w:val="71"/>
         </w:numPr>
       </w:pPr>
       <w:proofErr w:type="spellStart"/>
@@ -18355,7 +18435,7 @@
         <w:pStyle w:val="Sinespaciado"/>
         <w:numPr>
           <w:ilvl w:val="0"/>
-          <w:numId w:val="80"/>
+          <w:numId w:val="71"/>
         </w:numPr>
       </w:pPr>
       <w:proofErr w:type="spellStart"/>
@@ -18380,7 +18460,7 @@
         <w:pStyle w:val="Sinespaciado"/>
         <w:numPr>
           <w:ilvl w:val="0"/>
-          <w:numId w:val="80"/>
+          <w:numId w:val="71"/>
         </w:numPr>
       </w:pPr>
       <w:proofErr w:type="spellStart"/>
@@ -18405,7 +18485,7 @@
         <w:pStyle w:val="Sinespaciado"/>
         <w:numPr>
           <w:ilvl w:val="0"/>
-          <w:numId w:val="80"/>
+          <w:numId w:val="71"/>
         </w:numPr>
         <w:rPr>
           <w:lang w:val="es-MX"/>
@@ -18423,7 +18503,7 @@
         <w:pStyle w:val="Sinespaciado"/>
         <w:numPr>
           <w:ilvl w:val="0"/>
-          <w:numId w:val="80"/>
+          <w:numId w:val="71"/>
         </w:numPr>
       </w:pPr>
       <w:proofErr w:type="spellStart"/>
@@ -18440,7 +18520,7 @@
         <w:pStyle w:val="Sinespaciado"/>
         <w:numPr>
           <w:ilvl w:val="0"/>
-          <w:numId w:val="80"/>
+          <w:numId w:val="71"/>
         </w:numPr>
       </w:pPr>
       <w:proofErr w:type="spellStart"/>
@@ -18465,7 +18545,7 @@
         <w:pStyle w:val="Sinespaciado"/>
         <w:numPr>
           <w:ilvl w:val="0"/>
-          <w:numId w:val="80"/>
+          <w:numId w:val="71"/>
         </w:numPr>
       </w:pPr>
       <w:proofErr w:type="spellStart"/>
@@ -18490,7 +18570,7 @@
         <w:pStyle w:val="Sinespaciado"/>
         <w:numPr>
           <w:ilvl w:val="0"/>
-          <w:numId w:val="80"/>
+          <w:numId w:val="71"/>
         </w:numPr>
       </w:pPr>
       <w:proofErr w:type="spellStart"/>
@@ -18507,7 +18587,7 @@
         <w:pStyle w:val="Sinespaciado"/>
         <w:numPr>
           <w:ilvl w:val="0"/>
-          <w:numId w:val="80"/>
+          <w:numId w:val="71"/>
         </w:numPr>
       </w:pPr>
       <w:proofErr w:type="spellStart"/>
@@ -18524,7 +18604,7 @@
         <w:pStyle w:val="Sinespaciado"/>
         <w:numPr>
           <w:ilvl w:val="0"/>
-          <w:numId w:val="80"/>
+          <w:numId w:val="71"/>
         </w:numPr>
       </w:pPr>
       <w:proofErr w:type="spellStart"/>
@@ -18541,7 +18621,7 @@
         <w:pStyle w:val="Sinespaciado"/>
         <w:numPr>
           <w:ilvl w:val="0"/>
-          <w:numId w:val="80"/>
+          <w:numId w:val="71"/>
         </w:numPr>
       </w:pPr>
       <w:proofErr w:type="spellStart"/>
@@ -18625,7 +18705,7 @@
         <w:pStyle w:val="Sinespaciado"/>
         <w:numPr>
           <w:ilvl w:val="0"/>
-          <w:numId w:val="81"/>
+          <w:numId w:val="72"/>
         </w:numPr>
       </w:pPr>
       <w:proofErr w:type="spellStart"/>
@@ -18666,7 +18746,7 @@
         <w:pStyle w:val="Sinespaciado"/>
         <w:numPr>
           <w:ilvl w:val="0"/>
-          <w:numId w:val="81"/>
+          <w:numId w:val="72"/>
         </w:numPr>
       </w:pPr>
       <w:proofErr w:type="spellStart"/>
@@ -18699,7 +18779,7 @@
         <w:pStyle w:val="Sinespaciado"/>
         <w:numPr>
           <w:ilvl w:val="0"/>
-          <w:numId w:val="81"/>
+          <w:numId w:val="72"/>
         </w:numPr>
       </w:pPr>
       <w:proofErr w:type="spellStart"/>
@@ -18724,7 +18804,7 @@
         <w:pStyle w:val="Sinespaciado"/>
         <w:numPr>
           <w:ilvl w:val="0"/>
-          <w:numId w:val="81"/>
+          <w:numId w:val="72"/>
         </w:numPr>
       </w:pPr>
       <w:proofErr w:type="spellStart"/>
@@ -18757,7 +18837,7 @@
         <w:pStyle w:val="Sinespaciado"/>
         <w:numPr>
           <w:ilvl w:val="0"/>
-          <w:numId w:val="81"/>
+          <w:numId w:val="72"/>
         </w:numPr>
         <w:rPr>
           <w:lang w:val="es-MX"/>
@@ -18784,7 +18864,7 @@
         <w:pStyle w:val="Sinespaciado"/>
         <w:numPr>
           <w:ilvl w:val="0"/>
-          <w:numId w:val="82"/>
+          <w:numId w:val="73"/>
         </w:numPr>
         <w:rPr>
           <w:lang w:val="es-MX"/>
@@ -18802,7 +18882,7 @@
         <w:pStyle w:val="Sinespaciado"/>
         <w:numPr>
           <w:ilvl w:val="0"/>
-          <w:numId w:val="82"/>
+          <w:numId w:val="73"/>
         </w:numPr>
         <w:rPr>
           <w:lang w:val="es-MX"/>
@@ -18820,7 +18900,7 @@
         <w:pStyle w:val="Sinespaciado"/>
         <w:numPr>
           <w:ilvl w:val="0"/>
-          <w:numId w:val="82"/>
+          <w:numId w:val="73"/>
         </w:numPr>
         <w:rPr>
           <w:lang w:val="es-MX"/>
@@ -18882,7 +18962,7 @@
         <w:pStyle w:val="Sinespaciado"/>
         <w:numPr>
           <w:ilvl w:val="0"/>
-          <w:numId w:val="83"/>
+          <w:numId w:val="74"/>
         </w:numPr>
         <w:rPr>
           <w:lang w:val="es-MX"/>
@@ -18900,7 +18980,7 @@
         <w:pStyle w:val="Sinespaciado"/>
         <w:numPr>
           <w:ilvl w:val="0"/>
-          <w:numId w:val="83"/>
+          <w:numId w:val="74"/>
         </w:numPr>
       </w:pPr>
       <w:proofErr w:type="spellStart"/>
@@ -18933,7 +19013,7 @@
         <w:pStyle w:val="Sinespaciado"/>
         <w:numPr>
           <w:ilvl w:val="0"/>
-          <w:numId w:val="83"/>
+          <w:numId w:val="74"/>
         </w:numPr>
         <w:rPr>
           <w:lang w:val="es-MX"/>
@@ -18951,7 +19031,7 @@
         <w:pStyle w:val="Sinespaciado"/>
         <w:numPr>
           <w:ilvl w:val="0"/>
-          <w:numId w:val="83"/>
+          <w:numId w:val="74"/>
         </w:numPr>
       </w:pPr>
       <w:proofErr w:type="spellStart"/>
@@ -18984,7 +19064,7 @@
         <w:pStyle w:val="Sinespaciado"/>
         <w:numPr>
           <w:ilvl w:val="0"/>
-          <w:numId w:val="83"/>
+          <w:numId w:val="74"/>
         </w:numPr>
       </w:pPr>
       <w:proofErr w:type="spellStart"/>
@@ -19017,7 +19097,7 @@
         <w:pStyle w:val="Sinespaciado"/>
         <w:numPr>
           <w:ilvl w:val="0"/>
-          <w:numId w:val="83"/>
+          <w:numId w:val="74"/>
         </w:numPr>
         <w:rPr>
           <w:lang w:val="es-MX"/>
@@ -19052,7 +19132,7 @@
         <w:pStyle w:val="Sinespaciado"/>
         <w:numPr>
           <w:ilvl w:val="0"/>
-          <w:numId w:val="84"/>
+          <w:numId w:val="75"/>
         </w:numPr>
       </w:pPr>
       <w:r>
@@ -19064,7 +19144,7 @@
         <w:pStyle w:val="Sinespaciado"/>
         <w:numPr>
           <w:ilvl w:val="0"/>
-          <w:numId w:val="84"/>
+          <w:numId w:val="75"/>
         </w:numPr>
       </w:pPr>
       <w:r>
@@ -19076,7 +19156,7 @@
         <w:pStyle w:val="Sinespaciado"/>
         <w:numPr>
           <w:ilvl w:val="0"/>
-          <w:numId w:val="84"/>
+          <w:numId w:val="75"/>
         </w:numPr>
       </w:pPr>
       <w:proofErr w:type="spellStart"/>
@@ -19093,7 +19173,7 @@
         <w:pStyle w:val="Sinespaciado"/>
         <w:numPr>
           <w:ilvl w:val="0"/>
-          <w:numId w:val="84"/>
+          <w:numId w:val="75"/>
         </w:numPr>
       </w:pPr>
       <w:r>
@@ -19105,7 +19185,7 @@
         <w:pStyle w:val="Sinespaciado"/>
         <w:numPr>
           <w:ilvl w:val="0"/>
-          <w:numId w:val="84"/>
+          <w:numId w:val="75"/>
         </w:numPr>
       </w:pPr>
       <w:proofErr w:type="spellStart"/>
@@ -19122,7 +19202,7 @@
         <w:pStyle w:val="Sinespaciado"/>
         <w:numPr>
           <w:ilvl w:val="0"/>
-          <w:numId w:val="84"/>
+          <w:numId w:val="75"/>
         </w:numPr>
       </w:pPr>
       <w:proofErr w:type="spellStart"/>
@@ -19156,7 +19236,7 @@
         <w:pStyle w:val="Sinespaciado"/>
         <w:numPr>
           <w:ilvl w:val="0"/>
-          <w:numId w:val="85"/>
+          <w:numId w:val="76"/>
         </w:numPr>
       </w:pPr>
       <w:r>
@@ -19168,7 +19248,7 @@
         <w:pStyle w:val="Sinespaciado"/>
         <w:numPr>
           <w:ilvl w:val="0"/>
-          <w:numId w:val="85"/>
+          <w:numId w:val="76"/>
         </w:numPr>
       </w:pPr>
       <w:proofErr w:type="spellStart"/>
@@ -19185,7 +19265,7 @@
         <w:pStyle w:val="Sinespaciado"/>
         <w:numPr>
           <w:ilvl w:val="0"/>
-          <w:numId w:val="85"/>
+          <w:numId w:val="76"/>
         </w:numPr>
       </w:pPr>
       <w:r>
@@ -19206,7 +19286,7 @@
         <w:pStyle w:val="Sinespaciado"/>
         <w:numPr>
           <w:ilvl w:val="0"/>
-          <w:numId w:val="85"/>
+          <w:numId w:val="76"/>
         </w:numPr>
       </w:pPr>
       <w:proofErr w:type="spellStart"/>
@@ -19231,7 +19311,7 @@
         <w:pStyle w:val="Sinespaciado"/>
         <w:numPr>
           <w:ilvl w:val="0"/>
-          <w:numId w:val="85"/>
+          <w:numId w:val="76"/>
         </w:numPr>
       </w:pPr>
       <w:proofErr w:type="spellStart"/>
@@ -19248,7 +19328,7 @@
         <w:pStyle w:val="Sinespaciado"/>
         <w:numPr>
           <w:ilvl w:val="0"/>
-          <w:numId w:val="85"/>
+          <w:numId w:val="76"/>
         </w:numPr>
       </w:pPr>
       <w:r>
@@ -19268,7 +19348,7 @@
         <w:pStyle w:val="Sinespaciado"/>
         <w:numPr>
           <w:ilvl w:val="0"/>
-          <w:numId w:val="85"/>
+          <w:numId w:val="76"/>
         </w:numPr>
       </w:pPr>
       <w:proofErr w:type="spellStart"/>
@@ -19285,7 +19365,7 @@
         <w:pStyle w:val="Sinespaciado"/>
         <w:numPr>
           <w:ilvl w:val="0"/>
-          <w:numId w:val="85"/>
+          <w:numId w:val="76"/>
         </w:numPr>
       </w:pPr>
       <w:proofErr w:type="spellStart"/>
@@ -19311,7 +19391,7 @@
         <w:pStyle w:val="Sinespaciado"/>
         <w:numPr>
           <w:ilvl w:val="0"/>
-          <w:numId w:val="86"/>
+          <w:numId w:val="77"/>
         </w:numPr>
         <w:rPr>
           <w:lang w:val="es-MX"/>
@@ -19329,7 +19409,7 @@
         <w:pStyle w:val="Sinespaciado"/>
         <w:numPr>
           <w:ilvl w:val="0"/>
-          <w:numId w:val="86"/>
+          <w:numId w:val="77"/>
         </w:numPr>
         <w:rPr>
           <w:lang w:val="es-MX"/>
@@ -19347,7 +19427,7 @@
         <w:pStyle w:val="Sinespaciado"/>
         <w:numPr>
           <w:ilvl w:val="0"/>
-          <w:numId w:val="86"/>
+          <w:numId w:val="77"/>
         </w:numPr>
         <w:rPr>
           <w:lang w:val="es-MX"/>
@@ -19365,7 +19445,7 @@
         <w:pStyle w:val="Sinespaciado"/>
         <w:numPr>
           <w:ilvl w:val="0"/>
-          <w:numId w:val="86"/>
+          <w:numId w:val="77"/>
         </w:numPr>
         <w:rPr>
           <w:lang w:val="es-MX"/>
@@ -19383,7 +19463,7 @@
         <w:pStyle w:val="Sinespaciado"/>
         <w:numPr>
           <w:ilvl w:val="0"/>
-          <w:numId w:val="86"/>
+          <w:numId w:val="77"/>
         </w:numPr>
         <w:rPr>
           <w:lang w:val="es-MX"/>
@@ -19468,7 +19548,7 @@
         <w:pStyle w:val="Sinespaciado"/>
         <w:numPr>
           <w:ilvl w:val="0"/>
-          <w:numId w:val="87"/>
+          <w:numId w:val="78"/>
         </w:numPr>
       </w:pPr>
       <w:proofErr w:type="spellStart"/>
@@ -19509,7 +19589,7 @@
         <w:pStyle w:val="Sinespaciado"/>
         <w:numPr>
           <w:ilvl w:val="0"/>
-          <w:numId w:val="87"/>
+          <w:numId w:val="78"/>
         </w:numPr>
       </w:pPr>
       <w:proofErr w:type="spellStart"/>
@@ -19550,7 +19630,7 @@
         <w:pStyle w:val="Sinespaciado"/>
         <w:numPr>
           <w:ilvl w:val="0"/>
-          <w:numId w:val="87"/>
+          <w:numId w:val="78"/>
         </w:numPr>
       </w:pPr>
       <w:r>
@@ -19570,7 +19650,7 @@
         <w:pStyle w:val="Sinespaciado"/>
         <w:numPr>
           <w:ilvl w:val="0"/>
-          <w:numId w:val="87"/>
+          <w:numId w:val="78"/>
         </w:numPr>
       </w:pPr>
       <w:r>
@@ -19590,7 +19670,7 @@
         <w:pStyle w:val="Sinespaciado"/>
         <w:numPr>
           <w:ilvl w:val="0"/>
-          <w:numId w:val="87"/>
+          <w:numId w:val="78"/>
         </w:numPr>
       </w:pPr>
       <w:r>
@@ -19610,7 +19690,7 @@
         <w:pStyle w:val="Sinespaciado"/>
         <w:numPr>
           <w:ilvl w:val="0"/>
-          <w:numId w:val="87"/>
+          <w:numId w:val="78"/>
         </w:numPr>
       </w:pPr>
       <w:r>
@@ -19630,7 +19710,7 @@
         <w:pStyle w:val="Sinespaciado"/>
         <w:numPr>
           <w:ilvl w:val="0"/>
-          <w:numId w:val="87"/>
+          <w:numId w:val="78"/>
         </w:numPr>
       </w:pPr>
       <w:r>
@@ -19650,7 +19730,7 @@
         <w:pStyle w:val="Sinespaciado"/>
         <w:numPr>
           <w:ilvl w:val="0"/>
-          <w:numId w:val="87"/>
+          <w:numId w:val="78"/>
         </w:numPr>
       </w:pPr>
       <w:r>
@@ -19670,7 +19750,7 @@
         <w:pStyle w:val="Sinespaciado"/>
         <w:numPr>
           <w:ilvl w:val="0"/>
-          <w:numId w:val="87"/>
+          <w:numId w:val="78"/>
         </w:numPr>
       </w:pPr>
       <w:r>
@@ -19682,7 +19762,7 @@
         <w:pStyle w:val="Sinespaciado"/>
         <w:numPr>
           <w:ilvl w:val="0"/>
-          <w:numId w:val="87"/>
+          <w:numId w:val="78"/>
         </w:numPr>
       </w:pPr>
       <w:r>
@@ -19710,7 +19790,7 @@
         <w:pStyle w:val="Sinespaciado"/>
         <w:numPr>
           <w:ilvl w:val="0"/>
-          <w:numId w:val="87"/>
+          <w:numId w:val="78"/>
         </w:numPr>
       </w:pPr>
       <w:proofErr w:type="spellStart"/>
@@ -19757,7 +19837,7 @@
         <w:pStyle w:val="Sinespaciado"/>
         <w:numPr>
           <w:ilvl w:val="0"/>
-          <w:numId w:val="88"/>
+          <w:numId w:val="79"/>
         </w:numPr>
       </w:pPr>
       <w:r>
@@ -19769,7 +19849,7 @@
         <w:pStyle w:val="Sinespaciado"/>
         <w:numPr>
           <w:ilvl w:val="0"/>
-          <w:numId w:val="88"/>
+          <w:numId w:val="79"/>
         </w:numPr>
       </w:pPr>
       <w:proofErr w:type="spellStart"/>
@@ -19786,7 +19866,7 @@
         <w:pStyle w:val="Sinespaciado"/>
         <w:numPr>
           <w:ilvl w:val="0"/>
-          <w:numId w:val="88"/>
+          <w:numId w:val="79"/>
         </w:numPr>
       </w:pPr>
       <w:r>
@@ -19798,7 +19878,7 @@
         <w:pStyle w:val="Sinespaciado"/>
         <w:numPr>
           <w:ilvl w:val="0"/>
-          <w:numId w:val="88"/>
+          <w:numId w:val="79"/>
         </w:numPr>
       </w:pPr>
       <w:proofErr w:type="spellStart"/>
@@ -19815,7 +19895,7 @@
         <w:pStyle w:val="Sinespaciado"/>
         <w:numPr>
           <w:ilvl w:val="0"/>
-          <w:numId w:val="88"/>
+          <w:numId w:val="79"/>
         </w:numPr>
       </w:pPr>
       <w:proofErr w:type="spellStart"/>
@@ -19840,7 +19920,7 @@
         <w:pStyle w:val="Sinespaciado"/>
         <w:numPr>
           <w:ilvl w:val="0"/>
-          <w:numId w:val="88"/>
+          <w:numId w:val="79"/>
         </w:numPr>
       </w:pPr>
       <w:proofErr w:type="spellStart"/>
@@ -19857,7 +19937,7 @@
         <w:pStyle w:val="Sinespaciado"/>
         <w:numPr>
           <w:ilvl w:val="0"/>
-          <w:numId w:val="88"/>
+          <w:numId w:val="79"/>
         </w:numPr>
       </w:pPr>
       <w:proofErr w:type="spellStart"/>
@@ -19874,7 +19954,7 @@
         <w:pStyle w:val="Sinespaciado"/>
         <w:numPr>
           <w:ilvl w:val="0"/>
-          <w:numId w:val="88"/>
+          <w:numId w:val="79"/>
         </w:numPr>
       </w:pPr>
       <w:proofErr w:type="spellStart"/>
@@ -19899,7 +19979,7 @@
         <w:pStyle w:val="Sinespaciado"/>
         <w:numPr>
           <w:ilvl w:val="0"/>
-          <w:numId w:val="88"/>
+          <w:numId w:val="79"/>
         </w:numPr>
       </w:pPr>
       <w:r>
@@ -19919,7 +19999,7 @@
         <w:pStyle w:val="Sinespaciado"/>
         <w:numPr>
           <w:ilvl w:val="0"/>
-          <w:numId w:val="88"/>
+          <w:numId w:val="79"/>
         </w:numPr>
       </w:pPr>
       <w:r>
@@ -19931,7 +20011,7 @@
         <w:pStyle w:val="Sinespaciado"/>
         <w:numPr>
           <w:ilvl w:val="0"/>
-          <w:numId w:val="88"/>
+          <w:numId w:val="79"/>
         </w:numPr>
       </w:pPr>
       <w:proofErr w:type="spellStart"/>
@@ -19956,7 +20036,7 @@
         <w:pStyle w:val="Sinespaciado"/>
         <w:numPr>
           <w:ilvl w:val="0"/>
-          <w:numId w:val="88"/>
+          <w:numId w:val="79"/>
         </w:numPr>
         <w:rPr>
           <w:lang w:val="es-MX"/>
@@ -19974,7 +20054,7 @@
         <w:pStyle w:val="Sinespaciado"/>
         <w:numPr>
           <w:ilvl w:val="0"/>
-          <w:numId w:val="88"/>
+          <w:numId w:val="79"/>
         </w:numPr>
       </w:pPr>
       <w:proofErr w:type="spellStart"/>
@@ -20082,7 +20162,7 @@
         <w:pStyle w:val="Sinespaciado"/>
         <w:numPr>
           <w:ilvl w:val="0"/>
-          <w:numId w:val="89"/>
+          <w:numId w:val="80"/>
         </w:numPr>
       </w:pPr>
       <w:proofErr w:type="spellStart"/>
@@ -20115,7 +20195,7 @@
         <w:pStyle w:val="Sinespaciado"/>
         <w:numPr>
           <w:ilvl w:val="0"/>
-          <w:numId w:val="89"/>
+          <w:numId w:val="80"/>
         </w:numPr>
       </w:pPr>
       <w:proofErr w:type="spellStart"/>
@@ -20148,7 +20228,7 @@
         <w:pStyle w:val="Sinespaciado"/>
         <w:numPr>
           <w:ilvl w:val="0"/>
-          <w:numId w:val="89"/>
+          <w:numId w:val="80"/>
         </w:numPr>
       </w:pPr>
       <w:proofErr w:type="spellStart"/>
@@ -20181,7 +20261,7 @@
         <w:pStyle w:val="Sinespaciado"/>
         <w:numPr>
           <w:ilvl w:val="0"/>
-          <w:numId w:val="89"/>
+          <w:numId w:val="80"/>
         </w:numPr>
       </w:pPr>
       <w:proofErr w:type="spellStart"/>
@@ -20214,7 +20294,7 @@
         <w:pStyle w:val="Sinespaciado"/>
         <w:numPr>
           <w:ilvl w:val="0"/>
-          <w:numId w:val="89"/>
+          <w:numId w:val="80"/>
         </w:numPr>
       </w:pPr>
       <w:proofErr w:type="spellStart"/>
@@ -20247,7 +20327,7 @@
         <w:pStyle w:val="Sinespaciado"/>
         <w:numPr>
           <w:ilvl w:val="0"/>
-          <w:numId w:val="89"/>
+          <w:numId w:val="80"/>
         </w:numPr>
         <w:rPr>
           <w:lang w:val="es-MX"/>
@@ -20274,7 +20354,7 @@
         <w:pStyle w:val="Sinespaciado"/>
         <w:numPr>
           <w:ilvl w:val="0"/>
-          <w:numId w:val="90"/>
+          <w:numId w:val="81"/>
         </w:numPr>
         <w:rPr>
           <w:lang w:val="es-MX"/>
@@ -20293,7 +20373,7 @@
         <w:pStyle w:val="Sinespaciado"/>
         <w:numPr>
           <w:ilvl w:val="0"/>
-          <w:numId w:val="90"/>
+          <w:numId w:val="81"/>
         </w:numPr>
         <w:rPr>
           <w:lang w:val="es-MX"/>
@@ -20311,7 +20391,7 @@
         <w:pStyle w:val="Sinespaciado"/>
         <w:numPr>
           <w:ilvl w:val="0"/>
-          <w:numId w:val="90"/>
+          <w:numId w:val="81"/>
         </w:numPr>
         <w:rPr>
           <w:lang w:val="es-MX"/>
@@ -20329,7 +20409,7 @@
         <w:pStyle w:val="Sinespaciado"/>
         <w:numPr>
           <w:ilvl w:val="0"/>
-          <w:numId w:val="90"/>
+          <w:numId w:val="81"/>
         </w:numPr>
         <w:rPr>
           <w:lang w:val="es-MX"/>
@@ -20347,7 +20427,7 @@
         <w:pStyle w:val="Sinespaciado"/>
         <w:numPr>
           <w:ilvl w:val="0"/>
-          <w:numId w:val="90"/>
+          <w:numId w:val="81"/>
         </w:numPr>
         <w:rPr>
           <w:lang w:val="es-MX"/>
@@ -20429,7 +20509,7 @@
         <w:pStyle w:val="Sinespaciado"/>
         <w:numPr>
           <w:ilvl w:val="0"/>
-          <w:numId w:val="91"/>
+          <w:numId w:val="82"/>
         </w:numPr>
       </w:pPr>
       <w:r>
@@ -20471,40 +20551,6 @@
 <file path=word/numbering.xml><?xml version="1.0" encoding="utf-8"?>
 <w:numbering xmlns:wpc="http://schemas.microsoft.com/office/word/2010/wordprocessingCanvas" xmlns:cx="http://schemas.microsoft.com/office/drawing/2014/chartex" xmlns:cx1="http://schemas.microsoft.com/office/drawing/2015/9/8/chartex" xmlns:cx2="http://schemas.microsoft.com/office/drawing/2015/10/21/chartex" xmlns:cx3="http://schemas.microsoft.com/office/drawing/2016/5/9/chartex" xmlns:cx4="http://schemas.microsoft.com/office/drawing/2016/5/10/chartex" xmlns:cx5="http://schemas.microsoft.com/office/drawing/2016/5/11/chartex" xmlns:cx6="http://schemas.microsoft.com/office/drawing/2016/5/12/chartex" xmlns:cx7="http://schemas.microsoft.com/office/drawing/2016/5/13/chartex" xmlns:cx8="http://schemas.microsoft.com/office/drawing/2016/5/14/chartex" xmlns:mc="http://schemas.openxmlformats.org/markup-compatibility/2006" xmlns:aink="http://schemas.microsoft.com/office/drawing/2016/ink" xmlns:am3d="http://schemas.microsoft.com/office/drawing/2017/model3d" xmlns:o="urn:schemas-microsoft-com:office:office" xmlns:oel="http://schemas.microsoft.com/office/2019/extlst" xmlns:r="http://schemas.openxmlformats.org/officeDocument/2006/relationships" xmlns:m="http://schemas.openxmlformats.org/officeDocument/2006/math" xmlns:v="urn:schemas-microsoft-com:vml" xmlns:wp14="http://schemas.microsoft.com/office/word/2010/wordprocessingDrawing" xmlns:wp="http://schemas.openxmlformats.org/drawingml/2006/wordprocessingDrawing" xmlns:w10="urn:schemas-microsoft-com:office:word" xmlns:w="http://schemas.openxmlformats.org/wordprocessingml/2006/main" xmlns:w14="http://schemas.microsoft.com/office/word/2010/wordml" xmlns:w15="http://schemas.microsoft.com/office/word/2012/wordml" xmlns:w16cex="http://schemas.microsoft.com/office/word/2018/wordml/cex" xmlns:w16cid="http://schemas.microsoft.com/office/word/2016/wordml/cid" xmlns:w16="http://schemas.microsoft.com/office/word/2018/wordml" xmlns:w16sdtdh="http://schemas.microsoft.com/office/word/2020/wordml/sdtdatahash" xmlns:w16se="http://schemas.microsoft.com/office/word/2015/wordml/symex" xmlns:wpg="http://schemas.microsoft.com/office/word/2010/wordprocessingGroup" xmlns:wpi="http://schemas.microsoft.com/office/word/2010/wordprocessingInk" xmlns:wne="http://schemas.microsoft.com/office/word/2006/wordml" xmlns:wps="http://schemas.microsoft.com/office/word/2010/wordprocessingShape" mc:Ignorable="w14 w15 w16se w16cid w16 w16cex w16sdtdh wp14">
   <w:abstractNum w:abstractNumId="0" w15:restartNumberingAfterBreak="0">
-    <w:nsid w:val="FFFFFF7C"/>
-    <w:multiLevelType w:val="singleLevel"/>
-    <w:tmpl w:val="C310EC42"/>
-    <w:lvl w:ilvl="0">
-      <w:start w:val="1"/>
-      <w:numFmt w:val="decimal"/>
-      <w:lvlText w:val="%1."/>
-      <w:lvlJc w:val="left"/>
-      <w:pPr>
-        <w:tabs>
-          <w:tab w:val="num" w:pos="1800"/>
-        </w:tabs>
-        <w:ind w:left="1800" w:hanging="360"/>
-      </w:pPr>
-    </w:lvl>
-  </w:abstractNum>
-  <w:abstractNum w:abstractNumId="1" w15:restartNumberingAfterBreak="0">
-    <w:nsid w:val="FFFFFF7D"/>
-    <w:multiLevelType w:val="singleLevel"/>
-    <w:tmpl w:val="E4089024"/>
-    <w:lvl w:ilvl="0">
-      <w:start w:val="1"/>
-      <w:numFmt w:val="decimal"/>
-      <w:lvlText w:val="%1."/>
-      <w:lvlJc w:val="left"/>
-      <w:pPr>
-        <w:tabs>
-          <w:tab w:val="num" w:pos="1440"/>
-        </w:tabs>
-        <w:ind w:left="1440" w:hanging="360"/>
-      </w:pPr>
-    </w:lvl>
-  </w:abstractNum>
-  <w:abstractNum w:abstractNumId="2" w15:restartNumberingAfterBreak="0">
     <w:nsid w:val="FFFFFF7E"/>
     <w:multiLevelType w:val="singleLevel"/>
     <w:tmpl w:val="FB12693A"/>
@@ -20522,7 +20568,7 @@
       </w:pPr>
     </w:lvl>
   </w:abstractNum>
-  <w:abstractNum w:abstractNumId="3" w15:restartNumberingAfterBreak="0">
+  <w:abstractNum w:abstractNumId="1" w15:restartNumberingAfterBreak="0">
     <w:nsid w:val="FFFFFF7F"/>
     <w:multiLevelType w:val="singleLevel"/>
     <w:tmpl w:val="38441652"/>
@@ -20540,27 +20586,7 @@
       </w:pPr>
     </w:lvl>
   </w:abstractNum>
-  <w:abstractNum w:abstractNumId="4" w15:restartNumberingAfterBreak="0">
-    <w:nsid w:val="FFFFFF81"/>
-    <w:multiLevelType w:val="singleLevel"/>
-    <w:tmpl w:val="171AC3A4"/>
-    <w:lvl w:ilvl="0">
-      <w:start w:val="1"/>
-      <w:numFmt w:val="bullet"/>
-      <w:lvlText w:val=""/>
-      <w:lvlJc w:val="left"/>
-      <w:pPr>
-        <w:tabs>
-          <w:tab w:val="num" w:pos="1440"/>
-        </w:tabs>
-        <w:ind w:left="1440" w:hanging="360"/>
-      </w:pPr>
-      <w:rPr>
-        <w:rFonts w:ascii="Symbol" w:hAnsi="Symbol" w:hint="default"/>
-      </w:rPr>
-    </w:lvl>
-  </w:abstractNum>
-  <w:abstractNum w:abstractNumId="5" w15:restartNumberingAfterBreak="0">
+  <w:abstractNum w:abstractNumId="2" w15:restartNumberingAfterBreak="0">
     <w:nsid w:val="FFFFFF82"/>
     <w:multiLevelType w:val="singleLevel"/>
     <w:tmpl w:val="F3EAFDEC"/>
@@ -20581,7 +20607,7 @@
       </w:rPr>
     </w:lvl>
   </w:abstractNum>
-  <w:abstractNum w:abstractNumId="6" w15:restartNumberingAfterBreak="0">
+  <w:abstractNum w:abstractNumId="3" w15:restartNumberingAfterBreak="0">
     <w:nsid w:val="FFFFFF83"/>
     <w:multiLevelType w:val="singleLevel"/>
     <w:tmpl w:val="3D1EFFD4"/>
@@ -20602,7 +20628,7 @@
       </w:rPr>
     </w:lvl>
   </w:abstractNum>
-  <w:abstractNum w:abstractNumId="7" w15:restartNumberingAfterBreak="0">
+  <w:abstractNum w:abstractNumId="4" w15:restartNumberingAfterBreak="0">
     <w:nsid w:val="FFFFFF88"/>
     <w:multiLevelType w:val="singleLevel"/>
     <w:tmpl w:val="D0A62B40"/>
@@ -20620,7 +20646,7 @@
       </w:pPr>
     </w:lvl>
   </w:abstractNum>
-  <w:abstractNum w:abstractNumId="8" w15:restartNumberingAfterBreak="0">
+  <w:abstractNum w:abstractNumId="5" w15:restartNumberingAfterBreak="0">
     <w:nsid w:val="FFFFFF89"/>
     <w:multiLevelType w:val="singleLevel"/>
     <w:tmpl w:val="29761A62"/>
@@ -20641,7 +20667,7 @@
       </w:rPr>
     </w:lvl>
   </w:abstractNum>
-  <w:abstractNum w:abstractNumId="9" w15:restartNumberingAfterBreak="0">
+  <w:abstractNum w:abstractNumId="6" w15:restartNumberingAfterBreak="0">
     <w:nsid w:val="0189264C"/>
     <w:multiLevelType w:val="multilevel"/>
     <w:tmpl w:val="C28C0B5C"/>
@@ -20790,7 +20816,7 @@
       </w:rPr>
     </w:lvl>
   </w:abstractNum>
-  <w:abstractNum w:abstractNumId="10" w15:restartNumberingAfterBreak="0">
+  <w:abstractNum w:abstractNumId="7" w15:restartNumberingAfterBreak="0">
     <w:nsid w:val="038522FB"/>
     <w:multiLevelType w:val="multilevel"/>
     <w:tmpl w:val="6D222D72"/>
@@ -20939,7 +20965,7 @@
       </w:rPr>
     </w:lvl>
   </w:abstractNum>
-  <w:abstractNum w:abstractNumId="11" w15:restartNumberingAfterBreak="0">
+  <w:abstractNum w:abstractNumId="8" w15:restartNumberingAfterBreak="0">
     <w:nsid w:val="042E0A64"/>
     <w:multiLevelType w:val="multilevel"/>
     <w:tmpl w:val="909E6376"/>
@@ -21088,7 +21114,7 @@
       </w:rPr>
     </w:lvl>
   </w:abstractNum>
-  <w:abstractNum w:abstractNumId="12" w15:restartNumberingAfterBreak="0">
+  <w:abstractNum w:abstractNumId="9" w15:restartNumberingAfterBreak="0">
     <w:nsid w:val="06662762"/>
     <w:multiLevelType w:val="multilevel"/>
     <w:tmpl w:val="41025B88"/>
@@ -21237,7 +21263,7 @@
       </w:rPr>
     </w:lvl>
   </w:abstractNum>
-  <w:abstractNum w:abstractNumId="13" w15:restartNumberingAfterBreak="0">
+  <w:abstractNum w:abstractNumId="10" w15:restartNumberingAfterBreak="0">
     <w:nsid w:val="06F47A28"/>
     <w:multiLevelType w:val="multilevel"/>
     <w:tmpl w:val="2CD678AA"/>
@@ -21386,7 +21412,7 @@
       </w:rPr>
     </w:lvl>
   </w:abstractNum>
-  <w:abstractNum w:abstractNumId="14" w15:restartNumberingAfterBreak="0">
+  <w:abstractNum w:abstractNumId="11" w15:restartNumberingAfterBreak="0">
     <w:nsid w:val="071D155D"/>
     <w:multiLevelType w:val="multilevel"/>
     <w:tmpl w:val="8FE6DF80"/>
@@ -21535,7 +21561,7 @@
       </w:rPr>
     </w:lvl>
   </w:abstractNum>
-  <w:abstractNum w:abstractNumId="15" w15:restartNumberingAfterBreak="0">
+  <w:abstractNum w:abstractNumId="12" w15:restartNumberingAfterBreak="0">
     <w:nsid w:val="095646BE"/>
     <w:multiLevelType w:val="multilevel"/>
     <w:tmpl w:val="4F6EA774"/>
@@ -21684,7 +21710,7 @@
       </w:rPr>
     </w:lvl>
   </w:abstractNum>
-  <w:abstractNum w:abstractNumId="16" w15:restartNumberingAfterBreak="0">
+  <w:abstractNum w:abstractNumId="13" w15:restartNumberingAfterBreak="0">
     <w:nsid w:val="0A05107F"/>
     <w:multiLevelType w:val="multilevel"/>
     <w:tmpl w:val="1714B7EE"/>
@@ -21833,7 +21859,7 @@
       </w:rPr>
     </w:lvl>
   </w:abstractNum>
-  <w:abstractNum w:abstractNumId="17" w15:restartNumberingAfterBreak="0">
+  <w:abstractNum w:abstractNumId="14" w15:restartNumberingAfterBreak="0">
     <w:nsid w:val="0CC770DD"/>
     <w:multiLevelType w:val="multilevel"/>
     <w:tmpl w:val="4DB48B7C"/>
@@ -21982,7 +22008,7 @@
       </w:rPr>
     </w:lvl>
   </w:abstractNum>
-  <w:abstractNum w:abstractNumId="18" w15:restartNumberingAfterBreak="0">
+  <w:abstractNum w:abstractNumId="15" w15:restartNumberingAfterBreak="0">
     <w:nsid w:val="0DF34B57"/>
     <w:multiLevelType w:val="multilevel"/>
     <w:tmpl w:val="166C8CFA"/>
@@ -22131,7 +22157,7 @@
       </w:rPr>
     </w:lvl>
   </w:abstractNum>
-  <w:abstractNum w:abstractNumId="19" w15:restartNumberingAfterBreak="0">
+  <w:abstractNum w:abstractNumId="16" w15:restartNumberingAfterBreak="0">
     <w:nsid w:val="0F270ED0"/>
     <w:multiLevelType w:val="hybridMultilevel"/>
     <w:tmpl w:val="BF64FF10"/>
@@ -22244,7 +22270,7 @@
       </w:rPr>
     </w:lvl>
   </w:abstractNum>
-  <w:abstractNum w:abstractNumId="20" w15:restartNumberingAfterBreak="0">
+  <w:abstractNum w:abstractNumId="17" w15:restartNumberingAfterBreak="0">
     <w:nsid w:val="114115DF"/>
     <w:multiLevelType w:val="multilevel"/>
     <w:tmpl w:val="76A63B1C"/>
@@ -22393,7 +22419,7 @@
       </w:rPr>
     </w:lvl>
   </w:abstractNum>
-  <w:abstractNum w:abstractNumId="21" w15:restartNumberingAfterBreak="0">
+  <w:abstractNum w:abstractNumId="18" w15:restartNumberingAfterBreak="0">
     <w:nsid w:val="167E05A0"/>
     <w:multiLevelType w:val="multilevel"/>
     <w:tmpl w:val="D5F82294"/>
@@ -22506,7 +22532,7 @@
       </w:pPr>
     </w:lvl>
   </w:abstractNum>
-  <w:abstractNum w:abstractNumId="22" w15:restartNumberingAfterBreak="0">
+  <w:abstractNum w:abstractNumId="19" w15:restartNumberingAfterBreak="0">
     <w:nsid w:val="17653611"/>
     <w:multiLevelType w:val="multilevel"/>
     <w:tmpl w:val="CFE64A6E"/>
@@ -22655,7 +22681,7 @@
       </w:rPr>
     </w:lvl>
   </w:abstractNum>
-  <w:abstractNum w:abstractNumId="23" w15:restartNumberingAfterBreak="0">
+  <w:abstractNum w:abstractNumId="20" w15:restartNumberingAfterBreak="0">
     <w:nsid w:val="185123EE"/>
     <w:multiLevelType w:val="multilevel"/>
     <w:tmpl w:val="443AD3E8"/>
@@ -22804,7 +22830,7 @@
       </w:rPr>
     </w:lvl>
   </w:abstractNum>
-  <w:abstractNum w:abstractNumId="24" w15:restartNumberingAfterBreak="0">
+  <w:abstractNum w:abstractNumId="21" w15:restartNumberingAfterBreak="0">
     <w:nsid w:val="1974281B"/>
     <w:multiLevelType w:val="multilevel"/>
     <w:tmpl w:val="A64EA670"/>
@@ -22953,7 +22979,7 @@
       </w:rPr>
     </w:lvl>
   </w:abstractNum>
-  <w:abstractNum w:abstractNumId="25" w15:restartNumberingAfterBreak="0">
+  <w:abstractNum w:abstractNumId="22" w15:restartNumberingAfterBreak="0">
     <w:nsid w:val="1A5C012F"/>
     <w:multiLevelType w:val="multilevel"/>
     <w:tmpl w:val="479A6A30"/>
@@ -23102,7 +23128,7 @@
       </w:rPr>
     </w:lvl>
   </w:abstractNum>
-  <w:abstractNum w:abstractNumId="26" w15:restartNumberingAfterBreak="0">
+  <w:abstractNum w:abstractNumId="23" w15:restartNumberingAfterBreak="0">
     <w:nsid w:val="1AAB41A5"/>
     <w:multiLevelType w:val="multilevel"/>
     <w:tmpl w:val="2EF26C80"/>
@@ -23251,7 +23277,7 @@
       </w:rPr>
     </w:lvl>
   </w:abstractNum>
-  <w:abstractNum w:abstractNumId="27" w15:restartNumberingAfterBreak="0">
+  <w:abstractNum w:abstractNumId="24" w15:restartNumberingAfterBreak="0">
     <w:nsid w:val="1C4D74B3"/>
     <w:multiLevelType w:val="multilevel"/>
     <w:tmpl w:val="7FCAE462"/>
@@ -23400,7 +23426,7 @@
       </w:rPr>
     </w:lvl>
   </w:abstractNum>
-  <w:abstractNum w:abstractNumId="28" w15:restartNumberingAfterBreak="0">
+  <w:abstractNum w:abstractNumId="25" w15:restartNumberingAfterBreak="0">
     <w:nsid w:val="1CBD3EBE"/>
     <w:multiLevelType w:val="multilevel"/>
     <w:tmpl w:val="9A9E3EC2"/>
@@ -23549,7 +23575,7 @@
       </w:rPr>
     </w:lvl>
   </w:abstractNum>
-  <w:abstractNum w:abstractNumId="29" w15:restartNumberingAfterBreak="0">
+  <w:abstractNum w:abstractNumId="26" w15:restartNumberingAfterBreak="0">
     <w:nsid w:val="1F7B5AB5"/>
     <w:multiLevelType w:val="multilevel"/>
     <w:tmpl w:val="4AD08B16"/>
@@ -23698,7 +23724,7 @@
       </w:rPr>
     </w:lvl>
   </w:abstractNum>
-  <w:abstractNum w:abstractNumId="30" w15:restartNumberingAfterBreak="0">
+  <w:abstractNum w:abstractNumId="27" w15:restartNumberingAfterBreak="0">
     <w:nsid w:val="21046041"/>
     <w:multiLevelType w:val="multilevel"/>
     <w:tmpl w:val="D12E70E2"/>
@@ -23847,7 +23873,7 @@
       </w:rPr>
     </w:lvl>
   </w:abstractNum>
-  <w:abstractNum w:abstractNumId="31" w15:restartNumberingAfterBreak="0">
+  <w:abstractNum w:abstractNumId="28" w15:restartNumberingAfterBreak="0">
     <w:nsid w:val="23553826"/>
     <w:multiLevelType w:val="multilevel"/>
     <w:tmpl w:val="8AA45AE2"/>
@@ -23996,7 +24022,7 @@
       </w:rPr>
     </w:lvl>
   </w:abstractNum>
-  <w:abstractNum w:abstractNumId="32" w15:restartNumberingAfterBreak="0">
+  <w:abstractNum w:abstractNumId="29" w15:restartNumberingAfterBreak="0">
     <w:nsid w:val="26387000"/>
     <w:multiLevelType w:val="multilevel"/>
     <w:tmpl w:val="11D2E3FE"/>
@@ -24145,7 +24171,7 @@
       </w:rPr>
     </w:lvl>
   </w:abstractNum>
-  <w:abstractNum w:abstractNumId="33" w15:restartNumberingAfterBreak="0">
+  <w:abstractNum w:abstractNumId="30" w15:restartNumberingAfterBreak="0">
     <w:nsid w:val="29DB6C5F"/>
     <w:multiLevelType w:val="multilevel"/>
     <w:tmpl w:val="83C48B0A"/>
@@ -24294,7 +24320,7 @@
       </w:rPr>
     </w:lvl>
   </w:abstractNum>
-  <w:abstractNum w:abstractNumId="34" w15:restartNumberingAfterBreak="0">
+  <w:abstractNum w:abstractNumId="31" w15:restartNumberingAfterBreak="0">
     <w:nsid w:val="2AA826D4"/>
     <w:multiLevelType w:val="hybridMultilevel"/>
     <w:tmpl w:val="93C45384"/>
@@ -24407,7 +24433,7 @@
       </w:rPr>
     </w:lvl>
   </w:abstractNum>
-  <w:abstractNum w:abstractNumId="35" w15:restartNumberingAfterBreak="0">
+  <w:abstractNum w:abstractNumId="32" w15:restartNumberingAfterBreak="0">
     <w:nsid w:val="2BE76AE1"/>
     <w:multiLevelType w:val="multilevel"/>
     <w:tmpl w:val="FAD41932"/>
@@ -24556,7 +24582,7 @@
       </w:rPr>
     </w:lvl>
   </w:abstractNum>
-  <w:abstractNum w:abstractNumId="36" w15:restartNumberingAfterBreak="0">
+  <w:abstractNum w:abstractNumId="33" w15:restartNumberingAfterBreak="0">
     <w:nsid w:val="2C3D58B7"/>
     <w:multiLevelType w:val="multilevel"/>
     <w:tmpl w:val="69B0F63A"/>
@@ -24705,7 +24731,7 @@
       </w:rPr>
     </w:lvl>
   </w:abstractNum>
-  <w:abstractNum w:abstractNumId="37" w15:restartNumberingAfterBreak="0">
+  <w:abstractNum w:abstractNumId="34" w15:restartNumberingAfterBreak="0">
     <w:nsid w:val="2CDB120B"/>
     <w:multiLevelType w:val="multilevel"/>
     <w:tmpl w:val="E2F8F6F0"/>
@@ -24854,7 +24880,7 @@
       </w:rPr>
     </w:lvl>
   </w:abstractNum>
-  <w:abstractNum w:abstractNumId="38" w15:restartNumberingAfterBreak="0">
+  <w:abstractNum w:abstractNumId="35" w15:restartNumberingAfterBreak="0">
     <w:nsid w:val="324D5F40"/>
     <w:multiLevelType w:val="multilevel"/>
     <w:tmpl w:val="AEDCAA6E"/>
@@ -25003,7 +25029,7 @@
       </w:rPr>
     </w:lvl>
   </w:abstractNum>
-  <w:abstractNum w:abstractNumId="39" w15:restartNumberingAfterBreak="0">
+  <w:abstractNum w:abstractNumId="36" w15:restartNumberingAfterBreak="0">
     <w:nsid w:val="34CB173E"/>
     <w:multiLevelType w:val="hybridMultilevel"/>
     <w:tmpl w:val="E8A0F022"/>
@@ -25116,7 +25142,7 @@
       </w:rPr>
     </w:lvl>
   </w:abstractNum>
-  <w:abstractNum w:abstractNumId="40" w15:restartNumberingAfterBreak="0">
+  <w:abstractNum w:abstractNumId="37" w15:restartNumberingAfterBreak="0">
     <w:nsid w:val="370F060C"/>
     <w:multiLevelType w:val="multilevel"/>
     <w:tmpl w:val="6C3216E8"/>
@@ -25265,7 +25291,7 @@
       </w:rPr>
     </w:lvl>
   </w:abstractNum>
-  <w:abstractNum w:abstractNumId="41" w15:restartNumberingAfterBreak="0">
+  <w:abstractNum w:abstractNumId="38" w15:restartNumberingAfterBreak="0">
     <w:nsid w:val="387C2202"/>
     <w:multiLevelType w:val="multilevel"/>
     <w:tmpl w:val="CB8E99FC"/>
@@ -25414,7 +25440,7 @@
       </w:rPr>
     </w:lvl>
   </w:abstractNum>
-  <w:abstractNum w:abstractNumId="42" w15:restartNumberingAfterBreak="0">
+  <w:abstractNum w:abstractNumId="39" w15:restartNumberingAfterBreak="0">
     <w:nsid w:val="38845074"/>
     <w:multiLevelType w:val="multilevel"/>
     <w:tmpl w:val="8AE4BB0A"/>
@@ -25563,7 +25589,7 @@
       </w:rPr>
     </w:lvl>
   </w:abstractNum>
-  <w:abstractNum w:abstractNumId="43" w15:restartNumberingAfterBreak="0">
+  <w:abstractNum w:abstractNumId="40" w15:restartNumberingAfterBreak="0">
     <w:nsid w:val="38EF5C34"/>
     <w:multiLevelType w:val="multilevel"/>
     <w:tmpl w:val="EC16B060"/>
@@ -25712,7 +25738,7 @@
       </w:rPr>
     </w:lvl>
   </w:abstractNum>
-  <w:abstractNum w:abstractNumId="44" w15:restartNumberingAfterBreak="0">
+  <w:abstractNum w:abstractNumId="41" w15:restartNumberingAfterBreak="0">
     <w:nsid w:val="39EC3FD9"/>
     <w:multiLevelType w:val="multilevel"/>
     <w:tmpl w:val="47700D8A"/>
@@ -25861,7 +25887,7 @@
       </w:rPr>
     </w:lvl>
   </w:abstractNum>
-  <w:abstractNum w:abstractNumId="45" w15:restartNumberingAfterBreak="0">
+  <w:abstractNum w:abstractNumId="42" w15:restartNumberingAfterBreak="0">
     <w:nsid w:val="3ABA278D"/>
     <w:multiLevelType w:val="multilevel"/>
     <w:tmpl w:val="F3A801B0"/>
@@ -26010,7 +26036,7 @@
       </w:rPr>
     </w:lvl>
   </w:abstractNum>
-  <w:abstractNum w:abstractNumId="46" w15:restartNumberingAfterBreak="0">
+  <w:abstractNum w:abstractNumId="43" w15:restartNumberingAfterBreak="0">
     <w:nsid w:val="40717D8F"/>
     <w:multiLevelType w:val="multilevel"/>
     <w:tmpl w:val="66809A2C"/>
@@ -26159,7 +26185,7 @@
       </w:rPr>
     </w:lvl>
   </w:abstractNum>
-  <w:abstractNum w:abstractNumId="47" w15:restartNumberingAfterBreak="0">
+  <w:abstractNum w:abstractNumId="44" w15:restartNumberingAfterBreak="0">
     <w:nsid w:val="424C1C5F"/>
     <w:multiLevelType w:val="multilevel"/>
     <w:tmpl w:val="58763BA2"/>
@@ -26308,7 +26334,7 @@
       </w:rPr>
     </w:lvl>
   </w:abstractNum>
-  <w:abstractNum w:abstractNumId="48" w15:restartNumberingAfterBreak="0">
+  <w:abstractNum w:abstractNumId="45" w15:restartNumberingAfterBreak="0">
     <w:nsid w:val="43C77C0E"/>
     <w:multiLevelType w:val="multilevel"/>
     <w:tmpl w:val="0D60986E"/>
@@ -26457,7 +26483,7 @@
       </w:rPr>
     </w:lvl>
   </w:abstractNum>
-  <w:abstractNum w:abstractNumId="49" w15:restartNumberingAfterBreak="0">
+  <w:abstractNum w:abstractNumId="46" w15:restartNumberingAfterBreak="0">
     <w:nsid w:val="44C61276"/>
     <w:multiLevelType w:val="multilevel"/>
     <w:tmpl w:val="D1261FC0"/>
@@ -26606,7 +26632,7 @@
       </w:rPr>
     </w:lvl>
   </w:abstractNum>
-  <w:abstractNum w:abstractNumId="50" w15:restartNumberingAfterBreak="0">
+  <w:abstractNum w:abstractNumId="47" w15:restartNumberingAfterBreak="0">
     <w:nsid w:val="450B7D8A"/>
     <w:multiLevelType w:val="hybridMultilevel"/>
     <w:tmpl w:val="F536CB32"/>
@@ -26719,7 +26745,7 @@
       </w:rPr>
     </w:lvl>
   </w:abstractNum>
-  <w:abstractNum w:abstractNumId="51" w15:restartNumberingAfterBreak="0">
+  <w:abstractNum w:abstractNumId="48" w15:restartNumberingAfterBreak="0">
     <w:nsid w:val="4720486A"/>
     <w:multiLevelType w:val="hybridMultilevel"/>
     <w:tmpl w:val="FAC84E38"/>
@@ -26832,120 +26858,7 @@
       </w:rPr>
     </w:lvl>
   </w:abstractNum>
-  <w:abstractNum w:abstractNumId="52" w15:restartNumberingAfterBreak="0">
-    <w:nsid w:val="48B21A73"/>
-    <w:multiLevelType w:val="hybridMultilevel"/>
-    <w:tmpl w:val="C5DCFC5E"/>
-    <w:lvl w:ilvl="0" w:tplc="080A000B">
-      <w:start w:val="1"/>
-      <w:numFmt w:val="bullet"/>
-      <w:lvlText w:val=""/>
-      <w:lvlJc w:val="left"/>
-      <w:pPr>
-        <w:ind w:left="1440" w:hanging="360"/>
-      </w:pPr>
-      <w:rPr>
-        <w:rFonts w:ascii="Wingdings" w:hAnsi="Wingdings" w:hint="default"/>
-      </w:rPr>
-    </w:lvl>
-    <w:lvl w:ilvl="1" w:tplc="080A0003" w:tentative="1">
-      <w:start w:val="1"/>
-      <w:numFmt w:val="bullet"/>
-      <w:lvlText w:val="o"/>
-      <w:lvlJc w:val="left"/>
-      <w:pPr>
-        <w:ind w:left="2160" w:hanging="360"/>
-      </w:pPr>
-      <w:rPr>
-        <w:rFonts w:ascii="Courier New" w:hAnsi="Courier New" w:cs="Courier New" w:hint="default"/>
-      </w:rPr>
-    </w:lvl>
-    <w:lvl w:ilvl="2" w:tplc="080A0005" w:tentative="1">
-      <w:start w:val="1"/>
-      <w:numFmt w:val="bullet"/>
-      <w:lvlText w:val=""/>
-      <w:lvlJc w:val="left"/>
-      <w:pPr>
-        <w:ind w:left="2880" w:hanging="360"/>
-      </w:pPr>
-      <w:rPr>
-        <w:rFonts w:ascii="Wingdings" w:hAnsi="Wingdings" w:hint="default"/>
-      </w:rPr>
-    </w:lvl>
-    <w:lvl w:ilvl="3" w:tplc="080A0001" w:tentative="1">
-      <w:start w:val="1"/>
-      <w:numFmt w:val="bullet"/>
-      <w:lvlText w:val=""/>
-      <w:lvlJc w:val="left"/>
-      <w:pPr>
-        <w:ind w:left="3600" w:hanging="360"/>
-      </w:pPr>
-      <w:rPr>
-        <w:rFonts w:ascii="Symbol" w:hAnsi="Symbol" w:hint="default"/>
-      </w:rPr>
-    </w:lvl>
-    <w:lvl w:ilvl="4" w:tplc="080A0003" w:tentative="1">
-      <w:start w:val="1"/>
-      <w:numFmt w:val="bullet"/>
-      <w:lvlText w:val="o"/>
-      <w:lvlJc w:val="left"/>
-      <w:pPr>
-        <w:ind w:left="4320" w:hanging="360"/>
-      </w:pPr>
-      <w:rPr>
-        <w:rFonts w:ascii="Courier New" w:hAnsi="Courier New" w:cs="Courier New" w:hint="default"/>
-      </w:rPr>
-    </w:lvl>
-    <w:lvl w:ilvl="5" w:tplc="080A0005" w:tentative="1">
-      <w:start w:val="1"/>
-      <w:numFmt w:val="bullet"/>
-      <w:lvlText w:val=""/>
-      <w:lvlJc w:val="left"/>
-      <w:pPr>
-        <w:ind w:left="5040" w:hanging="360"/>
-      </w:pPr>
-      <w:rPr>
-        <w:rFonts w:ascii="Wingdings" w:hAnsi="Wingdings" w:hint="default"/>
-      </w:rPr>
-    </w:lvl>
-    <w:lvl w:ilvl="6" w:tplc="080A0001" w:tentative="1">
-      <w:start w:val="1"/>
-      <w:numFmt w:val="bullet"/>
-      <w:lvlText w:val=""/>
-      <w:lvlJc w:val="left"/>
-      <w:pPr>
-        <w:ind w:left="5760" w:hanging="360"/>
-      </w:pPr>
-      <w:rPr>
-        <w:rFonts w:ascii="Symbol" w:hAnsi="Symbol" w:hint="default"/>
-      </w:rPr>
-    </w:lvl>
-    <w:lvl w:ilvl="7" w:tplc="080A0003" w:tentative="1">
-      <w:start w:val="1"/>
-      <w:numFmt w:val="bullet"/>
-      <w:lvlText w:val="o"/>
-      <w:lvlJc w:val="left"/>
-      <w:pPr>
-        <w:ind w:left="6480" w:hanging="360"/>
-      </w:pPr>
-      <w:rPr>
-        <w:rFonts w:ascii="Courier New" w:hAnsi="Courier New" w:cs="Courier New" w:hint="default"/>
-      </w:rPr>
-    </w:lvl>
-    <w:lvl w:ilvl="8" w:tplc="080A0005" w:tentative="1">
-      <w:start w:val="1"/>
-      <w:numFmt w:val="bullet"/>
-      <w:lvlText w:val=""/>
-      <w:lvlJc w:val="left"/>
-      <w:pPr>
-        <w:ind w:left="7200" w:hanging="360"/>
-      </w:pPr>
-      <w:rPr>
-        <w:rFonts w:ascii="Wingdings" w:hAnsi="Wingdings" w:hint="default"/>
-      </w:rPr>
-    </w:lvl>
-  </w:abstractNum>
-  <w:abstractNum w:abstractNumId="53" w15:restartNumberingAfterBreak="0">
+  <w:abstractNum w:abstractNumId="49" w15:restartNumberingAfterBreak="0">
     <w:nsid w:val="49992A97"/>
     <w:multiLevelType w:val="multilevel"/>
     <w:tmpl w:val="4BAC62F2"/>
@@ -27094,7 +27007,7 @@
       </w:rPr>
     </w:lvl>
   </w:abstractNum>
-  <w:abstractNum w:abstractNumId="54" w15:restartNumberingAfterBreak="0">
+  <w:abstractNum w:abstractNumId="50" w15:restartNumberingAfterBreak="0">
     <w:nsid w:val="49C55D23"/>
     <w:multiLevelType w:val="hybridMultilevel"/>
     <w:tmpl w:val="2272E418"/>
@@ -27207,7 +27120,7 @@
       </w:rPr>
     </w:lvl>
   </w:abstractNum>
-  <w:abstractNum w:abstractNumId="55" w15:restartNumberingAfterBreak="0">
+  <w:abstractNum w:abstractNumId="51" w15:restartNumberingAfterBreak="0">
     <w:nsid w:val="4A350F07"/>
     <w:multiLevelType w:val="multilevel"/>
     <w:tmpl w:val="77EAB7BA"/>
@@ -27356,7 +27269,7 @@
       </w:rPr>
     </w:lvl>
   </w:abstractNum>
-  <w:abstractNum w:abstractNumId="56" w15:restartNumberingAfterBreak="0">
+  <w:abstractNum w:abstractNumId="52" w15:restartNumberingAfterBreak="0">
     <w:nsid w:val="4AAA228C"/>
     <w:multiLevelType w:val="multilevel"/>
     <w:tmpl w:val="13C0074C"/>
@@ -27505,7 +27418,7 @@
       </w:rPr>
     </w:lvl>
   </w:abstractNum>
-  <w:abstractNum w:abstractNumId="57" w15:restartNumberingAfterBreak="0">
+  <w:abstractNum w:abstractNumId="53" w15:restartNumberingAfterBreak="0">
     <w:nsid w:val="4B3614D8"/>
     <w:multiLevelType w:val="multilevel"/>
     <w:tmpl w:val="A3AA58DE"/>
@@ -27654,7 +27567,7 @@
       </w:rPr>
     </w:lvl>
   </w:abstractNum>
-  <w:abstractNum w:abstractNumId="58" w15:restartNumberingAfterBreak="0">
+  <w:abstractNum w:abstractNumId="54" w15:restartNumberingAfterBreak="0">
     <w:nsid w:val="4BAC4736"/>
     <w:multiLevelType w:val="multilevel"/>
     <w:tmpl w:val="298AF8B4"/>
@@ -27767,7 +27680,7 @@
       </w:pPr>
     </w:lvl>
   </w:abstractNum>
-  <w:abstractNum w:abstractNumId="59" w15:restartNumberingAfterBreak="0">
+  <w:abstractNum w:abstractNumId="55" w15:restartNumberingAfterBreak="0">
     <w:nsid w:val="4BD976FA"/>
     <w:multiLevelType w:val="multilevel"/>
     <w:tmpl w:val="4DD67FE8"/>
@@ -27916,7 +27829,7 @@
       </w:rPr>
     </w:lvl>
   </w:abstractNum>
-  <w:abstractNum w:abstractNumId="60" w15:restartNumberingAfterBreak="0">
+  <w:abstractNum w:abstractNumId="56" w15:restartNumberingAfterBreak="0">
     <w:nsid w:val="4D405058"/>
     <w:multiLevelType w:val="hybridMultilevel"/>
     <w:tmpl w:val="2940EE60"/>
@@ -28029,7 +27942,7 @@
       </w:rPr>
     </w:lvl>
   </w:abstractNum>
-  <w:abstractNum w:abstractNumId="61" w15:restartNumberingAfterBreak="0">
+  <w:abstractNum w:abstractNumId="57" w15:restartNumberingAfterBreak="0">
     <w:nsid w:val="51433421"/>
     <w:multiLevelType w:val="hybridMultilevel"/>
     <w:tmpl w:val="64EE6E6A"/>
@@ -28142,120 +28055,7 @@
       </w:rPr>
     </w:lvl>
   </w:abstractNum>
-  <w:abstractNum w:abstractNumId="62" w15:restartNumberingAfterBreak="0">
-    <w:nsid w:val="56A959EF"/>
-    <w:multiLevelType w:val="hybridMultilevel"/>
-    <w:tmpl w:val="C212C850"/>
-    <w:lvl w:ilvl="0" w:tplc="080A0001">
-      <w:start w:val="1"/>
-      <w:numFmt w:val="bullet"/>
-      <w:lvlText w:val=""/>
-      <w:lvlJc w:val="left"/>
-      <w:pPr>
-        <w:ind w:left="1080" w:hanging="360"/>
-      </w:pPr>
-      <w:rPr>
-        <w:rFonts w:ascii="Symbol" w:hAnsi="Symbol" w:hint="default"/>
-      </w:rPr>
-    </w:lvl>
-    <w:lvl w:ilvl="1" w:tplc="080A0003" w:tentative="1">
-      <w:start w:val="1"/>
-      <w:numFmt w:val="bullet"/>
-      <w:lvlText w:val="o"/>
-      <w:lvlJc w:val="left"/>
-      <w:pPr>
-        <w:ind w:left="1800" w:hanging="360"/>
-      </w:pPr>
-      <w:rPr>
-        <w:rFonts w:ascii="Courier New" w:hAnsi="Courier New" w:cs="Courier New" w:hint="default"/>
-      </w:rPr>
-    </w:lvl>
-    <w:lvl w:ilvl="2" w:tplc="080A0005" w:tentative="1">
-      <w:start w:val="1"/>
-      <w:numFmt w:val="bullet"/>
-      <w:lvlText w:val=""/>
-      <w:lvlJc w:val="left"/>
-      <w:pPr>
-        <w:ind w:left="2520" w:hanging="360"/>
-      </w:pPr>
-      <w:rPr>
-        <w:rFonts w:ascii="Wingdings" w:hAnsi="Wingdings" w:hint="default"/>
-      </w:rPr>
-    </w:lvl>
-    <w:lvl w:ilvl="3" w:tplc="080A0001" w:tentative="1">
-      <w:start w:val="1"/>
-      <w:numFmt w:val="bullet"/>
-      <w:lvlText w:val=""/>
-      <w:lvlJc w:val="left"/>
-      <w:pPr>
-        <w:ind w:left="3240" w:hanging="360"/>
-      </w:pPr>
-      <w:rPr>
-        <w:rFonts w:ascii="Symbol" w:hAnsi="Symbol" w:hint="default"/>
-      </w:rPr>
-    </w:lvl>
-    <w:lvl w:ilvl="4" w:tplc="080A0003" w:tentative="1">
-      <w:start w:val="1"/>
-      <w:numFmt w:val="bullet"/>
-      <w:lvlText w:val="o"/>
-      <w:lvlJc w:val="left"/>
-      <w:pPr>
-        <w:ind w:left="3960" w:hanging="360"/>
-      </w:pPr>
-      <w:rPr>
-        <w:rFonts w:ascii="Courier New" w:hAnsi="Courier New" w:cs="Courier New" w:hint="default"/>
-      </w:rPr>
-    </w:lvl>
-    <w:lvl w:ilvl="5" w:tplc="080A0005" w:tentative="1">
-      <w:start w:val="1"/>
-      <w:numFmt w:val="bullet"/>
-      <w:lvlText w:val=""/>
-      <w:lvlJc w:val="left"/>
-      <w:pPr>
-        <w:ind w:left="4680" w:hanging="360"/>
-      </w:pPr>
-      <w:rPr>
-        <w:rFonts w:ascii="Wingdings" w:hAnsi="Wingdings" w:hint="default"/>
-      </w:rPr>
-    </w:lvl>
-    <w:lvl w:ilvl="6" w:tplc="080A0001" w:tentative="1">
-      <w:start w:val="1"/>
-      <w:numFmt w:val="bullet"/>
-      <w:lvlText w:val=""/>
-      <w:lvlJc w:val="left"/>
-      <w:pPr>
-        <w:ind w:left="5400" w:hanging="360"/>
-      </w:pPr>
-      <w:rPr>
-        <w:rFonts w:ascii="Symbol" w:hAnsi="Symbol" w:hint="default"/>
-      </w:rPr>
-    </w:lvl>
-    <w:lvl w:ilvl="7" w:tplc="080A0003" w:tentative="1">
-      <w:start w:val="1"/>
-      <w:numFmt w:val="bullet"/>
-      <w:lvlText w:val="o"/>
-      <w:lvlJc w:val="left"/>
-      <w:pPr>
-        <w:ind w:left="6120" w:hanging="360"/>
-      </w:pPr>
-      <w:rPr>
-        <w:rFonts w:ascii="Courier New" w:hAnsi="Courier New" w:cs="Courier New" w:hint="default"/>
-      </w:rPr>
-    </w:lvl>
-    <w:lvl w:ilvl="8" w:tplc="080A0005" w:tentative="1">
-      <w:start w:val="1"/>
-      <w:numFmt w:val="bullet"/>
-      <w:lvlText w:val=""/>
-      <w:lvlJc w:val="left"/>
-      <w:pPr>
-        <w:ind w:left="6840" w:hanging="360"/>
-      </w:pPr>
-      <w:rPr>
-        <w:rFonts w:ascii="Wingdings" w:hAnsi="Wingdings" w:hint="default"/>
-      </w:rPr>
-    </w:lvl>
-  </w:abstractNum>
-  <w:abstractNum w:abstractNumId="63" w15:restartNumberingAfterBreak="0">
+  <w:abstractNum w:abstractNumId="58" w15:restartNumberingAfterBreak="0">
     <w:nsid w:val="56EF5ADB"/>
     <w:multiLevelType w:val="multilevel"/>
     <w:tmpl w:val="A4B095D2"/>
@@ -28404,7 +28204,7 @@
       </w:rPr>
     </w:lvl>
   </w:abstractNum>
-  <w:abstractNum w:abstractNumId="64" w15:restartNumberingAfterBreak="0">
+  <w:abstractNum w:abstractNumId="59" w15:restartNumberingAfterBreak="0">
     <w:nsid w:val="5B7602E1"/>
     <w:multiLevelType w:val="multilevel"/>
     <w:tmpl w:val="5050A246"/>
@@ -28553,7 +28353,7 @@
       </w:rPr>
     </w:lvl>
   </w:abstractNum>
-  <w:abstractNum w:abstractNumId="65" w15:restartNumberingAfterBreak="0">
+  <w:abstractNum w:abstractNumId="60" w15:restartNumberingAfterBreak="0">
     <w:nsid w:val="5B8F50CC"/>
     <w:multiLevelType w:val="multilevel"/>
     <w:tmpl w:val="CA06E5AE"/>
@@ -28702,7 +28502,7 @@
       </w:rPr>
     </w:lvl>
   </w:abstractNum>
-  <w:abstractNum w:abstractNumId="66" w15:restartNumberingAfterBreak="0">
+  <w:abstractNum w:abstractNumId="61" w15:restartNumberingAfterBreak="0">
     <w:nsid w:val="5CCA708E"/>
     <w:multiLevelType w:val="hybridMultilevel"/>
     <w:tmpl w:val="CCA0CC72"/>
@@ -28815,7 +28615,7 @@
       </w:rPr>
     </w:lvl>
   </w:abstractNum>
-  <w:abstractNum w:abstractNumId="67" w15:restartNumberingAfterBreak="0">
+  <w:abstractNum w:abstractNumId="62" w15:restartNumberingAfterBreak="0">
     <w:nsid w:val="5D4558F9"/>
     <w:multiLevelType w:val="multilevel"/>
     <w:tmpl w:val="2A08BC82"/>
@@ -28964,7 +28764,7 @@
       </w:rPr>
     </w:lvl>
   </w:abstractNum>
-  <w:abstractNum w:abstractNumId="68" w15:restartNumberingAfterBreak="0">
+  <w:abstractNum w:abstractNumId="63" w15:restartNumberingAfterBreak="0">
     <w:nsid w:val="5FE353E8"/>
     <w:multiLevelType w:val="multilevel"/>
     <w:tmpl w:val="7E7CFFD0"/>
@@ -29113,7 +28913,7 @@
       </w:rPr>
     </w:lvl>
   </w:abstractNum>
-  <w:abstractNum w:abstractNumId="69" w15:restartNumberingAfterBreak="0">
+  <w:abstractNum w:abstractNumId="64" w15:restartNumberingAfterBreak="0">
     <w:nsid w:val="5FFE5852"/>
     <w:multiLevelType w:val="multilevel"/>
     <w:tmpl w:val="14462956"/>
@@ -29262,120 +29062,7 @@
       </w:rPr>
     </w:lvl>
   </w:abstractNum>
-  <w:abstractNum w:abstractNumId="70" w15:restartNumberingAfterBreak="0">
-    <w:nsid w:val="60211651"/>
-    <w:multiLevelType w:val="hybridMultilevel"/>
-    <w:tmpl w:val="A68CF19E"/>
-    <w:lvl w:ilvl="0" w:tplc="080A0003">
-      <w:start w:val="1"/>
-      <w:numFmt w:val="bullet"/>
-      <w:lvlText w:val="o"/>
-      <w:lvlJc w:val="left"/>
-      <w:pPr>
-        <w:ind w:left="720" w:hanging="360"/>
-      </w:pPr>
-      <w:rPr>
-        <w:rFonts w:ascii="Courier New" w:hAnsi="Courier New" w:cs="Courier New" w:hint="default"/>
-      </w:rPr>
-    </w:lvl>
-    <w:lvl w:ilvl="1" w:tplc="080A0003" w:tentative="1">
-      <w:start w:val="1"/>
-      <w:numFmt w:val="bullet"/>
-      <w:lvlText w:val="o"/>
-      <w:lvlJc w:val="left"/>
-      <w:pPr>
-        <w:ind w:left="1440" w:hanging="360"/>
-      </w:pPr>
-      <w:rPr>
-        <w:rFonts w:ascii="Courier New" w:hAnsi="Courier New" w:cs="Courier New" w:hint="default"/>
-      </w:rPr>
-    </w:lvl>
-    <w:lvl w:ilvl="2" w:tplc="080A0005" w:tentative="1">
-      <w:start w:val="1"/>
-      <w:numFmt w:val="bullet"/>
-      <w:lvlText w:val=""/>
-      <w:lvlJc w:val="left"/>
-      <w:pPr>
-        <w:ind w:left="2160" w:hanging="360"/>
-      </w:pPr>
-      <w:rPr>
-        <w:rFonts w:ascii="Wingdings" w:hAnsi="Wingdings" w:hint="default"/>
-      </w:rPr>
-    </w:lvl>
-    <w:lvl w:ilvl="3" w:tplc="080A0001" w:tentative="1">
-      <w:start w:val="1"/>
-      <w:numFmt w:val="bullet"/>
-      <w:lvlText w:val=""/>
-      <w:lvlJc w:val="left"/>
-      <w:pPr>
-        <w:ind w:left="2880" w:hanging="360"/>
-      </w:pPr>
-      <w:rPr>
-        <w:rFonts w:ascii="Symbol" w:hAnsi="Symbol" w:hint="default"/>
-      </w:rPr>
-    </w:lvl>
-    <w:lvl w:ilvl="4" w:tplc="080A0003" w:tentative="1">
-      <w:start w:val="1"/>
-      <w:numFmt w:val="bullet"/>
-      <w:lvlText w:val="o"/>
-      <w:lvlJc w:val="left"/>
-      <w:pPr>
-        <w:ind w:left="3600" w:hanging="360"/>
-      </w:pPr>
-      <w:rPr>
-        <w:rFonts w:ascii="Courier New" w:hAnsi="Courier New" w:cs="Courier New" w:hint="default"/>
-      </w:rPr>
-    </w:lvl>
-    <w:lvl w:ilvl="5" w:tplc="080A0005" w:tentative="1">
-      <w:start w:val="1"/>
-      <w:numFmt w:val="bullet"/>
-      <w:lvlText w:val=""/>
-      <w:lvlJc w:val="left"/>
-      <w:pPr>
-        <w:ind w:left="4320" w:hanging="360"/>
-      </w:pPr>
-      <w:rPr>
-        <w:rFonts w:ascii="Wingdings" w:hAnsi="Wingdings" w:hint="default"/>
-      </w:rPr>
-    </w:lvl>
-    <w:lvl w:ilvl="6" w:tplc="080A0001" w:tentative="1">
-      <w:start w:val="1"/>
-      <w:numFmt w:val="bullet"/>
-      <w:lvlText w:val=""/>
-      <w:lvlJc w:val="left"/>
-      <w:pPr>
-        <w:ind w:left="5040" w:hanging="360"/>
-      </w:pPr>
-      <w:rPr>
-        <w:rFonts w:ascii="Symbol" w:hAnsi="Symbol" w:hint="default"/>
-      </w:rPr>
-    </w:lvl>
-    <w:lvl w:ilvl="7" w:tplc="080A0003" w:tentative="1">
-      <w:start w:val="1"/>
-      <w:numFmt w:val="bullet"/>
-      <w:lvlText w:val="o"/>
-      <w:lvlJc w:val="left"/>
-      <w:pPr>
-        <w:ind w:left="5760" w:hanging="360"/>
-      </w:pPr>
-      <w:rPr>
-        <w:rFonts w:ascii="Courier New" w:hAnsi="Courier New" w:cs="Courier New" w:hint="default"/>
-      </w:rPr>
-    </w:lvl>
-    <w:lvl w:ilvl="8" w:tplc="080A0005" w:tentative="1">
-      <w:start w:val="1"/>
-      <w:numFmt w:val="bullet"/>
-      <w:lvlText w:val=""/>
-      <w:lvlJc w:val="left"/>
-      <w:pPr>
-        <w:ind w:left="6480" w:hanging="360"/>
-      </w:pPr>
-      <w:rPr>
-        <w:rFonts w:ascii="Wingdings" w:hAnsi="Wingdings" w:hint="default"/>
-      </w:rPr>
-    </w:lvl>
-  </w:abstractNum>
-  <w:abstractNum w:abstractNumId="71" w15:restartNumberingAfterBreak="0">
+  <w:abstractNum w:abstractNumId="65" w15:restartNumberingAfterBreak="0">
     <w:nsid w:val="60A01737"/>
     <w:multiLevelType w:val="multilevel"/>
     <w:tmpl w:val="7D14F9CC"/>
@@ -29524,7 +29211,7 @@
       </w:rPr>
     </w:lvl>
   </w:abstractNum>
-  <w:abstractNum w:abstractNumId="72" w15:restartNumberingAfterBreak="0">
+  <w:abstractNum w:abstractNumId="66" w15:restartNumberingAfterBreak="0">
     <w:nsid w:val="64D34E41"/>
     <w:multiLevelType w:val="multilevel"/>
     <w:tmpl w:val="CA3CE98A"/>
@@ -29673,120 +29360,7 @@
       </w:rPr>
     </w:lvl>
   </w:abstractNum>
-  <w:abstractNum w:abstractNumId="73" w15:restartNumberingAfterBreak="0">
-    <w:nsid w:val="681C35D1"/>
-    <w:multiLevelType w:val="hybridMultilevel"/>
-    <w:tmpl w:val="87868030"/>
-    <w:lvl w:ilvl="0" w:tplc="080A0001">
-      <w:start w:val="1"/>
-      <w:numFmt w:val="bullet"/>
-      <w:lvlText w:val=""/>
-      <w:lvlJc w:val="left"/>
-      <w:pPr>
-        <w:ind w:left="1080" w:hanging="360"/>
-      </w:pPr>
-      <w:rPr>
-        <w:rFonts w:ascii="Symbol" w:hAnsi="Symbol" w:hint="default"/>
-      </w:rPr>
-    </w:lvl>
-    <w:lvl w:ilvl="1" w:tplc="080A0003" w:tentative="1">
-      <w:start w:val="1"/>
-      <w:numFmt w:val="bullet"/>
-      <w:lvlText w:val="o"/>
-      <w:lvlJc w:val="left"/>
-      <w:pPr>
-        <w:ind w:left="1800" w:hanging="360"/>
-      </w:pPr>
-      <w:rPr>
-        <w:rFonts w:ascii="Courier New" w:hAnsi="Courier New" w:cs="Courier New" w:hint="default"/>
-      </w:rPr>
-    </w:lvl>
-    <w:lvl w:ilvl="2" w:tplc="080A0005" w:tentative="1">
-      <w:start w:val="1"/>
-      <w:numFmt w:val="bullet"/>
-      <w:lvlText w:val=""/>
-      <w:lvlJc w:val="left"/>
-      <w:pPr>
-        <w:ind w:left="2520" w:hanging="360"/>
-      </w:pPr>
-      <w:rPr>
-        <w:rFonts w:ascii="Wingdings" w:hAnsi="Wingdings" w:hint="default"/>
-      </w:rPr>
-    </w:lvl>
-    <w:lvl w:ilvl="3" w:tplc="080A0001" w:tentative="1">
-      <w:start w:val="1"/>
-      <w:numFmt w:val="bullet"/>
-      <w:lvlText w:val=""/>
-      <w:lvlJc w:val="left"/>
-      <w:pPr>
-        <w:ind w:left="3240" w:hanging="360"/>
-      </w:pPr>
-      <w:rPr>
-        <w:rFonts w:ascii="Symbol" w:hAnsi="Symbol" w:hint="default"/>
-      </w:rPr>
-    </w:lvl>
-    <w:lvl w:ilvl="4" w:tplc="080A0003" w:tentative="1">
-      <w:start w:val="1"/>
-      <w:numFmt w:val="bullet"/>
-      <w:lvlText w:val="o"/>
-      <w:lvlJc w:val="left"/>
-      <w:pPr>
-        <w:ind w:left="3960" w:hanging="360"/>
-      </w:pPr>
-      <w:rPr>
-        <w:rFonts w:ascii="Courier New" w:hAnsi="Courier New" w:cs="Courier New" w:hint="default"/>
-      </w:rPr>
-    </w:lvl>
-    <w:lvl w:ilvl="5" w:tplc="080A0005" w:tentative="1">
-      <w:start w:val="1"/>
-      <w:numFmt w:val="bullet"/>
-      <w:lvlText w:val=""/>
-      <w:lvlJc w:val="left"/>
-      <w:pPr>
-        <w:ind w:left="4680" w:hanging="360"/>
-      </w:pPr>
-      <w:rPr>
-        <w:rFonts w:ascii="Wingdings" w:hAnsi="Wingdings" w:hint="default"/>
-      </w:rPr>
-    </w:lvl>
-    <w:lvl w:ilvl="6" w:tplc="080A0001" w:tentative="1">
-      <w:start w:val="1"/>
-      <w:numFmt w:val="bullet"/>
-      <w:lvlText w:val=""/>
-      <w:lvlJc w:val="left"/>
-      <w:pPr>
-        <w:ind w:left="5400" w:hanging="360"/>
-      </w:pPr>
-      <w:rPr>
-        <w:rFonts w:ascii="Symbol" w:hAnsi="Symbol" w:hint="default"/>
-      </w:rPr>
-    </w:lvl>
-    <w:lvl w:ilvl="7" w:tplc="080A0003" w:tentative="1">
-      <w:start w:val="1"/>
-      <w:numFmt w:val="bullet"/>
-      <w:lvlText w:val="o"/>
-      <w:lvlJc w:val="left"/>
-      <w:pPr>
-        <w:ind w:left="6120" w:hanging="360"/>
-      </w:pPr>
-      <w:rPr>
-        <w:rFonts w:ascii="Courier New" w:hAnsi="Courier New" w:cs="Courier New" w:hint="default"/>
-      </w:rPr>
-    </w:lvl>
-    <w:lvl w:ilvl="8" w:tplc="080A0005" w:tentative="1">
-      <w:start w:val="1"/>
-      <w:numFmt w:val="bullet"/>
-      <w:lvlText w:val=""/>
-      <w:lvlJc w:val="left"/>
-      <w:pPr>
-        <w:ind w:left="6840" w:hanging="360"/>
-      </w:pPr>
-      <w:rPr>
-        <w:rFonts w:ascii="Wingdings" w:hAnsi="Wingdings" w:hint="default"/>
-      </w:rPr>
-    </w:lvl>
-  </w:abstractNum>
-  <w:abstractNum w:abstractNumId="74" w15:restartNumberingAfterBreak="0">
+  <w:abstractNum w:abstractNumId="67" w15:restartNumberingAfterBreak="0">
     <w:nsid w:val="689D0E00"/>
     <w:multiLevelType w:val="multilevel"/>
     <w:tmpl w:val="AE5C800A"/>
@@ -29899,7 +29473,7 @@
       </w:pPr>
     </w:lvl>
   </w:abstractNum>
-  <w:abstractNum w:abstractNumId="75" w15:restartNumberingAfterBreak="0">
+  <w:abstractNum w:abstractNumId="68" w15:restartNumberingAfterBreak="0">
     <w:nsid w:val="691C1922"/>
     <w:multiLevelType w:val="multilevel"/>
     <w:tmpl w:val="AFF0FB98"/>
@@ -30048,7 +29622,7 @@
       </w:rPr>
     </w:lvl>
   </w:abstractNum>
-  <w:abstractNum w:abstractNumId="76" w15:restartNumberingAfterBreak="0">
+  <w:abstractNum w:abstractNumId="69" w15:restartNumberingAfterBreak="0">
     <w:nsid w:val="6A2E46C1"/>
     <w:multiLevelType w:val="multilevel"/>
     <w:tmpl w:val="3C92FEA2"/>
@@ -30197,7 +29771,7 @@
       </w:rPr>
     </w:lvl>
   </w:abstractNum>
-  <w:abstractNum w:abstractNumId="77" w15:restartNumberingAfterBreak="0">
+  <w:abstractNum w:abstractNumId="70" w15:restartNumberingAfterBreak="0">
     <w:nsid w:val="6BCF27D0"/>
     <w:multiLevelType w:val="multilevel"/>
     <w:tmpl w:val="0FA80656"/>
@@ -30346,7 +29920,7 @@
       </w:rPr>
     </w:lvl>
   </w:abstractNum>
-  <w:abstractNum w:abstractNumId="78" w15:restartNumberingAfterBreak="0">
+  <w:abstractNum w:abstractNumId="71" w15:restartNumberingAfterBreak="0">
     <w:nsid w:val="6BD81078"/>
     <w:multiLevelType w:val="multilevel"/>
     <w:tmpl w:val="2306F9E8"/>
@@ -30495,7 +30069,7 @@
       </w:rPr>
     </w:lvl>
   </w:abstractNum>
-  <w:abstractNum w:abstractNumId="79" w15:restartNumberingAfterBreak="0">
+  <w:abstractNum w:abstractNumId="72" w15:restartNumberingAfterBreak="0">
     <w:nsid w:val="71117BA8"/>
     <w:multiLevelType w:val="multilevel"/>
     <w:tmpl w:val="7084DE6A"/>
@@ -30644,120 +30218,7 @@
       </w:rPr>
     </w:lvl>
   </w:abstractNum>
-  <w:abstractNum w:abstractNumId="80" w15:restartNumberingAfterBreak="0">
-    <w:nsid w:val="711F7B80"/>
-    <w:multiLevelType w:val="hybridMultilevel"/>
-    <w:tmpl w:val="5EC8795E"/>
-    <w:lvl w:ilvl="0" w:tplc="080A000B">
-      <w:start w:val="1"/>
-      <w:numFmt w:val="bullet"/>
-      <w:lvlText w:val=""/>
-      <w:lvlJc w:val="left"/>
-      <w:pPr>
-        <w:ind w:left="1440" w:hanging="360"/>
-      </w:pPr>
-      <w:rPr>
-        <w:rFonts w:ascii="Wingdings" w:hAnsi="Wingdings" w:hint="default"/>
-      </w:rPr>
-    </w:lvl>
-    <w:lvl w:ilvl="1" w:tplc="080A0003" w:tentative="1">
-      <w:start w:val="1"/>
-      <w:numFmt w:val="bullet"/>
-      <w:lvlText w:val="o"/>
-      <w:lvlJc w:val="left"/>
-      <w:pPr>
-        <w:ind w:left="2160" w:hanging="360"/>
-      </w:pPr>
-      <w:rPr>
-        <w:rFonts w:ascii="Courier New" w:hAnsi="Courier New" w:cs="Courier New" w:hint="default"/>
-      </w:rPr>
-    </w:lvl>
-    <w:lvl w:ilvl="2" w:tplc="080A0005" w:tentative="1">
-      <w:start w:val="1"/>
-      <w:numFmt w:val="bullet"/>
-      <w:lvlText w:val=""/>
-      <w:lvlJc w:val="left"/>
-      <w:pPr>
-        <w:ind w:left="2880" w:hanging="360"/>
-      </w:pPr>
-      <w:rPr>
-        <w:rFonts w:ascii="Wingdings" w:hAnsi="Wingdings" w:hint="default"/>
-      </w:rPr>
-    </w:lvl>
-    <w:lvl w:ilvl="3" w:tplc="080A0001" w:tentative="1">
-      <w:start w:val="1"/>
-      <w:numFmt w:val="bullet"/>
-      <w:lvlText w:val=""/>
-      <w:lvlJc w:val="left"/>
-      <w:pPr>
-        <w:ind w:left="3600" w:hanging="360"/>
-      </w:pPr>
-      <w:rPr>
-        <w:rFonts w:ascii="Symbol" w:hAnsi="Symbol" w:hint="default"/>
-      </w:rPr>
-    </w:lvl>
-    <w:lvl w:ilvl="4" w:tplc="080A0003" w:tentative="1">
-      <w:start w:val="1"/>
-      <w:numFmt w:val="bullet"/>
-      <w:lvlText w:val="o"/>
-      <w:lvlJc w:val="left"/>
-      <w:pPr>
-        <w:ind w:left="4320" w:hanging="360"/>
-      </w:pPr>
-      <w:rPr>
-        <w:rFonts w:ascii="Courier New" w:hAnsi="Courier New" w:cs="Courier New" w:hint="default"/>
-      </w:rPr>
-    </w:lvl>
-    <w:lvl w:ilvl="5" w:tplc="080A0005" w:tentative="1">
-      <w:start w:val="1"/>
-      <w:numFmt w:val="bullet"/>
-      <w:lvlText w:val=""/>
-      <w:lvlJc w:val="left"/>
-      <w:pPr>
-        <w:ind w:left="5040" w:hanging="360"/>
-      </w:pPr>
-      <w:rPr>
-        <w:rFonts w:ascii="Wingdings" w:hAnsi="Wingdings" w:hint="default"/>
-      </w:rPr>
-    </w:lvl>
-    <w:lvl w:ilvl="6" w:tplc="080A0001" w:tentative="1">
-      <w:start w:val="1"/>
-      <w:numFmt w:val="bullet"/>
-      <w:lvlText w:val=""/>
-      <w:lvlJc w:val="left"/>
-      <w:pPr>
-        <w:ind w:left="5760" w:hanging="360"/>
-      </w:pPr>
-      <w:rPr>
-        <w:rFonts w:ascii="Symbol" w:hAnsi="Symbol" w:hint="default"/>
-      </w:rPr>
-    </w:lvl>
-    <w:lvl w:ilvl="7" w:tplc="080A0003" w:tentative="1">
-      <w:start w:val="1"/>
-      <w:numFmt w:val="bullet"/>
-      <w:lvlText w:val="o"/>
-      <w:lvlJc w:val="left"/>
-      <w:pPr>
-        <w:ind w:left="6480" w:hanging="360"/>
-      </w:pPr>
-      <w:rPr>
-        <w:rFonts w:ascii="Courier New" w:hAnsi="Courier New" w:cs="Courier New" w:hint="default"/>
-      </w:rPr>
-    </w:lvl>
-    <w:lvl w:ilvl="8" w:tplc="080A0005" w:tentative="1">
-      <w:start w:val="1"/>
-      <w:numFmt w:val="bullet"/>
-      <w:lvlText w:val=""/>
-      <w:lvlJc w:val="left"/>
-      <w:pPr>
-        <w:ind w:left="7200" w:hanging="360"/>
-      </w:pPr>
-      <w:rPr>
-        <w:rFonts w:ascii="Wingdings" w:hAnsi="Wingdings" w:hint="default"/>
-      </w:rPr>
-    </w:lvl>
-  </w:abstractNum>
-  <w:abstractNum w:abstractNumId="81" w15:restartNumberingAfterBreak="0">
+  <w:abstractNum w:abstractNumId="73" w15:restartNumberingAfterBreak="0">
     <w:nsid w:val="721321B7"/>
     <w:multiLevelType w:val="multilevel"/>
     <w:tmpl w:val="27F2DAF0"/>
@@ -30906,7 +30367,7 @@
       </w:rPr>
     </w:lvl>
   </w:abstractNum>
-  <w:abstractNum w:abstractNumId="82" w15:restartNumberingAfterBreak="0">
+  <w:abstractNum w:abstractNumId="74" w15:restartNumberingAfterBreak="0">
     <w:nsid w:val="733A548F"/>
     <w:multiLevelType w:val="multilevel"/>
     <w:tmpl w:val="882ED9F0"/>
@@ -31055,7 +30516,7 @@
       </w:rPr>
     </w:lvl>
   </w:abstractNum>
-  <w:abstractNum w:abstractNumId="83" w15:restartNumberingAfterBreak="0">
+  <w:abstractNum w:abstractNumId="75" w15:restartNumberingAfterBreak="0">
     <w:nsid w:val="73C763C6"/>
     <w:multiLevelType w:val="multilevel"/>
     <w:tmpl w:val="BFC6C5BC"/>
@@ -31204,7 +30665,7 @@
       </w:rPr>
     </w:lvl>
   </w:abstractNum>
-  <w:abstractNum w:abstractNumId="84" w15:restartNumberingAfterBreak="0">
+  <w:abstractNum w:abstractNumId="76" w15:restartNumberingAfterBreak="0">
     <w:nsid w:val="74D90166"/>
     <w:multiLevelType w:val="multilevel"/>
     <w:tmpl w:val="96107560"/>
@@ -31353,7 +30814,7 @@
       </w:rPr>
     </w:lvl>
   </w:abstractNum>
-  <w:abstractNum w:abstractNumId="85" w15:restartNumberingAfterBreak="0">
+  <w:abstractNum w:abstractNumId="77" w15:restartNumberingAfterBreak="0">
     <w:nsid w:val="75D42189"/>
     <w:multiLevelType w:val="hybridMultilevel"/>
     <w:tmpl w:val="8AA69FE6"/>
@@ -31466,7 +30927,7 @@
       </w:rPr>
     </w:lvl>
   </w:abstractNum>
-  <w:abstractNum w:abstractNumId="86" w15:restartNumberingAfterBreak="0">
+  <w:abstractNum w:abstractNumId="78" w15:restartNumberingAfterBreak="0">
     <w:nsid w:val="7675342D"/>
     <w:multiLevelType w:val="multilevel"/>
     <w:tmpl w:val="C0C84454"/>
@@ -31615,7 +31076,7 @@
       </w:rPr>
     </w:lvl>
   </w:abstractNum>
-  <w:abstractNum w:abstractNumId="87" w15:restartNumberingAfterBreak="0">
+  <w:abstractNum w:abstractNumId="79" w15:restartNumberingAfterBreak="0">
     <w:nsid w:val="77C8124E"/>
     <w:multiLevelType w:val="multilevel"/>
     <w:tmpl w:val="C142979C"/>
@@ -31764,120 +31225,7 @@
       </w:rPr>
     </w:lvl>
   </w:abstractNum>
-  <w:abstractNum w:abstractNumId="88" w15:restartNumberingAfterBreak="0">
-    <w:nsid w:val="794B067B"/>
-    <w:multiLevelType w:val="hybridMultilevel"/>
-    <w:tmpl w:val="8CA2CAF8"/>
-    <w:lvl w:ilvl="0" w:tplc="080A0001">
-      <w:start w:val="1"/>
-      <w:numFmt w:val="bullet"/>
-      <w:lvlText w:val=""/>
-      <w:lvlJc w:val="left"/>
-      <w:pPr>
-        <w:ind w:left="1080" w:hanging="360"/>
-      </w:pPr>
-      <w:rPr>
-        <w:rFonts w:ascii="Symbol" w:hAnsi="Symbol" w:hint="default"/>
-      </w:rPr>
-    </w:lvl>
-    <w:lvl w:ilvl="1" w:tplc="080A0003" w:tentative="1">
-      <w:start w:val="1"/>
-      <w:numFmt w:val="bullet"/>
-      <w:lvlText w:val="o"/>
-      <w:lvlJc w:val="left"/>
-      <w:pPr>
-        <w:ind w:left="1800" w:hanging="360"/>
-      </w:pPr>
-      <w:rPr>
-        <w:rFonts w:ascii="Courier New" w:hAnsi="Courier New" w:cs="Courier New" w:hint="default"/>
-      </w:rPr>
-    </w:lvl>
-    <w:lvl w:ilvl="2" w:tplc="080A0005" w:tentative="1">
-      <w:start w:val="1"/>
-      <w:numFmt w:val="bullet"/>
-      <w:lvlText w:val=""/>
-      <w:lvlJc w:val="left"/>
-      <w:pPr>
-        <w:ind w:left="2520" w:hanging="360"/>
-      </w:pPr>
-      <w:rPr>
-        <w:rFonts w:ascii="Wingdings" w:hAnsi="Wingdings" w:hint="default"/>
-      </w:rPr>
-    </w:lvl>
-    <w:lvl w:ilvl="3" w:tplc="080A0001" w:tentative="1">
-      <w:start w:val="1"/>
-      <w:numFmt w:val="bullet"/>
-      <w:lvlText w:val=""/>
-      <w:lvlJc w:val="left"/>
-      <w:pPr>
-        <w:ind w:left="3240" w:hanging="360"/>
-      </w:pPr>
-      <w:rPr>
-        <w:rFonts w:ascii="Symbol" w:hAnsi="Symbol" w:hint="default"/>
-      </w:rPr>
-    </w:lvl>
-    <w:lvl w:ilvl="4" w:tplc="080A0003" w:tentative="1">
-      <w:start w:val="1"/>
-      <w:numFmt w:val="bullet"/>
-      <w:lvlText w:val="o"/>
-      <w:lvlJc w:val="left"/>
-      <w:pPr>
-        <w:ind w:left="3960" w:hanging="360"/>
-      </w:pPr>
-      <w:rPr>
-        <w:rFonts w:ascii="Courier New" w:hAnsi="Courier New" w:cs="Courier New" w:hint="default"/>
-      </w:rPr>
-    </w:lvl>
-    <w:lvl w:ilvl="5" w:tplc="080A0005" w:tentative="1">
-      <w:start w:val="1"/>
-      <w:numFmt w:val="bullet"/>
-      <w:lvlText w:val=""/>
-      <w:lvlJc w:val="left"/>
-      <w:pPr>
-        <w:ind w:left="4680" w:hanging="360"/>
-      </w:pPr>
-      <w:rPr>
-        <w:rFonts w:ascii="Wingdings" w:hAnsi="Wingdings" w:hint="default"/>
-      </w:rPr>
-    </w:lvl>
-    <w:lvl w:ilvl="6" w:tplc="080A0001" w:tentative="1">
-      <w:start w:val="1"/>
-      <w:numFmt w:val="bullet"/>
-      <w:lvlText w:val=""/>
-      <w:lvlJc w:val="left"/>
-      <w:pPr>
-        <w:ind w:left="5400" w:hanging="360"/>
-      </w:pPr>
-      <w:rPr>
-        <w:rFonts w:ascii="Symbol" w:hAnsi="Symbol" w:hint="default"/>
-      </w:rPr>
-    </w:lvl>
-    <w:lvl w:ilvl="7" w:tplc="080A0003" w:tentative="1">
-      <w:start w:val="1"/>
-      <w:numFmt w:val="bullet"/>
-      <w:lvlText w:val="o"/>
-      <w:lvlJc w:val="left"/>
-      <w:pPr>
-        <w:ind w:left="6120" w:hanging="360"/>
-      </w:pPr>
-      <w:rPr>
-        <w:rFonts w:ascii="Courier New" w:hAnsi="Courier New" w:cs="Courier New" w:hint="default"/>
-      </w:rPr>
-    </w:lvl>
-    <w:lvl w:ilvl="8" w:tplc="080A0005" w:tentative="1">
-      <w:start w:val="1"/>
-      <w:numFmt w:val="bullet"/>
-      <w:lvlText w:val=""/>
-      <w:lvlJc w:val="left"/>
-      <w:pPr>
-        <w:ind w:left="6840" w:hanging="360"/>
-      </w:pPr>
-      <w:rPr>
-        <w:rFonts w:ascii="Wingdings" w:hAnsi="Wingdings" w:hint="default"/>
-      </w:rPr>
-    </w:lvl>
-  </w:abstractNum>
-  <w:abstractNum w:abstractNumId="89" w15:restartNumberingAfterBreak="0">
+  <w:abstractNum w:abstractNumId="80" w15:restartNumberingAfterBreak="0">
     <w:nsid w:val="79BE3893"/>
     <w:multiLevelType w:val="multilevel"/>
     <w:tmpl w:val="22BA8142"/>
@@ -32026,7 +31374,7 @@
       </w:rPr>
     </w:lvl>
   </w:abstractNum>
-  <w:abstractNum w:abstractNumId="90" w15:restartNumberingAfterBreak="0">
+  <w:abstractNum w:abstractNumId="81" w15:restartNumberingAfterBreak="0">
     <w:nsid w:val="7EAE284E"/>
     <w:multiLevelType w:val="multilevel"/>
     <w:tmpl w:val="EDF46BD8"/>
@@ -32176,278 +31524,252 @@
     </w:lvl>
   </w:abstractNum>
   <w:num w:numId="1" w16cid:durableId="1422947966">
+    <w:abstractNumId w:val="5"/>
+  </w:num>
+  <w:num w:numId="2" w16cid:durableId="384572048">
+    <w:abstractNumId w:val="3"/>
+  </w:num>
+  <w:num w:numId="3" w16cid:durableId="1137062734">
+    <w:abstractNumId w:val="2"/>
+  </w:num>
+  <w:num w:numId="4" w16cid:durableId="716514928">
+    <w:abstractNumId w:val="4"/>
+  </w:num>
+  <w:num w:numId="5" w16cid:durableId="1756320697">
+    <w:abstractNumId w:val="1"/>
+  </w:num>
+  <w:num w:numId="6" w16cid:durableId="503663481">
+    <w:abstractNumId w:val="0"/>
+  </w:num>
+  <w:num w:numId="7" w16cid:durableId="781267256">
+    <w:abstractNumId w:val="56"/>
+  </w:num>
+  <w:num w:numId="8" w16cid:durableId="1298224013">
+    <w:abstractNumId w:val="77"/>
+  </w:num>
+  <w:num w:numId="9" w16cid:durableId="653022619">
+    <w:abstractNumId w:val="31"/>
+  </w:num>
+  <w:num w:numId="10" w16cid:durableId="1690645813">
+    <w:abstractNumId w:val="48"/>
+  </w:num>
+  <w:num w:numId="11" w16cid:durableId="1810972877">
+    <w:abstractNumId w:val="50"/>
+  </w:num>
+  <w:num w:numId="12" w16cid:durableId="74328314">
+    <w:abstractNumId w:val="61"/>
+  </w:num>
+  <w:num w:numId="13" w16cid:durableId="1202281179">
+    <w:abstractNumId w:val="36"/>
+  </w:num>
+  <w:num w:numId="14" w16cid:durableId="111022876">
+    <w:abstractNumId w:val="47"/>
+  </w:num>
+  <w:num w:numId="15" w16cid:durableId="1421558675">
+    <w:abstractNumId w:val="57"/>
+  </w:num>
+  <w:num w:numId="16" w16cid:durableId="1370034865">
+    <w:abstractNumId w:val="16"/>
+  </w:num>
+  <w:num w:numId="17" w16cid:durableId="1976830310">
+    <w:abstractNumId w:val="18"/>
+  </w:num>
+  <w:num w:numId="18" w16cid:durableId="1461338685">
+    <w:abstractNumId w:val="35"/>
+  </w:num>
+  <w:num w:numId="19" w16cid:durableId="624770115">
+    <w:abstractNumId w:val="74"/>
+  </w:num>
+  <w:num w:numId="20" w16cid:durableId="1241985372">
+    <w:abstractNumId w:val="12"/>
+  </w:num>
+  <w:num w:numId="21" w16cid:durableId="1004018266">
+    <w:abstractNumId w:val="46"/>
+  </w:num>
+  <w:num w:numId="22" w16cid:durableId="2016960645">
+    <w:abstractNumId w:val="20"/>
+  </w:num>
+  <w:num w:numId="23" w16cid:durableId="1487550387">
+    <w:abstractNumId w:val="13"/>
+  </w:num>
+  <w:num w:numId="24" w16cid:durableId="521359271">
     <w:abstractNumId w:val="8"/>
   </w:num>
-  <w:num w:numId="2" w16cid:durableId="384572048">
+  <w:num w:numId="25" w16cid:durableId="91828993">
     <w:abstractNumId w:val="6"/>
   </w:num>
-  <w:num w:numId="3" w16cid:durableId="1137062734">
-    <w:abstractNumId w:val="5"/>
+  <w:num w:numId="26" w16cid:durableId="1782872669">
+    <w:abstractNumId w:val="66"/>
   </w:num>
-  <w:num w:numId="4" w16cid:durableId="973028898">
-    <w:abstractNumId w:val="4"/>
+  <w:num w:numId="27" w16cid:durableId="151725621">
+    <w:abstractNumId w:val="28"/>
   </w:num>
-  <w:num w:numId="5" w16cid:durableId="716514928">
+  <w:num w:numId="28" w16cid:durableId="1399211775">
+    <w:abstractNumId w:val="81"/>
+  </w:num>
+  <w:num w:numId="29" w16cid:durableId="1413623218">
+    <w:abstractNumId w:val="67"/>
+  </w:num>
+  <w:num w:numId="30" w16cid:durableId="1409692170">
+    <w:abstractNumId w:val="54"/>
+  </w:num>
+  <w:num w:numId="31" w16cid:durableId="1848979681">
+    <w:abstractNumId w:val="71"/>
+  </w:num>
+  <w:num w:numId="32" w16cid:durableId="576521005">
+    <w:abstractNumId w:val="69"/>
+  </w:num>
+  <w:num w:numId="33" w16cid:durableId="977536743">
+    <w:abstractNumId w:val="14"/>
+  </w:num>
+  <w:num w:numId="34" w16cid:durableId="1055279833">
+    <w:abstractNumId w:val="76"/>
+  </w:num>
+  <w:num w:numId="35" w16cid:durableId="1804276106">
+    <w:abstractNumId w:val="40"/>
+  </w:num>
+  <w:num w:numId="36" w16cid:durableId="1576894104">
     <w:abstractNumId w:val="7"/>
   </w:num>
-  <w:num w:numId="6" w16cid:durableId="1756320697">
-    <w:abstractNumId w:val="3"/>
+  <w:num w:numId="37" w16cid:durableId="626205547">
+    <w:abstractNumId w:val="70"/>
   </w:num>
-  <w:num w:numId="7" w16cid:durableId="503663481">
-    <w:abstractNumId w:val="2"/>
+  <w:num w:numId="38" w16cid:durableId="1615166227">
+    <w:abstractNumId w:val="79"/>
   </w:num>
-  <w:num w:numId="8" w16cid:durableId="417404958">
-    <w:abstractNumId w:val="1"/>
+  <w:num w:numId="39" w16cid:durableId="775835385">
+    <w:abstractNumId w:val="52"/>
   </w:num>
-  <w:num w:numId="9" w16cid:durableId="2137672503">
-    <w:abstractNumId w:val="0"/>
+  <w:num w:numId="40" w16cid:durableId="453141124">
+    <w:abstractNumId w:val="64"/>
   </w:num>
-  <w:num w:numId="10" w16cid:durableId="781267256">
+  <w:num w:numId="41" w16cid:durableId="367605556">
+    <w:abstractNumId w:val="25"/>
+  </w:num>
+  <w:num w:numId="42" w16cid:durableId="947079944">
+    <w:abstractNumId w:val="10"/>
+  </w:num>
+  <w:num w:numId="43" w16cid:durableId="1559827636">
+    <w:abstractNumId w:val="33"/>
+  </w:num>
+  <w:num w:numId="44" w16cid:durableId="1704286491">
+    <w:abstractNumId w:val="78"/>
+  </w:num>
+  <w:num w:numId="45" w16cid:durableId="443547668">
+    <w:abstractNumId w:val="29"/>
+  </w:num>
+  <w:num w:numId="46" w16cid:durableId="1778870739">
+    <w:abstractNumId w:val="23"/>
+  </w:num>
+  <w:num w:numId="47" w16cid:durableId="163320111">
+    <w:abstractNumId w:val="17"/>
+  </w:num>
+  <w:num w:numId="48" w16cid:durableId="909925364">
+    <w:abstractNumId w:val="75"/>
+  </w:num>
+  <w:num w:numId="49" w16cid:durableId="1468816379">
+    <w:abstractNumId w:val="73"/>
+  </w:num>
+  <w:num w:numId="50" w16cid:durableId="1216350034">
+    <w:abstractNumId w:val="68"/>
+  </w:num>
+  <w:num w:numId="51" w16cid:durableId="1889566094">
+    <w:abstractNumId w:val="11"/>
+  </w:num>
+  <w:num w:numId="52" w16cid:durableId="1710031385">
+    <w:abstractNumId w:val="15"/>
+  </w:num>
+  <w:num w:numId="53" w16cid:durableId="1497375527">
+    <w:abstractNumId w:val="21"/>
+  </w:num>
+  <w:num w:numId="54" w16cid:durableId="1030640686">
+    <w:abstractNumId w:val="55"/>
+  </w:num>
+  <w:num w:numId="55" w16cid:durableId="136191910">
+    <w:abstractNumId w:val="32"/>
+  </w:num>
+  <w:num w:numId="56" w16cid:durableId="1202354319">
+    <w:abstractNumId w:val="53"/>
+  </w:num>
+  <w:num w:numId="57" w16cid:durableId="636572046">
+    <w:abstractNumId w:val="49"/>
+  </w:num>
+  <w:num w:numId="58" w16cid:durableId="893465493">
+    <w:abstractNumId w:val="80"/>
+  </w:num>
+  <w:num w:numId="59" w16cid:durableId="1474367216">
+    <w:abstractNumId w:val="19"/>
+  </w:num>
+  <w:num w:numId="60" w16cid:durableId="830682226">
+    <w:abstractNumId w:val="45"/>
+  </w:num>
+  <w:num w:numId="61" w16cid:durableId="1799757193">
+    <w:abstractNumId w:val="41"/>
+  </w:num>
+  <w:num w:numId="62" w16cid:durableId="2129816658">
+    <w:abstractNumId w:val="58"/>
+  </w:num>
+  <w:num w:numId="63" w16cid:durableId="2007782786">
+    <w:abstractNumId w:val="59"/>
+  </w:num>
+  <w:num w:numId="64" w16cid:durableId="2136637000">
+    <w:abstractNumId w:val="27"/>
+  </w:num>
+  <w:num w:numId="65" w16cid:durableId="283779394">
+    <w:abstractNumId w:val="72"/>
+  </w:num>
+  <w:num w:numId="66" w16cid:durableId="465437516">
+    <w:abstractNumId w:val="26"/>
+  </w:num>
+  <w:num w:numId="67" w16cid:durableId="226768880">
+    <w:abstractNumId w:val="39"/>
+  </w:num>
+  <w:num w:numId="68" w16cid:durableId="234317407">
+    <w:abstractNumId w:val="43"/>
+  </w:num>
+  <w:num w:numId="69" w16cid:durableId="928121348">
+    <w:abstractNumId w:val="30"/>
+  </w:num>
+  <w:num w:numId="70" w16cid:durableId="1713262359">
+    <w:abstractNumId w:val="9"/>
+  </w:num>
+  <w:num w:numId="71" w16cid:durableId="41827921">
     <w:abstractNumId w:val="60"/>
   </w:num>
-  <w:num w:numId="11" w16cid:durableId="1298224013">
-    <w:abstractNumId w:val="85"/>
+  <w:num w:numId="72" w16cid:durableId="1239755139">
+    <w:abstractNumId w:val="65"/>
   </w:num>
-  <w:num w:numId="12" w16cid:durableId="653022619">
+  <w:num w:numId="73" w16cid:durableId="6295930">
+    <w:abstractNumId w:val="44"/>
+  </w:num>
+  <w:num w:numId="74" w16cid:durableId="492575839">
+    <w:abstractNumId w:val="37"/>
+  </w:num>
+  <w:num w:numId="75" w16cid:durableId="2141915825">
     <w:abstractNumId w:val="34"/>
   </w:num>
-  <w:num w:numId="13" w16cid:durableId="1690645813">
+  <w:num w:numId="76" w16cid:durableId="1074471009">
+    <w:abstractNumId w:val="62"/>
+  </w:num>
+  <w:num w:numId="77" w16cid:durableId="745492775">
+    <w:abstractNumId w:val="63"/>
+  </w:num>
+  <w:num w:numId="78" w16cid:durableId="694311813">
+    <w:abstractNumId w:val="22"/>
+  </w:num>
+  <w:num w:numId="79" w16cid:durableId="319577147">
+    <w:abstractNumId w:val="42"/>
+  </w:num>
+  <w:num w:numId="80" w16cid:durableId="595477826">
+    <w:abstractNumId w:val="24"/>
+  </w:num>
+  <w:num w:numId="81" w16cid:durableId="1914926993">
+    <w:abstractNumId w:val="38"/>
+  </w:num>
+  <w:num w:numId="82" w16cid:durableId="67267577">
     <w:abstractNumId w:val="51"/>
   </w:num>
-  <w:num w:numId="14" w16cid:durableId="1810972877">
-    <w:abstractNumId w:val="54"/>
-  </w:num>
-  <w:num w:numId="15" w16cid:durableId="74328314">
-    <w:abstractNumId w:val="66"/>
-  </w:num>
-  <w:num w:numId="16" w16cid:durableId="1202281179">
-    <w:abstractNumId w:val="39"/>
-  </w:num>
-  <w:num w:numId="17" w16cid:durableId="279922745">
-    <w:abstractNumId w:val="88"/>
-  </w:num>
-  <w:num w:numId="18" w16cid:durableId="1591355003">
-    <w:abstractNumId w:val="52"/>
-  </w:num>
-  <w:num w:numId="19" w16cid:durableId="384840615">
-    <w:abstractNumId w:val="62"/>
-  </w:num>
-  <w:num w:numId="20" w16cid:durableId="1152522415">
-    <w:abstractNumId w:val="80"/>
-  </w:num>
-  <w:num w:numId="21" w16cid:durableId="1942301485">
-    <w:abstractNumId w:val="73"/>
-  </w:num>
-  <w:num w:numId="22" w16cid:durableId="111022876">
-    <w:abstractNumId w:val="50"/>
-  </w:num>
-  <w:num w:numId="23" w16cid:durableId="1421558675">
-    <w:abstractNumId w:val="61"/>
-  </w:num>
-  <w:num w:numId="24" w16cid:durableId="403571387">
-    <w:abstractNumId w:val="70"/>
-  </w:num>
-  <w:num w:numId="25" w16cid:durableId="1370034865">
-    <w:abstractNumId w:val="19"/>
-  </w:num>
-  <w:num w:numId="26" w16cid:durableId="1976830310">
-    <w:abstractNumId w:val="21"/>
-  </w:num>
-  <w:num w:numId="27" w16cid:durableId="1461338685">
-    <w:abstractNumId w:val="38"/>
-  </w:num>
-  <w:num w:numId="28" w16cid:durableId="624770115">
-    <w:abstractNumId w:val="82"/>
-  </w:num>
-  <w:num w:numId="29" w16cid:durableId="1241985372">
-    <w:abstractNumId w:val="15"/>
-  </w:num>
-  <w:num w:numId="30" w16cid:durableId="1004018266">
-    <w:abstractNumId w:val="49"/>
-  </w:num>
-  <w:num w:numId="31" w16cid:durableId="2016960645">
-    <w:abstractNumId w:val="23"/>
-  </w:num>
-  <w:num w:numId="32" w16cid:durableId="1487550387">
-    <w:abstractNumId w:val="16"/>
-  </w:num>
-  <w:num w:numId="33" w16cid:durableId="521359271">
-    <w:abstractNumId w:val="11"/>
-  </w:num>
-  <w:num w:numId="34" w16cid:durableId="91828993">
-    <w:abstractNumId w:val="9"/>
-  </w:num>
-  <w:num w:numId="35" w16cid:durableId="1782872669">
-    <w:abstractNumId w:val="72"/>
-  </w:num>
-  <w:num w:numId="36" w16cid:durableId="151725621">
-    <w:abstractNumId w:val="31"/>
-  </w:num>
-  <w:num w:numId="37" w16cid:durableId="1399211775">
-    <w:abstractNumId w:val="90"/>
-  </w:num>
-  <w:num w:numId="38" w16cid:durableId="1413623218">
-    <w:abstractNumId w:val="74"/>
-  </w:num>
-  <w:num w:numId="39" w16cid:durableId="1409692170">
-    <w:abstractNumId w:val="58"/>
-  </w:num>
-  <w:num w:numId="40" w16cid:durableId="1848979681">
-    <w:abstractNumId w:val="78"/>
-  </w:num>
-  <w:num w:numId="41" w16cid:durableId="576521005">
-    <w:abstractNumId w:val="76"/>
-  </w:num>
-  <w:num w:numId="42" w16cid:durableId="977536743">
-    <w:abstractNumId w:val="17"/>
-  </w:num>
-  <w:num w:numId="43" w16cid:durableId="1055279833">
-    <w:abstractNumId w:val="84"/>
-  </w:num>
-  <w:num w:numId="44" w16cid:durableId="1804276106">
-    <w:abstractNumId w:val="43"/>
-  </w:num>
-  <w:num w:numId="45" w16cid:durableId="1576894104">
-    <w:abstractNumId w:val="10"/>
-  </w:num>
-  <w:num w:numId="46" w16cid:durableId="626205547">
-    <w:abstractNumId w:val="77"/>
-  </w:num>
-  <w:num w:numId="47" w16cid:durableId="1615166227">
-    <w:abstractNumId w:val="87"/>
-  </w:num>
-  <w:num w:numId="48" w16cid:durableId="775835385">
-    <w:abstractNumId w:val="56"/>
-  </w:num>
-  <w:num w:numId="49" w16cid:durableId="453141124">
-    <w:abstractNumId w:val="69"/>
-  </w:num>
-  <w:num w:numId="50" w16cid:durableId="367605556">
-    <w:abstractNumId w:val="28"/>
-  </w:num>
-  <w:num w:numId="51" w16cid:durableId="947079944">
-    <w:abstractNumId w:val="13"/>
-  </w:num>
-  <w:num w:numId="52" w16cid:durableId="1559827636">
-    <w:abstractNumId w:val="36"/>
-  </w:num>
-  <w:num w:numId="53" w16cid:durableId="1704286491">
-    <w:abstractNumId w:val="86"/>
-  </w:num>
-  <w:num w:numId="54" w16cid:durableId="443547668">
-    <w:abstractNumId w:val="32"/>
-  </w:num>
-  <w:num w:numId="55" w16cid:durableId="1778870739">
-    <w:abstractNumId w:val="26"/>
-  </w:num>
-  <w:num w:numId="56" w16cid:durableId="163320111">
-    <w:abstractNumId w:val="20"/>
-  </w:num>
-  <w:num w:numId="57" w16cid:durableId="909925364">
-    <w:abstractNumId w:val="83"/>
-  </w:num>
-  <w:num w:numId="58" w16cid:durableId="1468816379">
-    <w:abstractNumId w:val="81"/>
-  </w:num>
-  <w:num w:numId="59" w16cid:durableId="1216350034">
-    <w:abstractNumId w:val="75"/>
-  </w:num>
-  <w:num w:numId="60" w16cid:durableId="1889566094">
-    <w:abstractNumId w:val="14"/>
-  </w:num>
-  <w:num w:numId="61" w16cid:durableId="1710031385">
-    <w:abstractNumId w:val="18"/>
-  </w:num>
-  <w:num w:numId="62" w16cid:durableId="1497375527">
-    <w:abstractNumId w:val="24"/>
-  </w:num>
-  <w:num w:numId="63" w16cid:durableId="1030640686">
-    <w:abstractNumId w:val="59"/>
-  </w:num>
-  <w:num w:numId="64" w16cid:durableId="136191910">
-    <w:abstractNumId w:val="35"/>
-  </w:num>
-  <w:num w:numId="65" w16cid:durableId="1202354319">
-    <w:abstractNumId w:val="57"/>
-  </w:num>
-  <w:num w:numId="66" w16cid:durableId="636572046">
-    <w:abstractNumId w:val="53"/>
-  </w:num>
-  <w:num w:numId="67" w16cid:durableId="893465493">
-    <w:abstractNumId w:val="89"/>
-  </w:num>
-  <w:num w:numId="68" w16cid:durableId="1474367216">
-    <w:abstractNumId w:val="22"/>
-  </w:num>
-  <w:num w:numId="69" w16cid:durableId="830682226">
-    <w:abstractNumId w:val="48"/>
-  </w:num>
-  <w:num w:numId="70" w16cid:durableId="1799757193">
-    <w:abstractNumId w:val="44"/>
-  </w:num>
-  <w:num w:numId="71" w16cid:durableId="2129816658">
-    <w:abstractNumId w:val="63"/>
-  </w:num>
-  <w:num w:numId="72" w16cid:durableId="2007782786">
-    <w:abstractNumId w:val="64"/>
-  </w:num>
-  <w:num w:numId="73" w16cid:durableId="2136637000">
-    <w:abstractNumId w:val="30"/>
-  </w:num>
-  <w:num w:numId="74" w16cid:durableId="283779394">
-    <w:abstractNumId w:val="79"/>
-  </w:num>
-  <w:num w:numId="75" w16cid:durableId="465437516">
-    <w:abstractNumId w:val="29"/>
-  </w:num>
-  <w:num w:numId="76" w16cid:durableId="226768880">
-    <w:abstractNumId w:val="42"/>
-  </w:num>
-  <w:num w:numId="77" w16cid:durableId="234317407">
-    <w:abstractNumId w:val="46"/>
-  </w:num>
-  <w:num w:numId="78" w16cid:durableId="928121348">
-    <w:abstractNumId w:val="33"/>
-  </w:num>
-  <w:num w:numId="79" w16cid:durableId="1713262359">
-    <w:abstractNumId w:val="12"/>
-  </w:num>
-  <w:num w:numId="80" w16cid:durableId="41827921">
-    <w:abstractNumId w:val="65"/>
-  </w:num>
-  <w:num w:numId="81" w16cid:durableId="1239755139">
-    <w:abstractNumId w:val="71"/>
-  </w:num>
-  <w:num w:numId="82" w16cid:durableId="6295930">
-    <w:abstractNumId w:val="47"/>
-  </w:num>
-  <w:num w:numId="83" w16cid:durableId="492575839">
-    <w:abstractNumId w:val="40"/>
-  </w:num>
-  <w:num w:numId="84" w16cid:durableId="2141915825">
-    <w:abstractNumId w:val="37"/>
-  </w:num>
-  <w:num w:numId="85" w16cid:durableId="1074471009">
-    <w:abstractNumId w:val="67"/>
-  </w:num>
-  <w:num w:numId="86" w16cid:durableId="745492775">
-    <w:abstractNumId w:val="68"/>
-  </w:num>
-  <w:num w:numId="87" w16cid:durableId="694311813">
-    <w:abstractNumId w:val="25"/>
-  </w:num>
-  <w:num w:numId="88" w16cid:durableId="319577147">
-    <w:abstractNumId w:val="45"/>
-  </w:num>
-  <w:num w:numId="89" w16cid:durableId="595477826">
-    <w:abstractNumId w:val="27"/>
-  </w:num>
-  <w:num w:numId="90" w16cid:durableId="1914926993">
-    <w:abstractNumId w:val="41"/>
-  </w:num>
-  <w:num w:numId="91" w16cid:durableId="67267577">
-    <w:abstractNumId w:val="55"/>
-  </w:num>
+  <w:numIdMacAtCleanup w:val="82"/>
 </w:numbering>
 </file>
 
@@ -33407,7 +32729,7 @@
     <w:rsid w:val="00326F90"/>
     <w:pPr>
       <w:numPr>
-        <w:numId w:val="5"/>
+        <w:numId w:val="4"/>
       </w:numPr>
       <w:contextualSpacing/>
     </w:pPr>
@@ -33420,7 +32742,7 @@
     <w:rsid w:val="0029639D"/>
     <w:pPr>
       <w:numPr>
-        <w:numId w:val="6"/>
+        <w:numId w:val="5"/>
       </w:numPr>
       <w:contextualSpacing/>
     </w:pPr>
@@ -33433,7 +32755,7 @@
     <w:rsid w:val="0029639D"/>
     <w:pPr>
       <w:numPr>
-        <w:numId w:val="7"/>
+        <w:numId w:val="6"/>
       </w:numPr>
       <w:contextualSpacing/>
     </w:pPr>

--- a/docs/reference/documentos_funcionales/App_Cotizacion_Solar_v2.docx
+++ b/docs/reference/documentos_funcionales/App_Cotizacion_Solar_v2.docx
@@ -528,19 +528,11 @@
       </w:r>
       <w:proofErr w:type="spellStart"/>
       <w:r>
-        <w:t>Numero_</w:t>
-      </w:r>
-      <w:proofErr w:type="gramStart"/>
-      <w:r>
-        <w:t>paneles</w:t>
-      </w:r>
-      <w:proofErr w:type="spellEnd"/>
-      <w:r>
-        <w:t>(</w:t>
-      </w:r>
-      <w:proofErr w:type="gramEnd"/>
-      <w:r>
-        <w:t xml:space="preserve">Pantalla5:paneles_screen) </w:t>
+        <w:t>Numero_paneles</w:t>
+      </w:r>
+      <w:proofErr w:type="spellEnd"/>
+      <w:r>
+        <w:t xml:space="preserve">(Pantalla5:paneles_screen) </w:t>
       </w:r>
     </w:p>
     <w:p>
@@ -587,19 +579,11 @@
       </w:r>
       <w:proofErr w:type="spellStart"/>
       <w:r>
-        <w:t>estructura_</w:t>
-      </w:r>
-      <w:proofErr w:type="gramStart"/>
-      <w:r>
-        <w:t>screen</w:t>
-      </w:r>
-      <w:proofErr w:type="spellEnd"/>
-      <w:r>
-        <w:t>(</w:t>
-      </w:r>
-      <w:proofErr w:type="gramEnd"/>
-      <w:r>
-        <w:t>Pantalla7:estructura_screen)</w:t>
+        <w:t>estructura_screen</w:t>
+      </w:r>
+      <w:proofErr w:type="spellEnd"/>
+      <w:r>
+        <w:t>(Pantalla7:estructura_screen)</w:t>
       </w:r>
     </w:p>
     <w:p>
@@ -1991,15 +1975,7 @@
         <w:t>Si la distancia del inversor al centro de carga es menor a 17 metros</w:t>
       </w:r>
       <w:r>
-        <w:t xml:space="preserve"> se </w:t>
-      </w:r>
-      <w:proofErr w:type="gramStart"/>
-      <w:r>
-        <w:t>usara</w:t>
-      </w:r>
-      <w:proofErr w:type="gramEnd"/>
-      <w:r>
-        <w:t xml:space="preserve"> el mismo calibre que ya se venía usando</w:t>
+        <w:t xml:space="preserve"> se usara el mismo calibre que ya se venía usando</w:t>
       </w:r>
     </w:p>
     <w:p>
@@ -2605,15 +2581,7 @@
         </w:numPr>
       </w:pPr>
       <w:r>
-        <w:t xml:space="preserve">Para el cálculo del numero de filas de patas por estructura será con el siguiente criterio: si el numero de filas de paneles es de 1 – 3, será: No. De filas de patas = (numero de filas de paneles) +1, para filas de paneles mayores a 3 se </w:t>
-      </w:r>
-      <w:proofErr w:type="gramStart"/>
-      <w:r>
-        <w:t>usara</w:t>
-      </w:r>
-      <w:proofErr w:type="gramEnd"/>
-      <w:r>
-        <w:t xml:space="preserve"> el criterio de No de filas de patas = (Numero de filas de paneles) + 2 </w:t>
+        <w:t xml:space="preserve">Para el cálculo del numero de filas de patas por estructura será con el siguiente criterio: si el numero de filas de paneles es de 1 – 3, será: No. De filas de patas = (numero de filas de paneles) +1, para filas de paneles mayores a 3 se usara el criterio de No de filas de patas = (Numero de filas de paneles) + 2 </w:t>
       </w:r>
     </w:p>
     <w:p>
@@ -2756,7 +2724,7 @@
           </mc:Choice>
           <mc:Fallback>
             <w:pict>
-              <v:rect w14:anchorId="45B810E3" id="Rectángulo 2" o:spid="_x0000_s1026" style="position:absolute;margin-left:184.2pt;margin-top:7.1pt;width:61.8pt;height:91.8pt;z-index:251654144;visibility:visible;mso-wrap-style:square;mso-wrap-distance-left:9pt;mso-wrap-distance-top:0;mso-wrap-distance-right:9pt;mso-wrap-distance-bottom:0;mso-position-horizontal:absolute;mso-position-horizontal-relative:text;mso-position-vertical:absolute;mso-position-vertical-relative:text;v-text-anchor:middle" o:gfxdata="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" fillcolor="white [3201]" strokecolor="black [3200]" strokeweight="2pt"/>
+              <v:rect w14:anchorId="3789FB85" id="Rectángulo 2" o:spid="_x0000_s1026" style="position:absolute;margin-left:184.2pt;margin-top:7.1pt;width:61.8pt;height:91.8pt;z-index:251654144;visibility:visible;mso-wrap-style:square;mso-wrap-distance-left:9pt;mso-wrap-distance-top:0;mso-wrap-distance-right:9pt;mso-wrap-distance-bottom:0;mso-position-horizontal:absolute;mso-position-horizontal-relative:text;mso-position-vertical:absolute;mso-position-vertical-relative:text;v-text-anchor:middle" o:gfxdata="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" fillcolor="white [3201]" strokecolor="black [3200]" strokeweight="2pt"/>
             </w:pict>
           </mc:Fallback>
         </mc:AlternateContent>
@@ -3155,7 +3123,27 @@
         </w:numPr>
       </w:pPr>
       <w:r>
-        <w:t>Para calcular la distancia entre las patas de cada fila será el valor de la medida horizontal entre el número de paneles -1:</w:t>
+        <w:t xml:space="preserve">Para calcular la distancia entre las patas de cada fila será el valor de la medida horizontal </w:t>
+      </w:r>
+      <w:r>
+        <w:t xml:space="preserve">total menos 1 </w:t>
+      </w:r>
+      <w:proofErr w:type="spellStart"/>
+      <w:r>
+        <w:t>mts</w:t>
+      </w:r>
+      <w:proofErr w:type="spellEnd"/>
+      <w:r>
+        <w:t xml:space="preserve"> </w:t>
+      </w:r>
+      <w:r>
+        <w:t xml:space="preserve">entre </w:t>
+      </w:r>
+      <w:r>
+        <w:t>el número de paneles menos 2</w:t>
+      </w:r>
+      <w:r>
+        <w:t>:</w:t>
       </w:r>
     </w:p>
     <w:p>
@@ -3181,7 +3169,19 @@
                 <w:rPr>
                   <w:rFonts w:ascii="Cambria Math" w:hAnsi="Cambria Math"/>
                 </w:rPr>
+                <m:t>[(</m:t>
+              </m:r>
+              <m:r>
+                <w:rPr>
+                  <w:rFonts w:ascii="Cambria Math" w:hAnsi="Cambria Math"/>
+                </w:rPr>
                 <m:t>Valor_horizontal</m:t>
+              </m:r>
+              <m:r>
+                <w:rPr>
+                  <w:rFonts w:ascii="Cambria Math" w:hAnsi="Cambria Math"/>
+                </w:rPr>
+                <m:t>_total)-1]</m:t>
               </m:r>
             </m:num>
             <m:den>
@@ -3207,7 +3207,13 @@
                 <w:rPr>
                   <w:rFonts w:ascii="Cambria Math" w:hAnsi="Cambria Math"/>
                 </w:rPr>
-                <m:t>-1</m:t>
+                <m:t>-</m:t>
+              </m:r>
+              <m:r>
+                <w:rPr>
+                  <w:rFonts w:ascii="Cambria Math" w:hAnsi="Cambria Math"/>
+                </w:rPr>
+                <m:t>2</m:t>
               </m:r>
             </m:den>
           </m:f>
@@ -3425,7 +3431,19 @@
       </w:r>
       <w:r>
         <w:lastRenderedPageBreak/>
-        <w:t>mayor, hay solo 2 opciones tramos comerciales de 4.8 metros y 6 metros, se pueden combinar para ajustar la cantidad necesaria siempre tratando de que haya la menor cantidad de desperdicio de material</w:t>
+        <w:t>mayor, hay solo 2 opciones tramos comerciales de 4.</w:t>
+      </w:r>
+      <w:r>
+        <w:t>9</w:t>
+      </w:r>
+      <w:r>
+        <w:t xml:space="preserve"> metros y 6</w:t>
+      </w:r>
+      <w:r>
+        <w:t>.1</w:t>
+      </w:r>
+      <w:r>
+        <w:t xml:space="preserve"> metros, se pueden combinar para ajustar la cantidad necesaria siempre tratando de que haya la menor cantidad de desperdicio de material</w:t>
       </w:r>
     </w:p>
     <w:p/>
@@ -3437,13 +3455,8 @@
           <w:numId w:val="16"/>
         </w:numPr>
       </w:pPr>
-      <w:proofErr w:type="spellStart"/>
-      <w:r>
-        <w:t>Calculo</w:t>
-      </w:r>
-      <w:proofErr w:type="spellEnd"/>
-      <w:r>
-        <w:t xml:space="preserve"> de </w:t>
+      <w:r>
+        <w:t xml:space="preserve">Calculo de </w:t>
       </w:r>
       <w:proofErr w:type="spellStart"/>
       <w:r>
@@ -3849,28 +3862,14 @@
         <w:rPr>
           <w:lang w:val="es-MX"/>
         </w:rPr>
-        <w:t>estructura_</w:t>
-      </w:r>
-      <w:proofErr w:type="gramStart"/>
-      <w:r>
-        <w:rPr>
-          <w:lang w:val="es-MX"/>
-        </w:rPr>
-        <w:t>screen</w:t>
-      </w:r>
-      <w:proofErr w:type="spellEnd"/>
-      <w:r>
-        <w:rPr>
-          <w:lang w:val="es-MX"/>
-        </w:rPr>
-        <w:t>(</w:t>
-      </w:r>
-      <w:proofErr w:type="gramEnd"/>
-      <w:r>
-        <w:rPr>
-          <w:lang w:val="es-MX"/>
-        </w:rPr>
-        <w:t>Pantalla7:estructura_screen)</w:t>
+        <w:t>estructura_screen</w:t>
+      </w:r>
+      <w:proofErr w:type="spellEnd"/>
+      <w:r>
+        <w:rPr>
+          <w:lang w:val="es-MX"/>
+        </w:rPr>
+        <w:t>(Pantalla7:estructura_screen)</w:t>
       </w:r>
       <w:r>
         <w:rPr>
@@ -4225,21 +4224,7 @@
         <w:rPr>
           <w:lang w:val="es-MX"/>
         </w:rPr>
-        <w:t xml:space="preserve"> Android </w:t>
-      </w:r>
-      <w:proofErr w:type="gramStart"/>
-      <w:r>
-        <w:rPr>
-          <w:lang w:val="es-MX"/>
-        </w:rPr>
-        <w:t>e</w:t>
-      </w:r>
-      <w:proofErr w:type="gramEnd"/>
-      <w:r>
-        <w:rPr>
-          <w:lang w:val="es-MX"/>
-        </w:rPr>
-        <w:t xml:space="preserve"> iOS</w:t>
+        <w:t xml:space="preserve"> Android e iOS</w:t>
       </w:r>
       <w:r>
         <w:rPr>
@@ -4394,21 +4379,7 @@
         <w:rPr>
           <w:lang w:val="es-MX"/>
         </w:rPr>
-        <w:t xml:space="preserve">Desarrollar una aplicación móvil multiplataforma para Android </w:t>
-      </w:r>
-      <w:proofErr w:type="gramStart"/>
-      <w:r>
-        <w:rPr>
-          <w:lang w:val="es-MX"/>
-        </w:rPr>
-        <w:t>e</w:t>
-      </w:r>
-      <w:proofErr w:type="gramEnd"/>
-      <w:r>
-        <w:rPr>
-          <w:lang w:val="es-MX"/>
-        </w:rPr>
-        <w:t xml:space="preserve"> iOS que permita a MacBec Soluciones en Energía gestionar clientes, proyectos fotovoltaicos, análisis de recibos CFE, cálculos técnicos, cotizaciones, propuestas, contratos, pre-facturación, firmas y expedientes de forma ordenada, rápida y trazable.</w:t>
+        <w:t>Desarrollar una aplicación móvil multiplataforma para Android e iOS que permita a MacBec Soluciones en Energía gestionar clientes, proyectos fotovoltaicos, análisis de recibos CFE, cálculos técnicos, cotizaciones, propuestas, contratos, pre-facturación, firmas y expedientes de forma ordenada, rápida y trazable.</w:t>
       </w:r>
     </w:p>
     <w:p>
@@ -11489,19 +11460,11 @@
           <w:lang w:val="es-MX"/>
         </w:rPr>
       </w:pPr>
-      <w:proofErr w:type="gramStart"/>
-      <w:r>
-        <w:rPr>
-          <w:lang w:val="es-MX"/>
-        </w:rPr>
-        <w:t>Total</w:t>
-      </w:r>
-      <w:proofErr w:type="gramEnd"/>
-      <w:r>
-        <w:rPr>
-          <w:lang w:val="es-MX"/>
-        </w:rPr>
-        <w:t xml:space="preserve"> a pagar como referencia.</w:t>
+      <w:r>
+        <w:rPr>
+          <w:lang w:val="es-MX"/>
+        </w:rPr>
+        <w:t>Total a pagar como referencia.</w:t>
       </w:r>
     </w:p>
     <w:p>
